--- a/docs/Assets/Copilot_MultiDept_Industry_Lab_Workbook.docx
+++ b/docs/Assets/Copilot_MultiDept_Industry_Lab_Workbook.docx
@@ -8,12 +8,63 @@
       </w:pPr>
       <w:r>
         <w:rPr>
-          <w:b/>
+          <w:b w:val="1"/>
+          <w:bCs w:val="1"/>
           <w:i w:val="0"/>
+          <w:iCs w:val="0"/>
           <w:color w:val="697884"/>
           <w:sz w:val="18"/>
+          <w:szCs w:val="18"/>
         </w:rPr>
-        <w:t>CONTOSO GROUP  |  MULTI-DEPARTMENT &amp; MULTI-INDUSTRY  |  MOCK DATA ONLY</w:t>
+        <w:t xml:space="preserve">CONTOSO </w:t>
+      </w:r>
+      <w:r>
+        <w:rPr>
+          <w:b w:val="1"/>
+          <w:bCs w:val="1"/>
+          <w:i w:val="0"/>
+          <w:iCs w:val="0"/>
+          <w:color w:val="697884"/>
+          <w:sz w:val="18"/>
+          <w:szCs w:val="18"/>
+        </w:rPr>
+        <w:t>GROUP  |</w:t>
+      </w:r>
+      <w:r>
+        <w:rPr>
+          <w:b w:val="1"/>
+          <w:bCs w:val="1"/>
+          <w:i w:val="0"/>
+          <w:iCs w:val="0"/>
+          <w:color w:val="697884"/>
+          <w:sz w:val="18"/>
+          <w:szCs w:val="18"/>
+        </w:rPr>
+        <w:t xml:space="preserve">  MULTI-DEPARTMENT &amp; MULTI-</w:t>
+      </w:r>
+      <w:r>
+        <w:rPr>
+          <w:b w:val="1"/>
+          <w:bCs w:val="1"/>
+          <w:i w:val="0"/>
+          <w:iCs w:val="0"/>
+          <w:color w:val="697884"/>
+          <w:sz w:val="18"/>
+          <w:szCs w:val="18"/>
+        </w:rPr>
+        <w:t>INDUSTRY  |</w:t>
+      </w:r>
+      <w:r>
+        <w:rPr>
+          <w:b w:val="1"/>
+          <w:bCs w:val="1"/>
+          <w:i w:val="0"/>
+          <w:iCs w:val="0"/>
+          <w:color w:val="697884"/>
+          <w:sz w:val="18"/>
+          <w:szCs w:val="18"/>
+        </w:rPr>
+        <w:t xml:space="preserve">  MOCK DATA ONLY</w:t>
       </w:r>
     </w:p>
     <w:p xmlns:wp14="http://schemas.microsoft.com/office/word/2010/wordml" wp14:textId="77777777">
@@ -347,9 +398,12 @@
       <w:pPr>
         <w:pStyle w:val="Heading1"/>
       </w:pPr>
-      <w:r>
+      <w:bookmarkStart w:name="_Toc961163846" w:id="1152427847"/>
+      <w:r>
+        <w:rPr/>
         <w:t>Table of Contents</w:t>
       </w:r>
+      <w:bookmarkEnd w:id="1152427847"/>
     </w:p>
     <w:tbl>
       <w:tblPr>
@@ -391,47 +445,3149 @@
         <w:spacing w:after="40"/>
       </w:pPr>
     </w:p>
+    <w:p xmlns:wp14="http://schemas.microsoft.com/office/word/2010/wordml" wp14:textId="5FFB8E75">
+      <w:pPr>
+        <w:pStyle w:val="TOC1"/>
+        <w:tabs>
+          <w:tab w:val="right" w:leader="dot" w:pos="8640"/>
+        </w:tabs>
+      </w:pPr>
+      <w:r>
+        <w:fldChar w:fldCharType="begin"/>
+      </w:r>
+      <w:r>
+        <w:instrText xml:space="preserve">TOC \o "1-2" \z \u \h</w:instrText>
+      </w:r>
+      <w:r>
+        <w:fldChar w:fldCharType="separate"/>
+      </w:r>
+      <w:r>
+        <w:fldChar w:fldCharType="begin"/>
+      </w:r>
+      <w:r>
+        <w:instrText xml:space="preserve">HYPERLINK  \l  "_Toc961163846" </w:instrText>
+      </w:r>
+      <w:r>
+        <w:fldChar w:fldCharType="separate"/>
+      </w:r>
+      <w:r>
+        <w:rPr/>
+        <w:t>Table of Contents</w:t>
+      </w:r>
+      <w:r>
+        <w:tab/>
+      </w:r>
+      <w:r>
+        <w:fldChar w:fldCharType="begin"/>
+      </w:r>
+      <w:r>
+        <w:instrText xml:space="preserve">PAGEREF _Toc961163846 \h</w:instrText>
+      </w:r>
+      <w:r>
+        <w:fldChar w:fldCharType="separate"/>
+      </w:r>
+      <w:r>
+        <w:rPr/>
+        <w:t>1</w:t>
+      </w:r>
+      <w:r>
+        <w:fldChar w:fldCharType="end"/>
+      </w:r>
+      <w:r>
+        <w:fldChar w:fldCharType="end"/>
+      </w:r>
+    </w:p>
+    <w:p>
+      <w:pPr>
+        <w:pStyle w:val="TOC1"/>
+        <w:tabs>
+          <w:tab w:val="right" w:leader="dot" w:pos="8640"/>
+        </w:tabs>
+      </w:pPr>
+      <w:r>
+        <w:fldChar w:fldCharType="begin"/>
+      </w:r>
+      <w:r>
+        <w:instrText xml:space="preserve">HYPERLINK  \l  "_Toc1749475672" </w:instrText>
+      </w:r>
+      <w:r>
+        <w:fldChar w:fldCharType="separate"/>
+      </w:r>
+      <w:r>
+        <w:rPr/>
+        <w:t>How to use this workbook</w:t>
+      </w:r>
+      <w:r>
+        <w:tab/>
+      </w:r>
+      <w:r>
+        <w:fldChar w:fldCharType="begin"/>
+      </w:r>
+      <w:r>
+        <w:instrText xml:space="preserve">PAGEREF _Toc1749475672 \h</w:instrText>
+      </w:r>
+      <w:r>
+        <w:fldChar w:fldCharType="separate"/>
+      </w:r>
+      <w:r>
+        <w:rPr/>
+        <w:t>2</w:t>
+      </w:r>
+      <w:r>
+        <w:fldChar w:fldCharType="end"/>
+      </w:r>
+      <w:r>
+        <w:fldChar w:fldCharType="end"/>
+      </w:r>
+    </w:p>
+    <w:p>
+      <w:pPr>
+        <w:pStyle w:val="TOC2"/>
+        <w:tabs>
+          <w:tab w:val="right" w:leader="dot" w:pos="8640"/>
+        </w:tabs>
+      </w:pPr>
+      <w:r>
+        <w:fldChar w:fldCharType="begin"/>
+      </w:r>
+      <w:r>
+        <w:instrText xml:space="preserve">HYPERLINK  \l  "_Toc1013109864" </w:instrText>
+      </w:r>
+      <w:r>
+        <w:fldChar w:fldCharType="separate"/>
+      </w:r>
+      <w:r>
+        <w:rPr/>
+        <w:t>The Contoso Group scenario</w:t>
+      </w:r>
+      <w:r>
+        <w:tab/>
+      </w:r>
+      <w:r>
+        <w:fldChar w:fldCharType="begin"/>
+      </w:r>
+      <w:r>
+        <w:instrText xml:space="preserve">PAGEREF _Toc1013109864 \h</w:instrText>
+      </w:r>
+      <w:r>
+        <w:fldChar w:fldCharType="separate"/>
+      </w:r>
+      <w:r>
+        <w:rPr/>
+        <w:t>4</w:t>
+      </w:r>
+      <w:r>
+        <w:fldChar w:fldCharType="end"/>
+      </w:r>
+      <w:r>
+        <w:fldChar w:fldCharType="end"/>
+      </w:r>
+    </w:p>
+    <w:p>
+      <w:pPr>
+        <w:pStyle w:val="TOC2"/>
+        <w:tabs>
+          <w:tab w:val="right" w:leader="dot" w:pos="8640"/>
+        </w:tabs>
+      </w:pPr>
+      <w:r>
+        <w:fldChar w:fldCharType="begin"/>
+      </w:r>
+      <w:r>
+        <w:instrText xml:space="preserve">HYPERLINK  \l  "_Toc1548290295" </w:instrText>
+      </w:r>
+      <w:r>
+        <w:fldChar w:fldCharType="separate"/>
+      </w:r>
+      <w:r>
+        <w:rPr/>
+        <w:t>Departments covered</w:t>
+      </w:r>
+      <w:r>
+        <w:tab/>
+      </w:r>
+      <w:r>
+        <w:fldChar w:fldCharType="begin"/>
+      </w:r>
+      <w:r>
+        <w:instrText xml:space="preserve">PAGEREF _Toc1548290295 \h</w:instrText>
+      </w:r>
+      <w:r>
+        <w:fldChar w:fldCharType="separate"/>
+      </w:r>
+      <w:r>
+        <w:rPr/>
+        <w:t>4</w:t>
+      </w:r>
+      <w:r>
+        <w:fldChar w:fldCharType="end"/>
+      </w:r>
+      <w:r>
+        <w:fldChar w:fldCharType="end"/>
+      </w:r>
+    </w:p>
+    <w:p>
+      <w:pPr>
+        <w:pStyle w:val="TOC2"/>
+        <w:tabs>
+          <w:tab w:val="right" w:leader="dot" w:pos="8640"/>
+        </w:tabs>
+      </w:pPr>
+      <w:r>
+        <w:fldChar w:fldCharType="begin"/>
+      </w:r>
+      <w:r>
+        <w:instrText xml:space="preserve">HYPERLINK  \l  "_Toc519027574" </w:instrText>
+      </w:r>
+      <w:r>
+        <w:fldChar w:fldCharType="separate"/>
+      </w:r>
+      <w:r>
+        <w:rPr/>
+        <w:t>Recommended learning path</w:t>
+      </w:r>
+      <w:r>
+        <w:tab/>
+      </w:r>
+      <w:r>
+        <w:fldChar w:fldCharType="begin"/>
+      </w:r>
+      <w:r>
+        <w:instrText xml:space="preserve">PAGEREF _Toc519027574 \h</w:instrText>
+      </w:r>
+      <w:r>
+        <w:fldChar w:fldCharType="separate"/>
+      </w:r>
+      <w:r>
+        <w:rPr/>
+        <w:t>4</w:t>
+      </w:r>
+      <w:r>
+        <w:fldChar w:fldCharType="end"/>
+      </w:r>
+      <w:r>
+        <w:fldChar w:fldCharType="end"/>
+      </w:r>
+    </w:p>
+    <w:p>
+      <w:pPr>
+        <w:pStyle w:val="TOC2"/>
+        <w:tabs>
+          <w:tab w:val="right" w:leader="dot" w:pos="8640"/>
+        </w:tabs>
+      </w:pPr>
+      <w:r>
+        <w:fldChar w:fldCharType="begin"/>
+      </w:r>
+      <w:r>
+        <w:instrText xml:space="preserve">HYPERLINK  \l  "_Toc48625001" </w:instrText>
+      </w:r>
+      <w:r>
+        <w:fldChar w:fldCharType="separate"/>
+      </w:r>
+      <w:r>
+        <w:rPr/>
+        <w:t>Full lab index</w:t>
+      </w:r>
+      <w:r>
+        <w:tab/>
+      </w:r>
+      <w:r>
+        <w:fldChar w:fldCharType="begin"/>
+      </w:r>
+      <w:r>
+        <w:instrText xml:space="preserve">PAGEREF _Toc48625001 \h</w:instrText>
+      </w:r>
+      <w:r>
+        <w:fldChar w:fldCharType="separate"/>
+      </w:r>
+      <w:r>
+        <w:rPr/>
+        <w:t>5</w:t>
+      </w:r>
+      <w:r>
+        <w:fldChar w:fldCharType="end"/>
+      </w:r>
+      <w:r>
+        <w:fldChar w:fldCharType="end"/>
+      </w:r>
+    </w:p>
+    <w:p>
+      <w:pPr>
+        <w:pStyle w:val="TOC1"/>
+        <w:tabs>
+          <w:tab w:val="right" w:leader="dot" w:pos="8640"/>
+        </w:tabs>
+      </w:pPr>
+      <w:r>
+        <w:fldChar w:fldCharType="begin"/>
+      </w:r>
+      <w:r>
+        <w:instrText xml:space="preserve">HYPERLINK  \l  "_Toc88330295" </w:instrText>
+      </w:r>
+      <w:r>
+        <w:fldChar w:fldCharType="separate"/>
+      </w:r>
+      <w:r>
+        <w:rPr/>
+        <w:t>Sample Data Inventory</w:t>
+      </w:r>
+      <w:r>
+        <w:tab/>
+      </w:r>
+      <w:r>
+        <w:fldChar w:fldCharType="begin"/>
+      </w:r>
+      <w:r>
+        <w:instrText xml:space="preserve">PAGEREF _Toc88330295 \h</w:instrText>
+      </w:r>
+      <w:r>
+        <w:fldChar w:fldCharType="separate"/>
+      </w:r>
+      <w:r>
+        <w:rPr/>
+        <w:t>6</w:t>
+      </w:r>
+      <w:r>
+        <w:fldChar w:fldCharType="end"/>
+      </w:r>
+      <w:r>
+        <w:fldChar w:fldCharType="end"/>
+      </w:r>
+    </w:p>
+    <w:p>
+      <w:pPr>
+        <w:pStyle w:val="TOC1"/>
+        <w:tabs>
+          <w:tab w:val="right" w:leader="dot" w:pos="8640"/>
+        </w:tabs>
+      </w:pPr>
+      <w:r>
+        <w:fldChar w:fldCharType="begin"/>
+      </w:r>
+      <w:r>
+        <w:instrText xml:space="preserve">HYPERLINK  \l  "_Toc814636916" </w:instrText>
+      </w:r>
+      <w:r>
+        <w:fldChar w:fldCharType="separate"/>
+      </w:r>
+      <w:r>
+        <w:rPr/>
+        <w:t>Lab 00 - Configure your workspace and guardrails</w:t>
+      </w:r>
+      <w:r>
+        <w:tab/>
+      </w:r>
+      <w:r>
+        <w:fldChar w:fldCharType="begin"/>
+      </w:r>
+      <w:r>
+        <w:instrText xml:space="preserve">PAGEREF _Toc814636916 \h</w:instrText>
+      </w:r>
+      <w:r>
+        <w:fldChar w:fldCharType="separate"/>
+      </w:r>
+      <w:r>
+        <w:rPr/>
+        <w:t>8</w:t>
+      </w:r>
+      <w:r>
+        <w:fldChar w:fldCharType="end"/>
+      </w:r>
+      <w:r>
+        <w:fldChar w:fldCharType="end"/>
+      </w:r>
+    </w:p>
+    <w:p>
+      <w:pPr>
+        <w:pStyle w:val="TOC2"/>
+        <w:tabs>
+          <w:tab w:val="right" w:leader="dot" w:pos="8640"/>
+        </w:tabs>
+      </w:pPr>
+      <w:r>
+        <w:fldChar w:fldCharType="begin"/>
+      </w:r>
+      <w:r>
+        <w:instrText xml:space="preserve">HYPERLINK  \l  "_Toc1246452328" </w:instrText>
+      </w:r>
+      <w:r>
+        <w:fldChar w:fldCharType="separate"/>
+      </w:r>
+      <w:r>
+        <w:rPr/>
+        <w:t>Scenario</w:t>
+      </w:r>
+      <w:r>
+        <w:tab/>
+      </w:r>
+      <w:r>
+        <w:fldChar w:fldCharType="begin"/>
+      </w:r>
+      <w:r>
+        <w:instrText xml:space="preserve">PAGEREF _Toc1246452328 \h</w:instrText>
+      </w:r>
+      <w:r>
+        <w:fldChar w:fldCharType="separate"/>
+      </w:r>
+      <w:r>
+        <w:rPr/>
+        <w:t>9</w:t>
+      </w:r>
+      <w:r>
+        <w:fldChar w:fldCharType="end"/>
+      </w:r>
+      <w:r>
+        <w:fldChar w:fldCharType="end"/>
+      </w:r>
+    </w:p>
+    <w:p>
+      <w:pPr>
+        <w:pStyle w:val="TOC1"/>
+        <w:tabs>
+          <w:tab w:val="right" w:leader="dot" w:pos="8640"/>
+        </w:tabs>
+      </w:pPr>
+      <w:r>
+        <w:fldChar w:fldCharType="begin"/>
+      </w:r>
+      <w:r>
+        <w:instrText xml:space="preserve">HYPERLINK  \l  "_Toc989673878" </w:instrText>
+      </w:r>
+      <w:r>
+        <w:fldChar w:fldCharType="separate"/>
+      </w:r>
+      <w:r>
+        <w:rPr/>
+        <w:t>Lab 01 - Multi-file reasoning and prompt engineering</w:t>
+      </w:r>
+      <w:r>
+        <w:tab/>
+      </w:r>
+      <w:r>
+        <w:fldChar w:fldCharType="begin"/>
+      </w:r>
+      <w:r>
+        <w:instrText xml:space="preserve">PAGEREF _Toc989673878 \h</w:instrText>
+      </w:r>
+      <w:r>
+        <w:fldChar w:fldCharType="separate"/>
+      </w:r>
+      <w:r>
+        <w:rPr/>
+        <w:t>9</w:t>
+      </w:r>
+      <w:r>
+        <w:fldChar w:fldCharType="end"/>
+      </w:r>
+      <w:r>
+        <w:fldChar w:fldCharType="end"/>
+      </w:r>
+    </w:p>
+    <w:p>
+      <w:pPr>
+        <w:pStyle w:val="TOC2"/>
+        <w:tabs>
+          <w:tab w:val="right" w:leader="dot" w:pos="8640"/>
+        </w:tabs>
+      </w:pPr>
+      <w:r>
+        <w:fldChar w:fldCharType="begin"/>
+      </w:r>
+      <w:r>
+        <w:instrText xml:space="preserve">HYPERLINK  \l  "_Toc1545013188" </w:instrText>
+      </w:r>
+      <w:r>
+        <w:fldChar w:fldCharType="separate"/>
+      </w:r>
+      <w:r>
+        <w:rPr/>
+        <w:t>Department and industry focus</w:t>
+      </w:r>
+      <w:r>
+        <w:tab/>
+      </w:r>
+      <w:r>
+        <w:fldChar w:fldCharType="begin"/>
+      </w:r>
+      <w:r>
+        <w:instrText xml:space="preserve">PAGEREF _Toc1545013188 \h</w:instrText>
+      </w:r>
+      <w:r>
+        <w:fldChar w:fldCharType="separate"/>
+      </w:r>
+      <w:r>
+        <w:rPr/>
+        <w:t>10</w:t>
+      </w:r>
+      <w:r>
+        <w:fldChar w:fldCharType="end"/>
+      </w:r>
+      <w:r>
+        <w:fldChar w:fldCharType="end"/>
+      </w:r>
+    </w:p>
+    <w:p>
+      <w:pPr>
+        <w:pStyle w:val="TOC2"/>
+        <w:tabs>
+          <w:tab w:val="right" w:leader="dot" w:pos="8640"/>
+        </w:tabs>
+      </w:pPr>
+      <w:r>
+        <w:fldChar w:fldCharType="begin"/>
+      </w:r>
+      <w:r>
+        <w:instrText xml:space="preserve">HYPERLINK  \l  "_Toc1635376321" </w:instrText>
+      </w:r>
+      <w:r>
+        <w:fldChar w:fldCharType="separate"/>
+      </w:r>
+      <w:r>
+        <w:rPr/>
+        <w:t>Scenario</w:t>
+      </w:r>
+      <w:r>
+        <w:tab/>
+      </w:r>
+      <w:r>
+        <w:fldChar w:fldCharType="begin"/>
+      </w:r>
+      <w:r>
+        <w:instrText xml:space="preserve">PAGEREF _Toc1635376321 \h</w:instrText>
+      </w:r>
+      <w:r>
+        <w:fldChar w:fldCharType="separate"/>
+      </w:r>
+      <w:r>
+        <w:rPr/>
+        <w:t>10</w:t>
+      </w:r>
+      <w:r>
+        <w:fldChar w:fldCharType="end"/>
+      </w:r>
+      <w:r>
+        <w:fldChar w:fldCharType="end"/>
+      </w:r>
+    </w:p>
+    <w:p>
+      <w:pPr>
+        <w:pStyle w:val="TOC2"/>
+        <w:tabs>
+          <w:tab w:val="right" w:leader="dot" w:pos="8640"/>
+        </w:tabs>
+      </w:pPr>
+      <w:r>
+        <w:fldChar w:fldCharType="begin"/>
+      </w:r>
+      <w:r>
+        <w:instrText xml:space="preserve">HYPERLINK  \l  "_Toc605964276" </w:instrText>
+      </w:r>
+      <w:r>
+        <w:fldChar w:fldCharType="separate"/>
+      </w:r>
+      <w:r>
+        <w:rPr/>
+        <w:t>Learning objectives</w:t>
+      </w:r>
+      <w:r>
+        <w:tab/>
+      </w:r>
+      <w:r>
+        <w:fldChar w:fldCharType="begin"/>
+      </w:r>
+      <w:r>
+        <w:instrText xml:space="preserve">PAGEREF _Toc605964276 \h</w:instrText>
+      </w:r>
+      <w:r>
+        <w:fldChar w:fldCharType="separate"/>
+      </w:r>
+      <w:r>
+        <w:rPr/>
+        <w:t>10</w:t>
+      </w:r>
+      <w:r>
+        <w:fldChar w:fldCharType="end"/>
+      </w:r>
+      <w:r>
+        <w:fldChar w:fldCharType="end"/>
+      </w:r>
+    </w:p>
+    <w:p>
+      <w:pPr>
+        <w:pStyle w:val="TOC1"/>
+        <w:tabs>
+          <w:tab w:val="right" w:leader="dot" w:pos="8640"/>
+        </w:tabs>
+      </w:pPr>
+      <w:r>
+        <w:fldChar w:fldCharType="begin"/>
+      </w:r>
+      <w:r>
+        <w:instrText xml:space="preserve">HYPERLINK  \l  "_Toc1552274871" </w:instrText>
+      </w:r>
+      <w:r>
+        <w:fldChar w:fldCharType="separate"/>
+      </w:r>
+      <w:r>
+        <w:rPr/>
+        <w:t>Lab 02 - Contract review summary and dual-audience rewrite</w:t>
+      </w:r>
+      <w:r>
+        <w:tab/>
+      </w:r>
+      <w:r>
+        <w:fldChar w:fldCharType="begin"/>
+      </w:r>
+      <w:r>
+        <w:instrText xml:space="preserve">PAGEREF _Toc1552274871 \h</w:instrText>
+      </w:r>
+      <w:r>
+        <w:fldChar w:fldCharType="separate"/>
+      </w:r>
+      <w:r>
+        <w:rPr/>
+        <w:t>11</w:t>
+      </w:r>
+      <w:r>
+        <w:fldChar w:fldCharType="end"/>
+      </w:r>
+      <w:r>
+        <w:fldChar w:fldCharType="end"/>
+      </w:r>
+    </w:p>
+    <w:p>
+      <w:pPr>
+        <w:pStyle w:val="TOC2"/>
+        <w:tabs>
+          <w:tab w:val="right" w:leader="dot" w:pos="8640"/>
+        </w:tabs>
+      </w:pPr>
+      <w:r>
+        <w:fldChar w:fldCharType="begin"/>
+      </w:r>
+      <w:r>
+        <w:instrText xml:space="preserve">HYPERLINK  \l  "_Toc506177426" </w:instrText>
+      </w:r>
+      <w:r>
+        <w:fldChar w:fldCharType="separate"/>
+      </w:r>
+      <w:r>
+        <w:rPr/>
+        <w:t>Department and industry focus</w:t>
+      </w:r>
+      <w:r>
+        <w:tab/>
+      </w:r>
+      <w:r>
+        <w:fldChar w:fldCharType="begin"/>
+      </w:r>
+      <w:r>
+        <w:instrText xml:space="preserve">PAGEREF _Toc506177426 \h</w:instrText>
+      </w:r>
+      <w:r>
+        <w:fldChar w:fldCharType="separate"/>
+      </w:r>
+      <w:r>
+        <w:rPr/>
+        <w:t>12</w:t>
+      </w:r>
+      <w:r>
+        <w:fldChar w:fldCharType="end"/>
+      </w:r>
+      <w:r>
+        <w:fldChar w:fldCharType="end"/>
+      </w:r>
+    </w:p>
+    <w:p>
+      <w:pPr>
+        <w:pStyle w:val="TOC2"/>
+        <w:tabs>
+          <w:tab w:val="right" w:leader="dot" w:pos="8640"/>
+        </w:tabs>
+      </w:pPr>
+      <w:r>
+        <w:fldChar w:fldCharType="begin"/>
+      </w:r>
+      <w:r>
+        <w:instrText xml:space="preserve">HYPERLINK  \l  "_Toc1720774648" </w:instrText>
+      </w:r>
+      <w:r>
+        <w:fldChar w:fldCharType="separate"/>
+      </w:r>
+      <w:r>
+        <w:rPr/>
+        <w:t>Scenario</w:t>
+      </w:r>
+      <w:r>
+        <w:tab/>
+      </w:r>
+      <w:r>
+        <w:fldChar w:fldCharType="begin"/>
+      </w:r>
+      <w:r>
+        <w:instrText xml:space="preserve">PAGEREF _Toc1720774648 \h</w:instrText>
+      </w:r>
+      <w:r>
+        <w:fldChar w:fldCharType="separate"/>
+      </w:r>
+      <w:r>
+        <w:rPr/>
+        <w:t>12</w:t>
+      </w:r>
+      <w:r>
+        <w:fldChar w:fldCharType="end"/>
+      </w:r>
+      <w:r>
+        <w:fldChar w:fldCharType="end"/>
+      </w:r>
+    </w:p>
+    <w:p>
+      <w:pPr>
+        <w:pStyle w:val="TOC2"/>
+        <w:tabs>
+          <w:tab w:val="right" w:leader="dot" w:pos="8640"/>
+        </w:tabs>
+      </w:pPr>
+      <w:r>
+        <w:fldChar w:fldCharType="begin"/>
+      </w:r>
+      <w:r>
+        <w:instrText xml:space="preserve">HYPERLINK  \l  "_Toc617575884" </w:instrText>
+      </w:r>
+      <w:r>
+        <w:fldChar w:fldCharType="separate"/>
+      </w:r>
+      <w:r>
+        <w:rPr/>
+        <w:t>Learning objectives</w:t>
+      </w:r>
+      <w:r>
+        <w:tab/>
+      </w:r>
+      <w:r>
+        <w:fldChar w:fldCharType="begin"/>
+      </w:r>
+      <w:r>
+        <w:instrText xml:space="preserve">PAGEREF _Toc617575884 \h</w:instrText>
+      </w:r>
+      <w:r>
+        <w:fldChar w:fldCharType="separate"/>
+      </w:r>
+      <w:r>
+        <w:rPr/>
+        <w:t>12</w:t>
+      </w:r>
+      <w:r>
+        <w:fldChar w:fldCharType="end"/>
+      </w:r>
+      <w:r>
+        <w:fldChar w:fldCharType="end"/>
+      </w:r>
+    </w:p>
+    <w:p>
+      <w:pPr>
+        <w:pStyle w:val="TOC1"/>
+        <w:tabs>
+          <w:tab w:val="right" w:leader="dot" w:pos="8640"/>
+        </w:tabs>
+      </w:pPr>
+      <w:r>
+        <w:fldChar w:fldCharType="begin"/>
+      </w:r>
+      <w:r>
+        <w:instrText xml:space="preserve">HYPERLINK  \l  "_Toc1297539651" </w:instrText>
+      </w:r>
+      <w:r>
+        <w:fldChar w:fldCharType="separate"/>
+      </w:r>
+      <w:r>
+        <w:rPr/>
+        <w:t>Lab 03 - Quarterly business review briefing</w:t>
+      </w:r>
+      <w:r>
+        <w:tab/>
+      </w:r>
+      <w:r>
+        <w:fldChar w:fldCharType="begin"/>
+      </w:r>
+      <w:r>
+        <w:instrText xml:space="preserve">PAGEREF _Toc1297539651 \h</w:instrText>
+      </w:r>
+      <w:r>
+        <w:fldChar w:fldCharType="separate"/>
+      </w:r>
+      <w:r>
+        <w:rPr/>
+        <w:t>13</w:t>
+      </w:r>
+      <w:r>
+        <w:fldChar w:fldCharType="end"/>
+      </w:r>
+      <w:r>
+        <w:fldChar w:fldCharType="end"/>
+      </w:r>
+    </w:p>
+    <w:p>
+      <w:pPr>
+        <w:pStyle w:val="TOC2"/>
+        <w:tabs>
+          <w:tab w:val="right" w:leader="dot" w:pos="8640"/>
+        </w:tabs>
+      </w:pPr>
+      <w:r>
+        <w:fldChar w:fldCharType="begin"/>
+      </w:r>
+      <w:r>
+        <w:instrText xml:space="preserve">HYPERLINK  \l  "_Toc2021045767" </w:instrText>
+      </w:r>
+      <w:r>
+        <w:fldChar w:fldCharType="separate"/>
+      </w:r>
+      <w:r>
+        <w:rPr/>
+        <w:t>Department and industry focus</w:t>
+      </w:r>
+      <w:r>
+        <w:tab/>
+      </w:r>
+      <w:r>
+        <w:fldChar w:fldCharType="begin"/>
+      </w:r>
+      <w:r>
+        <w:instrText xml:space="preserve">PAGEREF _Toc2021045767 \h</w:instrText>
+      </w:r>
+      <w:r>
+        <w:fldChar w:fldCharType="separate"/>
+      </w:r>
+      <w:r>
+        <w:rPr/>
+        <w:t>14</w:t>
+      </w:r>
+      <w:r>
+        <w:fldChar w:fldCharType="end"/>
+      </w:r>
+      <w:r>
+        <w:fldChar w:fldCharType="end"/>
+      </w:r>
+    </w:p>
+    <w:p>
+      <w:pPr>
+        <w:pStyle w:val="TOC2"/>
+        <w:tabs>
+          <w:tab w:val="right" w:leader="dot" w:pos="8640"/>
+        </w:tabs>
+      </w:pPr>
+      <w:r>
+        <w:fldChar w:fldCharType="begin"/>
+      </w:r>
+      <w:r>
+        <w:instrText xml:space="preserve">HYPERLINK  \l  "_Toc2138038692" </w:instrText>
+      </w:r>
+      <w:r>
+        <w:fldChar w:fldCharType="separate"/>
+      </w:r>
+      <w:r>
+        <w:rPr/>
+        <w:t>Scenario</w:t>
+      </w:r>
+      <w:r>
+        <w:tab/>
+      </w:r>
+      <w:r>
+        <w:fldChar w:fldCharType="begin"/>
+      </w:r>
+      <w:r>
+        <w:instrText xml:space="preserve">PAGEREF _Toc2138038692 \h</w:instrText>
+      </w:r>
+      <w:r>
+        <w:fldChar w:fldCharType="separate"/>
+      </w:r>
+      <w:r>
+        <w:rPr/>
+        <w:t>14</w:t>
+      </w:r>
+      <w:r>
+        <w:fldChar w:fldCharType="end"/>
+      </w:r>
+      <w:r>
+        <w:fldChar w:fldCharType="end"/>
+      </w:r>
+    </w:p>
+    <w:p>
+      <w:pPr>
+        <w:pStyle w:val="TOC2"/>
+        <w:tabs>
+          <w:tab w:val="right" w:leader="dot" w:pos="8640"/>
+        </w:tabs>
+      </w:pPr>
+      <w:r>
+        <w:fldChar w:fldCharType="begin"/>
+      </w:r>
+      <w:r>
+        <w:instrText xml:space="preserve">HYPERLINK  \l  "_Toc2061340244" </w:instrText>
+      </w:r>
+      <w:r>
+        <w:fldChar w:fldCharType="separate"/>
+      </w:r>
+      <w:r>
+        <w:rPr/>
+        <w:t>Learning objectives</w:t>
+      </w:r>
+      <w:r>
+        <w:tab/>
+      </w:r>
+      <w:r>
+        <w:fldChar w:fldCharType="begin"/>
+      </w:r>
+      <w:r>
+        <w:instrText xml:space="preserve">PAGEREF _Toc2061340244 \h</w:instrText>
+      </w:r>
+      <w:r>
+        <w:fldChar w:fldCharType="separate"/>
+      </w:r>
+      <w:r>
+        <w:rPr/>
+        <w:t>14</w:t>
+      </w:r>
+      <w:r>
+        <w:fldChar w:fldCharType="end"/>
+      </w:r>
+      <w:r>
+        <w:fldChar w:fldCharType="end"/>
+      </w:r>
+    </w:p>
+    <w:p>
+      <w:pPr>
+        <w:pStyle w:val="TOC1"/>
+        <w:tabs>
+          <w:tab w:val="right" w:leader="dot" w:pos="8640"/>
+        </w:tabs>
+      </w:pPr>
+      <w:r>
+        <w:fldChar w:fldCharType="begin"/>
+      </w:r>
+      <w:r>
+        <w:instrText xml:space="preserve">HYPERLINK  \l  "_Toc1547114606" </w:instrText>
+      </w:r>
+      <w:r>
+        <w:fldChar w:fldCharType="separate"/>
+      </w:r>
+      <w:r>
+        <w:rPr/>
+        <w:t>Lab 04 - Customer escalation communications</w:t>
+      </w:r>
+      <w:r>
+        <w:tab/>
+      </w:r>
+      <w:r>
+        <w:fldChar w:fldCharType="begin"/>
+      </w:r>
+      <w:r>
+        <w:instrText xml:space="preserve">PAGEREF _Toc1547114606 \h</w:instrText>
+      </w:r>
+      <w:r>
+        <w:fldChar w:fldCharType="separate"/>
+      </w:r>
+      <w:r>
+        <w:rPr/>
+        <w:t>15</w:t>
+      </w:r>
+      <w:r>
+        <w:fldChar w:fldCharType="end"/>
+      </w:r>
+      <w:r>
+        <w:fldChar w:fldCharType="end"/>
+      </w:r>
+    </w:p>
+    <w:p>
+      <w:pPr>
+        <w:pStyle w:val="TOC2"/>
+        <w:tabs>
+          <w:tab w:val="right" w:leader="dot" w:pos="8640"/>
+        </w:tabs>
+      </w:pPr>
+      <w:r>
+        <w:fldChar w:fldCharType="begin"/>
+      </w:r>
+      <w:r>
+        <w:instrText xml:space="preserve">HYPERLINK  \l  "_Toc959381288" </w:instrText>
+      </w:r>
+      <w:r>
+        <w:fldChar w:fldCharType="separate"/>
+      </w:r>
+      <w:r>
+        <w:rPr/>
+        <w:t>Department and industry focus</w:t>
+      </w:r>
+      <w:r>
+        <w:tab/>
+      </w:r>
+      <w:r>
+        <w:fldChar w:fldCharType="begin"/>
+      </w:r>
+      <w:r>
+        <w:instrText xml:space="preserve">PAGEREF _Toc959381288 \h</w:instrText>
+      </w:r>
+      <w:r>
+        <w:fldChar w:fldCharType="separate"/>
+      </w:r>
+      <w:r>
+        <w:rPr/>
+        <w:t>16</w:t>
+      </w:r>
+      <w:r>
+        <w:fldChar w:fldCharType="end"/>
+      </w:r>
+      <w:r>
+        <w:fldChar w:fldCharType="end"/>
+      </w:r>
+    </w:p>
+    <w:p>
+      <w:pPr>
+        <w:pStyle w:val="TOC2"/>
+        <w:tabs>
+          <w:tab w:val="right" w:leader="dot" w:pos="8640"/>
+        </w:tabs>
+      </w:pPr>
+      <w:r>
+        <w:fldChar w:fldCharType="begin"/>
+      </w:r>
+      <w:r>
+        <w:instrText xml:space="preserve">HYPERLINK  \l  "_Toc568988356" </w:instrText>
+      </w:r>
+      <w:r>
+        <w:fldChar w:fldCharType="separate"/>
+      </w:r>
+      <w:r>
+        <w:rPr/>
+        <w:t>Scenario</w:t>
+      </w:r>
+      <w:r>
+        <w:tab/>
+      </w:r>
+      <w:r>
+        <w:fldChar w:fldCharType="begin"/>
+      </w:r>
+      <w:r>
+        <w:instrText xml:space="preserve">PAGEREF _Toc568988356 \h</w:instrText>
+      </w:r>
+      <w:r>
+        <w:fldChar w:fldCharType="separate"/>
+      </w:r>
+      <w:r>
+        <w:rPr/>
+        <w:t>16</w:t>
+      </w:r>
+      <w:r>
+        <w:fldChar w:fldCharType="end"/>
+      </w:r>
+      <w:r>
+        <w:fldChar w:fldCharType="end"/>
+      </w:r>
+    </w:p>
+    <w:p>
+      <w:pPr>
+        <w:pStyle w:val="TOC2"/>
+        <w:tabs>
+          <w:tab w:val="right" w:leader="dot" w:pos="8640"/>
+        </w:tabs>
+      </w:pPr>
+      <w:r>
+        <w:fldChar w:fldCharType="begin"/>
+      </w:r>
+      <w:r>
+        <w:instrText xml:space="preserve">HYPERLINK  \l  "_Toc1614485629" </w:instrText>
+      </w:r>
+      <w:r>
+        <w:fldChar w:fldCharType="separate"/>
+      </w:r>
+      <w:r>
+        <w:rPr/>
+        <w:t>Learning objectives</w:t>
+      </w:r>
+      <w:r>
+        <w:tab/>
+      </w:r>
+      <w:r>
+        <w:fldChar w:fldCharType="begin"/>
+      </w:r>
+      <w:r>
+        <w:instrText xml:space="preserve">PAGEREF _Toc1614485629 \h</w:instrText>
+      </w:r>
+      <w:r>
+        <w:fldChar w:fldCharType="separate"/>
+      </w:r>
+      <w:r>
+        <w:rPr/>
+        <w:t>16</w:t>
+      </w:r>
+      <w:r>
+        <w:fldChar w:fldCharType="end"/>
+      </w:r>
+      <w:r>
+        <w:fldChar w:fldCharType="end"/>
+      </w:r>
+    </w:p>
+    <w:p>
+      <w:pPr>
+        <w:pStyle w:val="TOC1"/>
+        <w:tabs>
+          <w:tab w:val="right" w:leader="dot" w:pos="8640"/>
+        </w:tabs>
+      </w:pPr>
+      <w:r>
+        <w:fldChar w:fldCharType="begin"/>
+      </w:r>
+      <w:r>
+        <w:instrText xml:space="preserve">HYPERLINK  \l  "_Toc858361984" </w:instrText>
+      </w:r>
+      <w:r>
+        <w:fldChar w:fldCharType="separate"/>
+      </w:r>
+      <w:r>
+        <w:rPr/>
+        <w:t>Lab 05 - Budget variance analysis</w:t>
+      </w:r>
+      <w:r>
+        <w:tab/>
+      </w:r>
+      <w:r>
+        <w:fldChar w:fldCharType="begin"/>
+      </w:r>
+      <w:r>
+        <w:instrText xml:space="preserve">PAGEREF _Toc858361984 \h</w:instrText>
+      </w:r>
+      <w:r>
+        <w:fldChar w:fldCharType="separate"/>
+      </w:r>
+      <w:r>
+        <w:rPr/>
+        <w:t>17</w:t>
+      </w:r>
+      <w:r>
+        <w:fldChar w:fldCharType="end"/>
+      </w:r>
+      <w:r>
+        <w:fldChar w:fldCharType="end"/>
+      </w:r>
+    </w:p>
+    <w:p>
+      <w:pPr>
+        <w:pStyle w:val="TOC2"/>
+        <w:tabs>
+          <w:tab w:val="right" w:leader="dot" w:pos="8640"/>
+        </w:tabs>
+      </w:pPr>
+      <w:r>
+        <w:fldChar w:fldCharType="begin"/>
+      </w:r>
+      <w:r>
+        <w:instrText xml:space="preserve">HYPERLINK  \l  "_Toc1782517876" </w:instrText>
+      </w:r>
+      <w:r>
+        <w:fldChar w:fldCharType="separate"/>
+      </w:r>
+      <w:r>
+        <w:rPr/>
+        <w:t>Department and industry focus</w:t>
+      </w:r>
+      <w:r>
+        <w:tab/>
+      </w:r>
+      <w:r>
+        <w:fldChar w:fldCharType="begin"/>
+      </w:r>
+      <w:r>
+        <w:instrText xml:space="preserve">PAGEREF _Toc1782517876 \h</w:instrText>
+      </w:r>
+      <w:r>
+        <w:fldChar w:fldCharType="separate"/>
+      </w:r>
+      <w:r>
+        <w:rPr/>
+        <w:t>18</w:t>
+      </w:r>
+      <w:r>
+        <w:fldChar w:fldCharType="end"/>
+      </w:r>
+      <w:r>
+        <w:fldChar w:fldCharType="end"/>
+      </w:r>
+    </w:p>
+    <w:p>
+      <w:pPr>
+        <w:pStyle w:val="TOC2"/>
+        <w:tabs>
+          <w:tab w:val="right" w:leader="dot" w:pos="8640"/>
+        </w:tabs>
+      </w:pPr>
+      <w:r>
+        <w:fldChar w:fldCharType="begin"/>
+      </w:r>
+      <w:r>
+        <w:instrText xml:space="preserve">HYPERLINK  \l  "_Toc1024151218" </w:instrText>
+      </w:r>
+      <w:r>
+        <w:fldChar w:fldCharType="separate"/>
+      </w:r>
+      <w:r>
+        <w:rPr/>
+        <w:t>Scenario</w:t>
+      </w:r>
+      <w:r>
+        <w:tab/>
+      </w:r>
+      <w:r>
+        <w:fldChar w:fldCharType="begin"/>
+      </w:r>
+      <w:r>
+        <w:instrText xml:space="preserve">PAGEREF _Toc1024151218 \h</w:instrText>
+      </w:r>
+      <w:r>
+        <w:fldChar w:fldCharType="separate"/>
+      </w:r>
+      <w:r>
+        <w:rPr/>
+        <w:t>18</w:t>
+      </w:r>
+      <w:r>
+        <w:fldChar w:fldCharType="end"/>
+      </w:r>
+      <w:r>
+        <w:fldChar w:fldCharType="end"/>
+      </w:r>
+    </w:p>
+    <w:p>
+      <w:pPr>
+        <w:pStyle w:val="TOC2"/>
+        <w:tabs>
+          <w:tab w:val="right" w:leader="dot" w:pos="8640"/>
+        </w:tabs>
+      </w:pPr>
+      <w:r>
+        <w:fldChar w:fldCharType="begin"/>
+      </w:r>
+      <w:r>
+        <w:instrText xml:space="preserve">HYPERLINK  \l  "_Toc588103341" </w:instrText>
+      </w:r>
+      <w:r>
+        <w:fldChar w:fldCharType="separate"/>
+      </w:r>
+      <w:r>
+        <w:rPr/>
+        <w:t>Learning objectives</w:t>
+      </w:r>
+      <w:r>
+        <w:tab/>
+      </w:r>
+      <w:r>
+        <w:fldChar w:fldCharType="begin"/>
+      </w:r>
+      <w:r>
+        <w:instrText xml:space="preserve">PAGEREF _Toc588103341 \h</w:instrText>
+      </w:r>
+      <w:r>
+        <w:fldChar w:fldCharType="separate"/>
+      </w:r>
+      <w:r>
+        <w:rPr/>
+        <w:t>18</w:t>
+      </w:r>
+      <w:r>
+        <w:fldChar w:fldCharType="end"/>
+      </w:r>
+      <w:r>
+        <w:fldChar w:fldCharType="end"/>
+      </w:r>
+    </w:p>
+    <w:p>
+      <w:pPr>
+        <w:pStyle w:val="TOC1"/>
+        <w:tabs>
+          <w:tab w:val="right" w:leader="dot" w:pos="8640"/>
+        </w:tabs>
+      </w:pPr>
+      <w:r>
+        <w:fldChar w:fldCharType="begin"/>
+      </w:r>
+      <w:r>
+        <w:instrText xml:space="preserve">HYPERLINK  \l  "_Toc977396041" </w:instrText>
+      </w:r>
+      <w:r>
+        <w:fldChar w:fldCharType="separate"/>
+      </w:r>
+      <w:r>
+        <w:rPr/>
+        <w:t>Lab 06 - Sales pipeline analytics</w:t>
+      </w:r>
+      <w:r>
+        <w:tab/>
+      </w:r>
+      <w:r>
+        <w:fldChar w:fldCharType="begin"/>
+      </w:r>
+      <w:r>
+        <w:instrText xml:space="preserve">PAGEREF _Toc977396041 \h</w:instrText>
+      </w:r>
+      <w:r>
+        <w:fldChar w:fldCharType="separate"/>
+      </w:r>
+      <w:r>
+        <w:rPr/>
+        <w:t>19</w:t>
+      </w:r>
+      <w:r>
+        <w:fldChar w:fldCharType="end"/>
+      </w:r>
+      <w:r>
+        <w:fldChar w:fldCharType="end"/>
+      </w:r>
+    </w:p>
+    <w:p>
+      <w:pPr>
+        <w:pStyle w:val="TOC2"/>
+        <w:tabs>
+          <w:tab w:val="right" w:leader="dot" w:pos="8640"/>
+        </w:tabs>
+      </w:pPr>
+      <w:r>
+        <w:fldChar w:fldCharType="begin"/>
+      </w:r>
+      <w:r>
+        <w:instrText xml:space="preserve">HYPERLINK  \l  "_Toc992071109" </w:instrText>
+      </w:r>
+      <w:r>
+        <w:fldChar w:fldCharType="separate"/>
+      </w:r>
+      <w:r>
+        <w:rPr/>
+        <w:t>Department and industry focus</w:t>
+      </w:r>
+      <w:r>
+        <w:tab/>
+      </w:r>
+      <w:r>
+        <w:fldChar w:fldCharType="begin"/>
+      </w:r>
+      <w:r>
+        <w:instrText xml:space="preserve">PAGEREF _Toc992071109 \h</w:instrText>
+      </w:r>
+      <w:r>
+        <w:fldChar w:fldCharType="separate"/>
+      </w:r>
+      <w:r>
+        <w:rPr/>
+        <w:t>20</w:t>
+      </w:r>
+      <w:r>
+        <w:fldChar w:fldCharType="end"/>
+      </w:r>
+      <w:r>
+        <w:fldChar w:fldCharType="end"/>
+      </w:r>
+    </w:p>
+    <w:p>
+      <w:pPr>
+        <w:pStyle w:val="TOC2"/>
+        <w:tabs>
+          <w:tab w:val="right" w:leader="dot" w:pos="8640"/>
+        </w:tabs>
+      </w:pPr>
+      <w:r>
+        <w:fldChar w:fldCharType="begin"/>
+      </w:r>
+      <w:r>
+        <w:instrText xml:space="preserve">HYPERLINK  \l  "_Toc680609200" </w:instrText>
+      </w:r>
+      <w:r>
+        <w:fldChar w:fldCharType="separate"/>
+      </w:r>
+      <w:r>
+        <w:rPr/>
+        <w:t>Scenario</w:t>
+      </w:r>
+      <w:r>
+        <w:tab/>
+      </w:r>
+      <w:r>
+        <w:fldChar w:fldCharType="begin"/>
+      </w:r>
+      <w:r>
+        <w:instrText xml:space="preserve">PAGEREF _Toc680609200 \h</w:instrText>
+      </w:r>
+      <w:r>
+        <w:fldChar w:fldCharType="separate"/>
+      </w:r>
+      <w:r>
+        <w:rPr/>
+        <w:t>20</w:t>
+      </w:r>
+      <w:r>
+        <w:fldChar w:fldCharType="end"/>
+      </w:r>
+      <w:r>
+        <w:fldChar w:fldCharType="end"/>
+      </w:r>
+    </w:p>
+    <w:p>
+      <w:pPr>
+        <w:pStyle w:val="TOC2"/>
+        <w:tabs>
+          <w:tab w:val="right" w:leader="dot" w:pos="8640"/>
+        </w:tabs>
+      </w:pPr>
+      <w:r>
+        <w:fldChar w:fldCharType="begin"/>
+      </w:r>
+      <w:r>
+        <w:instrText xml:space="preserve">HYPERLINK  \l  "_Toc1123426145" </w:instrText>
+      </w:r>
+      <w:r>
+        <w:fldChar w:fldCharType="separate"/>
+      </w:r>
+      <w:r>
+        <w:rPr/>
+        <w:t>Learning objectives</w:t>
+      </w:r>
+      <w:r>
+        <w:tab/>
+      </w:r>
+      <w:r>
+        <w:fldChar w:fldCharType="begin"/>
+      </w:r>
+      <w:r>
+        <w:instrText xml:space="preserve">PAGEREF _Toc1123426145 \h</w:instrText>
+      </w:r>
+      <w:r>
+        <w:fldChar w:fldCharType="separate"/>
+      </w:r>
+      <w:r>
+        <w:rPr/>
+        <w:t>20</w:t>
+      </w:r>
+      <w:r>
+        <w:fldChar w:fldCharType="end"/>
+      </w:r>
+      <w:r>
+        <w:fldChar w:fldCharType="end"/>
+      </w:r>
+    </w:p>
+    <w:p>
+      <w:pPr>
+        <w:pStyle w:val="TOC1"/>
+        <w:tabs>
+          <w:tab w:val="right" w:leader="dot" w:pos="8640"/>
+        </w:tabs>
+      </w:pPr>
+      <w:r>
+        <w:fldChar w:fldCharType="begin"/>
+      </w:r>
+      <w:r>
+        <w:instrText xml:space="preserve">HYPERLINK  \l  "_Toc859476951" </w:instrText>
+      </w:r>
+      <w:r>
+        <w:fldChar w:fldCharType="separate"/>
+      </w:r>
+      <w:r>
+        <w:rPr/>
+        <w:t>Lab 07 - Cross-functional project meeting</w:t>
+      </w:r>
+      <w:r>
+        <w:tab/>
+      </w:r>
+      <w:r>
+        <w:fldChar w:fldCharType="begin"/>
+      </w:r>
+      <w:r>
+        <w:instrText xml:space="preserve">PAGEREF _Toc859476951 \h</w:instrText>
+      </w:r>
+      <w:r>
+        <w:fldChar w:fldCharType="separate"/>
+      </w:r>
+      <w:r>
+        <w:rPr/>
+        <w:t>21</w:t>
+      </w:r>
+      <w:r>
+        <w:fldChar w:fldCharType="end"/>
+      </w:r>
+      <w:r>
+        <w:fldChar w:fldCharType="end"/>
+      </w:r>
+    </w:p>
+    <w:p>
+      <w:pPr>
+        <w:pStyle w:val="TOC2"/>
+        <w:tabs>
+          <w:tab w:val="right" w:leader="dot" w:pos="8640"/>
+        </w:tabs>
+      </w:pPr>
+      <w:r>
+        <w:fldChar w:fldCharType="begin"/>
+      </w:r>
+      <w:r>
+        <w:instrText xml:space="preserve">HYPERLINK  \l  "_Toc1111425354" </w:instrText>
+      </w:r>
+      <w:r>
+        <w:fldChar w:fldCharType="separate"/>
+      </w:r>
+      <w:r>
+        <w:rPr/>
+        <w:t>Department and industry focus</w:t>
+      </w:r>
+      <w:r>
+        <w:tab/>
+      </w:r>
+      <w:r>
+        <w:fldChar w:fldCharType="begin"/>
+      </w:r>
+      <w:r>
+        <w:instrText xml:space="preserve">PAGEREF _Toc1111425354 \h</w:instrText>
+      </w:r>
+      <w:r>
+        <w:fldChar w:fldCharType="separate"/>
+      </w:r>
+      <w:r>
+        <w:rPr/>
+        <w:t>22</w:t>
+      </w:r>
+      <w:r>
+        <w:fldChar w:fldCharType="end"/>
+      </w:r>
+      <w:r>
+        <w:fldChar w:fldCharType="end"/>
+      </w:r>
+    </w:p>
+    <w:p>
+      <w:pPr>
+        <w:pStyle w:val="TOC2"/>
+        <w:tabs>
+          <w:tab w:val="right" w:leader="dot" w:pos="8640"/>
+        </w:tabs>
+      </w:pPr>
+      <w:r>
+        <w:fldChar w:fldCharType="begin"/>
+      </w:r>
+      <w:r>
+        <w:instrText xml:space="preserve">HYPERLINK  \l  "_Toc602014297" </w:instrText>
+      </w:r>
+      <w:r>
+        <w:fldChar w:fldCharType="separate"/>
+      </w:r>
+      <w:r>
+        <w:rPr/>
+        <w:t>Scenario</w:t>
+      </w:r>
+      <w:r>
+        <w:tab/>
+      </w:r>
+      <w:r>
+        <w:fldChar w:fldCharType="begin"/>
+      </w:r>
+      <w:r>
+        <w:instrText xml:space="preserve">PAGEREF _Toc602014297 \h</w:instrText>
+      </w:r>
+      <w:r>
+        <w:fldChar w:fldCharType="separate"/>
+      </w:r>
+      <w:r>
+        <w:rPr/>
+        <w:t>22</w:t>
+      </w:r>
+      <w:r>
+        <w:fldChar w:fldCharType="end"/>
+      </w:r>
+      <w:r>
+        <w:fldChar w:fldCharType="end"/>
+      </w:r>
+    </w:p>
+    <w:p>
+      <w:pPr>
+        <w:pStyle w:val="TOC2"/>
+        <w:tabs>
+          <w:tab w:val="right" w:leader="dot" w:pos="8640"/>
+        </w:tabs>
+      </w:pPr>
+      <w:r>
+        <w:fldChar w:fldCharType="begin"/>
+      </w:r>
+      <w:r>
+        <w:instrText xml:space="preserve">HYPERLINK  \l  "_Toc1479550464" </w:instrText>
+      </w:r>
+      <w:r>
+        <w:fldChar w:fldCharType="separate"/>
+      </w:r>
+      <w:r>
+        <w:rPr/>
+        <w:t>Learning objectives</w:t>
+      </w:r>
+      <w:r>
+        <w:tab/>
+      </w:r>
+      <w:r>
+        <w:fldChar w:fldCharType="begin"/>
+      </w:r>
+      <w:r>
+        <w:instrText xml:space="preserve">PAGEREF _Toc1479550464 \h</w:instrText>
+      </w:r>
+      <w:r>
+        <w:fldChar w:fldCharType="separate"/>
+      </w:r>
+      <w:r>
+        <w:rPr/>
+        <w:t>22</w:t>
+      </w:r>
+      <w:r>
+        <w:fldChar w:fldCharType="end"/>
+      </w:r>
+      <w:r>
+        <w:fldChar w:fldCharType="end"/>
+      </w:r>
+    </w:p>
+    <w:p>
+      <w:pPr>
+        <w:pStyle w:val="TOC1"/>
+        <w:tabs>
+          <w:tab w:val="right" w:leader="dot" w:pos="8640"/>
+        </w:tabs>
+      </w:pPr>
+      <w:r>
+        <w:fldChar w:fldCharType="begin"/>
+      </w:r>
+      <w:r>
+        <w:instrText xml:space="preserve">HYPERLINK  \l  "_Toc1257156993" </w:instrText>
+      </w:r>
+      <w:r>
+        <w:fldChar w:fldCharType="separate"/>
+      </w:r>
+      <w:r>
+        <w:rPr/>
+        <w:t>Lab 08 - Deep data analysis with the Analyst agent</w:t>
+      </w:r>
+      <w:r>
+        <w:tab/>
+      </w:r>
+      <w:r>
+        <w:fldChar w:fldCharType="begin"/>
+      </w:r>
+      <w:r>
+        <w:instrText xml:space="preserve">PAGEREF _Toc1257156993 \h</w:instrText>
+      </w:r>
+      <w:r>
+        <w:fldChar w:fldCharType="separate"/>
+      </w:r>
+      <w:r>
+        <w:rPr/>
+        <w:t>23</w:t>
+      </w:r>
+      <w:r>
+        <w:fldChar w:fldCharType="end"/>
+      </w:r>
+      <w:r>
+        <w:fldChar w:fldCharType="end"/>
+      </w:r>
+    </w:p>
+    <w:p>
+      <w:pPr>
+        <w:pStyle w:val="TOC2"/>
+        <w:tabs>
+          <w:tab w:val="right" w:leader="dot" w:pos="8640"/>
+        </w:tabs>
+      </w:pPr>
+      <w:r>
+        <w:fldChar w:fldCharType="begin"/>
+      </w:r>
+      <w:r>
+        <w:instrText xml:space="preserve">HYPERLINK  \l  "_Toc980374322" </w:instrText>
+      </w:r>
+      <w:r>
+        <w:fldChar w:fldCharType="separate"/>
+      </w:r>
+      <w:r>
+        <w:rPr/>
+        <w:t>Department and industry focus</w:t>
+      </w:r>
+      <w:r>
+        <w:tab/>
+      </w:r>
+      <w:r>
+        <w:fldChar w:fldCharType="begin"/>
+      </w:r>
+      <w:r>
+        <w:instrText xml:space="preserve">PAGEREF _Toc980374322 \h</w:instrText>
+      </w:r>
+      <w:r>
+        <w:fldChar w:fldCharType="separate"/>
+      </w:r>
+      <w:r>
+        <w:rPr/>
+        <w:t>24</w:t>
+      </w:r>
+      <w:r>
+        <w:fldChar w:fldCharType="end"/>
+      </w:r>
+      <w:r>
+        <w:fldChar w:fldCharType="end"/>
+      </w:r>
+    </w:p>
+    <w:p>
+      <w:pPr>
+        <w:pStyle w:val="TOC2"/>
+        <w:tabs>
+          <w:tab w:val="right" w:leader="dot" w:pos="8640"/>
+        </w:tabs>
+      </w:pPr>
+      <w:r>
+        <w:fldChar w:fldCharType="begin"/>
+      </w:r>
+      <w:r>
+        <w:instrText xml:space="preserve">HYPERLINK  \l  "_Toc1288983066" </w:instrText>
+      </w:r>
+      <w:r>
+        <w:fldChar w:fldCharType="separate"/>
+      </w:r>
+      <w:r>
+        <w:rPr/>
+        <w:t>Scenario</w:t>
+      </w:r>
+      <w:r>
+        <w:tab/>
+      </w:r>
+      <w:r>
+        <w:fldChar w:fldCharType="begin"/>
+      </w:r>
+      <w:r>
+        <w:instrText xml:space="preserve">PAGEREF _Toc1288983066 \h</w:instrText>
+      </w:r>
+      <w:r>
+        <w:fldChar w:fldCharType="separate"/>
+      </w:r>
+      <w:r>
+        <w:rPr/>
+        <w:t>24</w:t>
+      </w:r>
+      <w:r>
+        <w:fldChar w:fldCharType="end"/>
+      </w:r>
+      <w:r>
+        <w:fldChar w:fldCharType="end"/>
+      </w:r>
+    </w:p>
+    <w:p>
+      <w:pPr>
+        <w:pStyle w:val="TOC2"/>
+        <w:tabs>
+          <w:tab w:val="right" w:leader="dot" w:pos="8640"/>
+        </w:tabs>
+      </w:pPr>
+      <w:r>
+        <w:fldChar w:fldCharType="begin"/>
+      </w:r>
+      <w:r>
+        <w:instrText xml:space="preserve">HYPERLINK  \l  "_Toc813143158" </w:instrText>
+      </w:r>
+      <w:r>
+        <w:fldChar w:fldCharType="separate"/>
+      </w:r>
+      <w:r>
+        <w:rPr/>
+        <w:t>Learning objectives</w:t>
+      </w:r>
+      <w:r>
+        <w:tab/>
+      </w:r>
+      <w:r>
+        <w:fldChar w:fldCharType="begin"/>
+      </w:r>
+      <w:r>
+        <w:instrText xml:space="preserve">PAGEREF _Toc813143158 \h</w:instrText>
+      </w:r>
+      <w:r>
+        <w:fldChar w:fldCharType="separate"/>
+      </w:r>
+      <w:r>
+        <w:rPr/>
+        <w:t>24</w:t>
+      </w:r>
+      <w:r>
+        <w:fldChar w:fldCharType="end"/>
+      </w:r>
+      <w:r>
+        <w:fldChar w:fldCharType="end"/>
+      </w:r>
+    </w:p>
+    <w:p>
+      <w:pPr>
+        <w:pStyle w:val="TOC1"/>
+        <w:tabs>
+          <w:tab w:val="right" w:leader="dot" w:pos="8640"/>
+        </w:tabs>
+      </w:pPr>
+      <w:r>
+        <w:fldChar w:fldCharType="begin"/>
+      </w:r>
+      <w:r>
+        <w:instrText xml:space="preserve">HYPERLINK  \l  "_Toc804269079" </w:instrText>
+      </w:r>
+      <w:r>
+        <w:fldChar w:fldCharType="separate"/>
+      </w:r>
+      <w:r>
+        <w:rPr/>
+        <w:t>Lab 09 - Multi-source business investigation</w:t>
+      </w:r>
+      <w:r>
+        <w:tab/>
+      </w:r>
+      <w:r>
+        <w:fldChar w:fldCharType="begin"/>
+      </w:r>
+      <w:r>
+        <w:instrText xml:space="preserve">PAGEREF _Toc804269079 \h</w:instrText>
+      </w:r>
+      <w:r>
+        <w:fldChar w:fldCharType="separate"/>
+      </w:r>
+      <w:r>
+        <w:rPr/>
+        <w:t>25</w:t>
+      </w:r>
+      <w:r>
+        <w:fldChar w:fldCharType="end"/>
+      </w:r>
+      <w:r>
+        <w:fldChar w:fldCharType="end"/>
+      </w:r>
+    </w:p>
+    <w:p>
+      <w:pPr>
+        <w:pStyle w:val="TOC2"/>
+        <w:tabs>
+          <w:tab w:val="right" w:leader="dot" w:pos="8640"/>
+        </w:tabs>
+      </w:pPr>
+      <w:r>
+        <w:fldChar w:fldCharType="begin"/>
+      </w:r>
+      <w:r>
+        <w:instrText xml:space="preserve">HYPERLINK  \l  "_Toc655162443" </w:instrText>
+      </w:r>
+      <w:r>
+        <w:fldChar w:fldCharType="separate"/>
+      </w:r>
+      <w:r>
+        <w:rPr/>
+        <w:t>Department and industry focus</w:t>
+      </w:r>
+      <w:r>
+        <w:tab/>
+      </w:r>
+      <w:r>
+        <w:fldChar w:fldCharType="begin"/>
+      </w:r>
+      <w:r>
+        <w:instrText xml:space="preserve">PAGEREF _Toc655162443 \h</w:instrText>
+      </w:r>
+      <w:r>
+        <w:fldChar w:fldCharType="separate"/>
+      </w:r>
+      <w:r>
+        <w:rPr/>
+        <w:t>26</w:t>
+      </w:r>
+      <w:r>
+        <w:fldChar w:fldCharType="end"/>
+      </w:r>
+      <w:r>
+        <w:fldChar w:fldCharType="end"/>
+      </w:r>
+    </w:p>
+    <w:p>
+      <w:pPr>
+        <w:pStyle w:val="TOC2"/>
+        <w:tabs>
+          <w:tab w:val="right" w:leader="dot" w:pos="8640"/>
+        </w:tabs>
+      </w:pPr>
+      <w:r>
+        <w:fldChar w:fldCharType="begin"/>
+      </w:r>
+      <w:r>
+        <w:instrText xml:space="preserve">HYPERLINK  \l  "_Toc1670356796" </w:instrText>
+      </w:r>
+      <w:r>
+        <w:fldChar w:fldCharType="separate"/>
+      </w:r>
+      <w:r>
+        <w:rPr/>
+        <w:t>Scenario</w:t>
+      </w:r>
+      <w:r>
+        <w:tab/>
+      </w:r>
+      <w:r>
+        <w:fldChar w:fldCharType="begin"/>
+      </w:r>
+      <w:r>
+        <w:instrText xml:space="preserve">PAGEREF _Toc1670356796 \h</w:instrText>
+      </w:r>
+      <w:r>
+        <w:fldChar w:fldCharType="separate"/>
+      </w:r>
+      <w:r>
+        <w:rPr/>
+        <w:t>26</w:t>
+      </w:r>
+      <w:r>
+        <w:fldChar w:fldCharType="end"/>
+      </w:r>
+      <w:r>
+        <w:fldChar w:fldCharType="end"/>
+      </w:r>
+    </w:p>
+    <w:p>
+      <w:pPr>
+        <w:pStyle w:val="TOC2"/>
+        <w:tabs>
+          <w:tab w:val="right" w:leader="dot" w:pos="8640"/>
+        </w:tabs>
+      </w:pPr>
+      <w:r>
+        <w:fldChar w:fldCharType="begin"/>
+      </w:r>
+      <w:r>
+        <w:instrText xml:space="preserve">HYPERLINK  \l  "_Toc1306353390" </w:instrText>
+      </w:r>
+      <w:r>
+        <w:fldChar w:fldCharType="separate"/>
+      </w:r>
+      <w:r>
+        <w:rPr/>
+        <w:t>Learning objectives</w:t>
+      </w:r>
+      <w:r>
+        <w:tab/>
+      </w:r>
+      <w:r>
+        <w:fldChar w:fldCharType="begin"/>
+      </w:r>
+      <w:r>
+        <w:instrText xml:space="preserve">PAGEREF _Toc1306353390 \h</w:instrText>
+      </w:r>
+      <w:r>
+        <w:fldChar w:fldCharType="separate"/>
+      </w:r>
+      <w:r>
+        <w:rPr/>
+        <w:t>26</w:t>
+      </w:r>
+      <w:r>
+        <w:fldChar w:fldCharType="end"/>
+      </w:r>
+      <w:r>
+        <w:fldChar w:fldCharType="end"/>
+      </w:r>
+    </w:p>
+    <w:p>
+      <w:pPr>
+        <w:pStyle w:val="TOC1"/>
+        <w:tabs>
+          <w:tab w:val="right" w:leader="dot" w:pos="8640"/>
+        </w:tabs>
+      </w:pPr>
+      <w:r>
+        <w:fldChar w:fldCharType="begin"/>
+      </w:r>
+      <w:r>
+        <w:instrText xml:space="preserve">HYPERLINK  \l  "_Toc72817605" </w:instrText>
+      </w:r>
+      <w:r>
+        <w:fldChar w:fldCharType="separate"/>
+      </w:r>
+      <w:r>
+        <w:rPr/>
+        <w:t>Lab 10 - Researcher vs Analyst vs Chat: tool selection challenge</w:t>
+      </w:r>
+      <w:r>
+        <w:tab/>
+      </w:r>
+      <w:r>
+        <w:fldChar w:fldCharType="begin"/>
+      </w:r>
+      <w:r>
+        <w:instrText xml:space="preserve">PAGEREF _Toc72817605 \h</w:instrText>
+      </w:r>
+      <w:r>
+        <w:fldChar w:fldCharType="separate"/>
+      </w:r>
+      <w:r>
+        <w:rPr/>
+        <w:t>27</w:t>
+      </w:r>
+      <w:r>
+        <w:fldChar w:fldCharType="end"/>
+      </w:r>
+      <w:r>
+        <w:fldChar w:fldCharType="end"/>
+      </w:r>
+    </w:p>
+    <w:p>
+      <w:pPr>
+        <w:pStyle w:val="TOC2"/>
+        <w:tabs>
+          <w:tab w:val="right" w:leader="dot" w:pos="8640"/>
+        </w:tabs>
+      </w:pPr>
+      <w:r>
+        <w:fldChar w:fldCharType="begin"/>
+      </w:r>
+      <w:r>
+        <w:instrText xml:space="preserve">HYPERLINK  \l  "_Toc113963205" </w:instrText>
+      </w:r>
+      <w:r>
+        <w:fldChar w:fldCharType="separate"/>
+      </w:r>
+      <w:r>
+        <w:rPr/>
+        <w:t>Department and industry focus</w:t>
+      </w:r>
+      <w:r>
+        <w:tab/>
+      </w:r>
+      <w:r>
+        <w:fldChar w:fldCharType="begin"/>
+      </w:r>
+      <w:r>
+        <w:instrText xml:space="preserve">PAGEREF _Toc113963205 \h</w:instrText>
+      </w:r>
+      <w:r>
+        <w:fldChar w:fldCharType="separate"/>
+      </w:r>
+      <w:r>
+        <w:rPr/>
+        <w:t>28</w:t>
+      </w:r>
+      <w:r>
+        <w:fldChar w:fldCharType="end"/>
+      </w:r>
+      <w:r>
+        <w:fldChar w:fldCharType="end"/>
+      </w:r>
+    </w:p>
+    <w:p>
+      <w:pPr>
+        <w:pStyle w:val="TOC2"/>
+        <w:tabs>
+          <w:tab w:val="right" w:leader="dot" w:pos="8640"/>
+        </w:tabs>
+      </w:pPr>
+      <w:r>
+        <w:fldChar w:fldCharType="begin"/>
+      </w:r>
+      <w:r>
+        <w:instrText xml:space="preserve">HYPERLINK  \l  "_Toc1304166587" </w:instrText>
+      </w:r>
+      <w:r>
+        <w:fldChar w:fldCharType="separate"/>
+      </w:r>
+      <w:r>
+        <w:rPr/>
+        <w:t>Scenario</w:t>
+      </w:r>
+      <w:r>
+        <w:tab/>
+      </w:r>
+      <w:r>
+        <w:fldChar w:fldCharType="begin"/>
+      </w:r>
+      <w:r>
+        <w:instrText xml:space="preserve">PAGEREF _Toc1304166587 \h</w:instrText>
+      </w:r>
+      <w:r>
+        <w:fldChar w:fldCharType="separate"/>
+      </w:r>
+      <w:r>
+        <w:rPr/>
+        <w:t>28</w:t>
+      </w:r>
+      <w:r>
+        <w:fldChar w:fldCharType="end"/>
+      </w:r>
+      <w:r>
+        <w:fldChar w:fldCharType="end"/>
+      </w:r>
+    </w:p>
+    <w:p>
+      <w:pPr>
+        <w:pStyle w:val="TOC2"/>
+        <w:tabs>
+          <w:tab w:val="right" w:leader="dot" w:pos="8640"/>
+        </w:tabs>
+      </w:pPr>
+      <w:r>
+        <w:fldChar w:fldCharType="begin"/>
+      </w:r>
+      <w:r>
+        <w:instrText xml:space="preserve">HYPERLINK  \l  "_Toc1401866655" </w:instrText>
+      </w:r>
+      <w:r>
+        <w:fldChar w:fldCharType="separate"/>
+      </w:r>
+      <w:r>
+        <w:rPr/>
+        <w:t>Learning objectives</w:t>
+      </w:r>
+      <w:r>
+        <w:tab/>
+      </w:r>
+      <w:r>
+        <w:fldChar w:fldCharType="begin"/>
+      </w:r>
+      <w:r>
+        <w:instrText xml:space="preserve">PAGEREF _Toc1401866655 \h</w:instrText>
+      </w:r>
+      <w:r>
+        <w:fldChar w:fldCharType="separate"/>
+      </w:r>
+      <w:r>
+        <w:rPr/>
+        <w:t>28</w:t>
+      </w:r>
+      <w:r>
+        <w:fldChar w:fldCharType="end"/>
+      </w:r>
+      <w:r>
+        <w:fldChar w:fldCharType="end"/>
+      </w:r>
+    </w:p>
+    <w:p>
+      <w:pPr>
+        <w:pStyle w:val="TOC1"/>
+        <w:tabs>
+          <w:tab w:val="right" w:leader="dot" w:pos="8640"/>
+        </w:tabs>
+      </w:pPr>
+      <w:r>
+        <w:fldChar w:fldCharType="begin"/>
+      </w:r>
+      <w:r>
+        <w:instrText xml:space="preserve">HYPERLINK  \l  "_Toc374385943" </w:instrText>
+      </w:r>
+      <w:r>
+        <w:fldChar w:fldCharType="separate"/>
+      </w:r>
+      <w:r>
+        <w:rPr/>
+        <w:t>Lab 11 - Build a knowledge agent with Agent Builder</w:t>
+      </w:r>
+      <w:r>
+        <w:tab/>
+      </w:r>
+      <w:r>
+        <w:fldChar w:fldCharType="begin"/>
+      </w:r>
+      <w:r>
+        <w:instrText xml:space="preserve">PAGEREF _Toc374385943 \h</w:instrText>
+      </w:r>
+      <w:r>
+        <w:fldChar w:fldCharType="separate"/>
+      </w:r>
+      <w:r>
+        <w:rPr/>
+        <w:t>29</w:t>
+      </w:r>
+      <w:r>
+        <w:fldChar w:fldCharType="end"/>
+      </w:r>
+      <w:r>
+        <w:fldChar w:fldCharType="end"/>
+      </w:r>
+    </w:p>
+    <w:p>
+      <w:pPr>
+        <w:pStyle w:val="TOC2"/>
+        <w:tabs>
+          <w:tab w:val="right" w:leader="dot" w:pos="8640"/>
+        </w:tabs>
+      </w:pPr>
+      <w:r>
+        <w:fldChar w:fldCharType="begin"/>
+      </w:r>
+      <w:r>
+        <w:instrText xml:space="preserve">HYPERLINK  \l  "_Toc2014188907" </w:instrText>
+      </w:r>
+      <w:r>
+        <w:fldChar w:fldCharType="separate"/>
+      </w:r>
+      <w:r>
+        <w:rPr/>
+        <w:t>Department and industry focus</w:t>
+      </w:r>
+      <w:r>
+        <w:tab/>
+      </w:r>
+      <w:r>
+        <w:fldChar w:fldCharType="begin"/>
+      </w:r>
+      <w:r>
+        <w:instrText xml:space="preserve">PAGEREF _Toc2014188907 \h</w:instrText>
+      </w:r>
+      <w:r>
+        <w:fldChar w:fldCharType="separate"/>
+      </w:r>
+      <w:r>
+        <w:rPr/>
+        <w:t>30</w:t>
+      </w:r>
+      <w:r>
+        <w:fldChar w:fldCharType="end"/>
+      </w:r>
+      <w:r>
+        <w:fldChar w:fldCharType="end"/>
+      </w:r>
+    </w:p>
+    <w:p>
+      <w:pPr>
+        <w:pStyle w:val="TOC2"/>
+        <w:tabs>
+          <w:tab w:val="right" w:leader="dot" w:pos="8640"/>
+        </w:tabs>
+      </w:pPr>
+      <w:r>
+        <w:fldChar w:fldCharType="begin"/>
+      </w:r>
+      <w:r>
+        <w:instrText xml:space="preserve">HYPERLINK  \l  "_Toc901375601" </w:instrText>
+      </w:r>
+      <w:r>
+        <w:fldChar w:fldCharType="separate"/>
+      </w:r>
+      <w:r>
+        <w:rPr/>
+        <w:t>Scenario</w:t>
+      </w:r>
+      <w:r>
+        <w:tab/>
+      </w:r>
+      <w:r>
+        <w:fldChar w:fldCharType="begin"/>
+      </w:r>
+      <w:r>
+        <w:instrText xml:space="preserve">PAGEREF _Toc901375601 \h</w:instrText>
+      </w:r>
+      <w:r>
+        <w:fldChar w:fldCharType="separate"/>
+      </w:r>
+      <w:r>
+        <w:rPr/>
+        <w:t>30</w:t>
+      </w:r>
+      <w:r>
+        <w:fldChar w:fldCharType="end"/>
+      </w:r>
+      <w:r>
+        <w:fldChar w:fldCharType="end"/>
+      </w:r>
+    </w:p>
+    <w:p>
+      <w:pPr>
+        <w:pStyle w:val="TOC2"/>
+        <w:tabs>
+          <w:tab w:val="right" w:leader="dot" w:pos="8640"/>
+        </w:tabs>
+      </w:pPr>
+      <w:r>
+        <w:fldChar w:fldCharType="begin"/>
+      </w:r>
+      <w:r>
+        <w:instrText xml:space="preserve">HYPERLINK  \l  "_Toc800956350" </w:instrText>
+      </w:r>
+      <w:r>
+        <w:fldChar w:fldCharType="separate"/>
+      </w:r>
+      <w:r>
+        <w:rPr/>
+        <w:t>Learning objectives</w:t>
+      </w:r>
+      <w:r>
+        <w:tab/>
+      </w:r>
+      <w:r>
+        <w:fldChar w:fldCharType="begin"/>
+      </w:r>
+      <w:r>
+        <w:instrText xml:space="preserve">PAGEREF _Toc800956350 \h</w:instrText>
+      </w:r>
+      <w:r>
+        <w:fldChar w:fldCharType="separate"/>
+      </w:r>
+      <w:r>
+        <w:rPr/>
+        <w:t>30</w:t>
+      </w:r>
+      <w:r>
+        <w:fldChar w:fldCharType="end"/>
+      </w:r>
+      <w:r>
+        <w:fldChar w:fldCharType="end"/>
+      </w:r>
+    </w:p>
+    <w:p>
+      <w:pPr>
+        <w:pStyle w:val="TOC1"/>
+        <w:tabs>
+          <w:tab w:val="right" w:leader="dot" w:pos="8640"/>
+        </w:tabs>
+      </w:pPr>
+      <w:r>
+        <w:fldChar w:fldCharType="begin"/>
+      </w:r>
+      <w:r>
+        <w:instrText xml:space="preserve">HYPERLINK  \l  "_Toc5214626" </w:instrText>
+      </w:r>
+      <w:r>
+        <w:fldChar w:fldCharType="separate"/>
+      </w:r>
+      <w:r>
+        <w:rPr/>
+        <w:t>Lab 12 - Advanced agent: grounding, structured output, refusal design</w:t>
+      </w:r>
+      <w:r>
+        <w:tab/>
+      </w:r>
+      <w:r>
+        <w:fldChar w:fldCharType="begin"/>
+      </w:r>
+      <w:r>
+        <w:instrText xml:space="preserve">PAGEREF _Toc5214626 \h</w:instrText>
+      </w:r>
+      <w:r>
+        <w:fldChar w:fldCharType="separate"/>
+      </w:r>
+      <w:r>
+        <w:rPr/>
+        <w:t>31</w:t>
+      </w:r>
+      <w:r>
+        <w:fldChar w:fldCharType="end"/>
+      </w:r>
+      <w:r>
+        <w:fldChar w:fldCharType="end"/>
+      </w:r>
+    </w:p>
+    <w:p>
+      <w:pPr>
+        <w:pStyle w:val="TOC2"/>
+        <w:tabs>
+          <w:tab w:val="right" w:leader="dot" w:pos="8640"/>
+        </w:tabs>
+      </w:pPr>
+      <w:r>
+        <w:fldChar w:fldCharType="begin"/>
+      </w:r>
+      <w:r>
+        <w:instrText xml:space="preserve">HYPERLINK  \l  "_Toc1306501135" </w:instrText>
+      </w:r>
+      <w:r>
+        <w:fldChar w:fldCharType="separate"/>
+      </w:r>
+      <w:r>
+        <w:rPr/>
+        <w:t>Department and industry focus</w:t>
+      </w:r>
+      <w:r>
+        <w:tab/>
+      </w:r>
+      <w:r>
+        <w:fldChar w:fldCharType="begin"/>
+      </w:r>
+      <w:r>
+        <w:instrText xml:space="preserve">PAGEREF _Toc1306501135 \h</w:instrText>
+      </w:r>
+      <w:r>
+        <w:fldChar w:fldCharType="separate"/>
+      </w:r>
+      <w:r>
+        <w:rPr/>
+        <w:t>32</w:t>
+      </w:r>
+      <w:r>
+        <w:fldChar w:fldCharType="end"/>
+      </w:r>
+      <w:r>
+        <w:fldChar w:fldCharType="end"/>
+      </w:r>
+    </w:p>
+    <w:p>
+      <w:pPr>
+        <w:pStyle w:val="TOC2"/>
+        <w:tabs>
+          <w:tab w:val="right" w:leader="dot" w:pos="8640"/>
+        </w:tabs>
+      </w:pPr>
+      <w:r>
+        <w:fldChar w:fldCharType="begin"/>
+      </w:r>
+      <w:r>
+        <w:instrText xml:space="preserve">HYPERLINK  \l  "_Toc1150777485" </w:instrText>
+      </w:r>
+      <w:r>
+        <w:fldChar w:fldCharType="separate"/>
+      </w:r>
+      <w:r>
+        <w:rPr/>
+        <w:t>Learning objectives</w:t>
+      </w:r>
+      <w:r>
+        <w:tab/>
+      </w:r>
+      <w:r>
+        <w:fldChar w:fldCharType="begin"/>
+      </w:r>
+      <w:r>
+        <w:instrText xml:space="preserve">PAGEREF _Toc1150777485 \h</w:instrText>
+      </w:r>
+      <w:r>
+        <w:fldChar w:fldCharType="separate"/>
+      </w:r>
+      <w:r>
+        <w:rPr/>
+        <w:t>32</w:t>
+      </w:r>
+      <w:r>
+        <w:fldChar w:fldCharType="end"/>
+      </w:r>
+      <w:r>
+        <w:fldChar w:fldCharType="end"/>
+      </w:r>
+    </w:p>
+    <w:p>
+      <w:pPr>
+        <w:pStyle w:val="TOC1"/>
+        <w:tabs>
+          <w:tab w:val="right" w:leader="dot" w:pos="8640"/>
+        </w:tabs>
+      </w:pPr>
+      <w:r>
+        <w:fldChar w:fldCharType="begin"/>
+      </w:r>
+      <w:r>
+        <w:instrText xml:space="preserve">HYPERLINK  \l  "_Toc454711344" </w:instrText>
+      </w:r>
+      <w:r>
+        <w:fldChar w:fldCharType="separate"/>
+      </w:r>
+      <w:r>
+        <w:rPr/>
+        <w:t>Lab 13 - Agent evaluation and red-team testing</w:t>
+      </w:r>
+      <w:r>
+        <w:tab/>
+      </w:r>
+      <w:r>
+        <w:fldChar w:fldCharType="begin"/>
+      </w:r>
+      <w:r>
+        <w:instrText xml:space="preserve">PAGEREF _Toc454711344 \h</w:instrText>
+      </w:r>
+      <w:r>
+        <w:fldChar w:fldCharType="separate"/>
+      </w:r>
+      <w:r>
+        <w:rPr/>
+        <w:t>33</w:t>
+      </w:r>
+      <w:r>
+        <w:fldChar w:fldCharType="end"/>
+      </w:r>
+      <w:r>
+        <w:fldChar w:fldCharType="end"/>
+      </w:r>
+    </w:p>
+    <w:p>
+      <w:pPr>
+        <w:pStyle w:val="TOC2"/>
+        <w:tabs>
+          <w:tab w:val="right" w:leader="dot" w:pos="8640"/>
+        </w:tabs>
+      </w:pPr>
+      <w:r>
+        <w:fldChar w:fldCharType="begin"/>
+      </w:r>
+      <w:r>
+        <w:instrText xml:space="preserve">HYPERLINK  \l  "_Toc713261992" </w:instrText>
+      </w:r>
+      <w:r>
+        <w:fldChar w:fldCharType="separate"/>
+      </w:r>
+      <w:r>
+        <w:rPr/>
+        <w:t>Department and industry focus</w:t>
+      </w:r>
+      <w:r>
+        <w:tab/>
+      </w:r>
+      <w:r>
+        <w:fldChar w:fldCharType="begin"/>
+      </w:r>
+      <w:r>
+        <w:instrText xml:space="preserve">PAGEREF _Toc713261992 \h</w:instrText>
+      </w:r>
+      <w:r>
+        <w:fldChar w:fldCharType="separate"/>
+      </w:r>
+      <w:r>
+        <w:rPr/>
+        <w:t>34</w:t>
+      </w:r>
+      <w:r>
+        <w:fldChar w:fldCharType="end"/>
+      </w:r>
+      <w:r>
+        <w:fldChar w:fldCharType="end"/>
+      </w:r>
+    </w:p>
+    <w:p>
+      <w:pPr>
+        <w:pStyle w:val="TOC2"/>
+        <w:tabs>
+          <w:tab w:val="right" w:leader="dot" w:pos="8640"/>
+        </w:tabs>
+      </w:pPr>
+      <w:r>
+        <w:fldChar w:fldCharType="begin"/>
+      </w:r>
+      <w:r>
+        <w:instrText xml:space="preserve">HYPERLINK  \l  "_Toc1974187818" </w:instrText>
+      </w:r>
+      <w:r>
+        <w:fldChar w:fldCharType="separate"/>
+      </w:r>
+      <w:r>
+        <w:rPr/>
+        <w:t>Scenario</w:t>
+      </w:r>
+      <w:r>
+        <w:tab/>
+      </w:r>
+      <w:r>
+        <w:fldChar w:fldCharType="begin"/>
+      </w:r>
+      <w:r>
+        <w:instrText xml:space="preserve">PAGEREF _Toc1974187818 \h</w:instrText>
+      </w:r>
+      <w:r>
+        <w:fldChar w:fldCharType="separate"/>
+      </w:r>
+      <w:r>
+        <w:rPr/>
+        <w:t>34</w:t>
+      </w:r>
+      <w:r>
+        <w:fldChar w:fldCharType="end"/>
+      </w:r>
+      <w:r>
+        <w:fldChar w:fldCharType="end"/>
+      </w:r>
+    </w:p>
+    <w:p>
+      <w:pPr>
+        <w:pStyle w:val="TOC2"/>
+        <w:tabs>
+          <w:tab w:val="right" w:leader="dot" w:pos="8640"/>
+        </w:tabs>
+      </w:pPr>
+      <w:r>
+        <w:fldChar w:fldCharType="begin"/>
+      </w:r>
+      <w:r>
+        <w:instrText xml:space="preserve">HYPERLINK  \l  "_Toc1901101910" </w:instrText>
+      </w:r>
+      <w:r>
+        <w:fldChar w:fldCharType="separate"/>
+      </w:r>
+      <w:r>
+        <w:rPr/>
+        <w:t>Learning objectives</w:t>
+      </w:r>
+      <w:r>
+        <w:tab/>
+      </w:r>
+      <w:r>
+        <w:fldChar w:fldCharType="begin"/>
+      </w:r>
+      <w:r>
+        <w:instrText xml:space="preserve">PAGEREF _Toc1901101910 \h</w:instrText>
+      </w:r>
+      <w:r>
+        <w:fldChar w:fldCharType="separate"/>
+      </w:r>
+      <w:r>
+        <w:rPr/>
+        <w:t>34</w:t>
+      </w:r>
+      <w:r>
+        <w:fldChar w:fldCharType="end"/>
+      </w:r>
+      <w:r>
+        <w:fldChar w:fldCharType="end"/>
+      </w:r>
+    </w:p>
+    <w:p>
+      <w:pPr>
+        <w:pStyle w:val="TOC1"/>
+        <w:tabs>
+          <w:tab w:val="right" w:leader="dot" w:pos="8640"/>
+        </w:tabs>
+      </w:pPr>
+      <w:r>
+        <w:fldChar w:fldCharType="begin"/>
+      </w:r>
+      <w:r>
+        <w:instrText xml:space="preserve">HYPERLINK  \l  "_Toc520188386" </w:instrText>
+      </w:r>
+      <w:r>
+        <w:fldChar w:fldCharType="separate"/>
+      </w:r>
+      <w:r>
+        <w:rPr/>
+        <w:t>Capstone - Cross-department leadership briefing pack</w:t>
+      </w:r>
+      <w:r>
+        <w:tab/>
+      </w:r>
+      <w:r>
+        <w:fldChar w:fldCharType="begin"/>
+      </w:r>
+      <w:r>
+        <w:instrText xml:space="preserve">PAGEREF _Toc520188386 \h</w:instrText>
+      </w:r>
+      <w:r>
+        <w:fldChar w:fldCharType="separate"/>
+      </w:r>
+      <w:r>
+        <w:rPr/>
+        <w:t>35</w:t>
+      </w:r>
+      <w:r>
+        <w:fldChar w:fldCharType="end"/>
+      </w:r>
+      <w:r>
+        <w:fldChar w:fldCharType="end"/>
+      </w:r>
+    </w:p>
+    <w:p>
+      <w:pPr>
+        <w:pStyle w:val="TOC2"/>
+        <w:tabs>
+          <w:tab w:val="right" w:leader="dot" w:pos="8640"/>
+        </w:tabs>
+      </w:pPr>
+      <w:r>
+        <w:fldChar w:fldCharType="begin"/>
+      </w:r>
+      <w:r>
+        <w:instrText xml:space="preserve">HYPERLINK  \l  "_Toc1695278342" </w:instrText>
+      </w:r>
+      <w:r>
+        <w:fldChar w:fldCharType="separate"/>
+      </w:r>
+      <w:r>
+        <w:rPr/>
+        <w:t>Scenario</w:t>
+      </w:r>
+      <w:r>
+        <w:tab/>
+      </w:r>
+      <w:r>
+        <w:fldChar w:fldCharType="begin"/>
+      </w:r>
+      <w:r>
+        <w:instrText xml:space="preserve">PAGEREF _Toc1695278342 \h</w:instrText>
+      </w:r>
+      <w:r>
+        <w:fldChar w:fldCharType="separate"/>
+      </w:r>
+      <w:r>
+        <w:rPr/>
+        <w:t>36</w:t>
+      </w:r>
+      <w:r>
+        <w:fldChar w:fldCharType="end"/>
+      </w:r>
+      <w:r>
+        <w:fldChar w:fldCharType="end"/>
+      </w:r>
+    </w:p>
+    <w:p>
+      <w:pPr>
+        <w:pStyle w:val="TOC2"/>
+        <w:tabs>
+          <w:tab w:val="right" w:leader="dot" w:pos="8640"/>
+        </w:tabs>
+      </w:pPr>
+      <w:r>
+        <w:fldChar w:fldCharType="begin"/>
+      </w:r>
+      <w:r>
+        <w:instrText xml:space="preserve">HYPERLINK  \l  "_Toc1068638031" </w:instrText>
+      </w:r>
+      <w:r>
+        <w:fldChar w:fldCharType="separate"/>
+      </w:r>
+      <w:r>
+        <w:rPr/>
+        <w:t>Deliverables</w:t>
+      </w:r>
+      <w:r>
+        <w:tab/>
+      </w:r>
+      <w:r>
+        <w:fldChar w:fldCharType="begin"/>
+      </w:r>
+      <w:r>
+        <w:instrText xml:space="preserve">PAGEREF _Toc1068638031 \h</w:instrText>
+      </w:r>
+      <w:r>
+        <w:fldChar w:fldCharType="separate"/>
+      </w:r>
+      <w:r>
+        <w:rPr/>
+        <w:t>36</w:t>
+      </w:r>
+      <w:r>
+        <w:fldChar w:fldCharType="end"/>
+      </w:r>
+      <w:r>
+        <w:fldChar w:fldCharType="end"/>
+      </w:r>
+    </w:p>
+    <w:p>
+      <w:pPr>
+        <w:pStyle w:val="TOC2"/>
+        <w:tabs>
+          <w:tab w:val="right" w:leader="dot" w:pos="8640"/>
+        </w:tabs>
+      </w:pPr>
+      <w:r>
+        <w:fldChar w:fldCharType="begin"/>
+      </w:r>
+      <w:r>
+        <w:instrText xml:space="preserve">HYPERLINK  \l  "_Toc650220320" </w:instrText>
+      </w:r>
+      <w:r>
+        <w:fldChar w:fldCharType="separate"/>
+      </w:r>
+      <w:r>
+        <w:rPr/>
+        <w:t>Suggested capstone prompt sequence</w:t>
+      </w:r>
+      <w:r>
+        <w:tab/>
+      </w:r>
+      <w:r>
+        <w:fldChar w:fldCharType="begin"/>
+      </w:r>
+      <w:r>
+        <w:instrText xml:space="preserve">PAGEREF _Toc650220320 \h</w:instrText>
+      </w:r>
+      <w:r>
+        <w:fldChar w:fldCharType="separate"/>
+      </w:r>
+      <w:r>
+        <w:rPr/>
+        <w:t>36</w:t>
+      </w:r>
+      <w:r>
+        <w:fldChar w:fldCharType="end"/>
+      </w:r>
+      <w:r>
+        <w:fldChar w:fldCharType="end"/>
+      </w:r>
+    </w:p>
+    <w:p>
+      <w:pPr>
+        <w:pStyle w:val="TOC2"/>
+        <w:tabs>
+          <w:tab w:val="right" w:leader="dot" w:pos="8640"/>
+        </w:tabs>
+      </w:pPr>
+      <w:r>
+        <w:fldChar w:fldCharType="begin"/>
+      </w:r>
+      <w:r>
+        <w:instrText xml:space="preserve">HYPERLINK  \l  "_Toc1799041389" </w:instrText>
+      </w:r>
+      <w:r>
+        <w:fldChar w:fldCharType="separate"/>
+      </w:r>
+      <w:r>
+        <w:rPr/>
+        <w:t>Assessment checklist</w:t>
+      </w:r>
+      <w:r>
+        <w:tab/>
+      </w:r>
+      <w:r>
+        <w:fldChar w:fldCharType="begin"/>
+      </w:r>
+      <w:r>
+        <w:instrText xml:space="preserve">PAGEREF _Toc1799041389 \h</w:instrText>
+      </w:r>
+      <w:r>
+        <w:fldChar w:fldCharType="separate"/>
+      </w:r>
+      <w:r>
+        <w:rPr/>
+        <w:t>36</w:t>
+      </w:r>
+      <w:r>
+        <w:fldChar w:fldCharType="end"/>
+      </w:r>
+      <w:r>
+        <w:fldChar w:fldCharType="end"/>
+      </w:r>
+    </w:p>
+    <w:p>
+      <w:pPr>
+        <w:pStyle w:val="TOC1"/>
+        <w:tabs>
+          <w:tab w:val="right" w:leader="dot" w:pos="8640"/>
+        </w:tabs>
+      </w:pPr>
+      <w:r>
+        <w:fldChar w:fldCharType="begin"/>
+      </w:r>
+      <w:r>
+        <w:instrText xml:space="preserve">HYPERLINK  \l  "_Toc629003305" </w:instrText>
+      </w:r>
+      <w:r>
+        <w:fldChar w:fldCharType="separate"/>
+      </w:r>
+      <w:r>
+        <w:rPr/>
+        <w:t>After the workshop - thirty-day adoption plan</w:t>
+      </w:r>
+      <w:r>
+        <w:tab/>
+      </w:r>
+      <w:r>
+        <w:fldChar w:fldCharType="begin"/>
+      </w:r>
+      <w:r>
+        <w:instrText xml:space="preserve">PAGEREF _Toc629003305 \h</w:instrText>
+      </w:r>
+      <w:r>
+        <w:fldChar w:fldCharType="separate"/>
+      </w:r>
+      <w:r>
+        <w:rPr/>
+        <w:t>37</w:t>
+      </w:r>
+      <w:r>
+        <w:fldChar w:fldCharType="end"/>
+      </w:r>
+      <w:r>
+        <w:fldChar w:fldCharType="end"/>
+      </w:r>
+    </w:p>
+    <w:p>
+      <w:pPr>
+        <w:pStyle w:val="TOC1"/>
+        <w:tabs>
+          <w:tab w:val="right" w:leader="dot" w:pos="8640"/>
+        </w:tabs>
+      </w:pPr>
+      <w:r>
+        <w:fldChar w:fldCharType="begin"/>
+      </w:r>
+      <w:r>
+        <w:instrText xml:space="preserve">HYPERLINK  \l  "_Toc1642673782" </w:instrText>
+      </w:r>
+      <w:r>
+        <w:fldChar w:fldCharType="separate"/>
+      </w:r>
+      <w:r>
+        <w:rPr/>
+        <w:t>Appendix A - Department and industry prompt patterns</w:t>
+      </w:r>
+      <w:r>
+        <w:tab/>
+      </w:r>
+      <w:r>
+        <w:fldChar w:fldCharType="begin"/>
+      </w:r>
+      <w:r>
+        <w:instrText xml:space="preserve">PAGEREF _Toc1642673782 \h</w:instrText>
+      </w:r>
+      <w:r>
+        <w:fldChar w:fldCharType="separate"/>
+      </w:r>
+      <w:r>
+        <w:rPr/>
+        <w:t>38</w:t>
+      </w:r>
+      <w:r>
+        <w:fldChar w:fldCharType="end"/>
+      </w:r>
+      <w:r>
+        <w:fldChar w:fldCharType="end"/>
+      </w:r>
+    </w:p>
+    <w:p>
+      <w:pPr>
+        <w:pStyle w:val="TOC2"/>
+        <w:tabs>
+          <w:tab w:val="right" w:leader="dot" w:pos="8640"/>
+        </w:tabs>
+      </w:pPr>
+      <w:r>
+        <w:fldChar w:fldCharType="begin"/>
+      </w:r>
+      <w:r>
+        <w:instrText xml:space="preserve">HYPERLINK  \l  "_Toc483924599" </w:instrText>
+      </w:r>
+      <w:r>
+        <w:fldChar w:fldCharType="separate"/>
+      </w:r>
+      <w:r>
+        <w:rPr/>
+        <w:t>Reusable prompt scaffold</w:t>
+      </w:r>
+      <w:r>
+        <w:tab/>
+      </w:r>
+      <w:r>
+        <w:fldChar w:fldCharType="begin"/>
+      </w:r>
+      <w:r>
+        <w:instrText xml:space="preserve">PAGEREF _Toc483924599 \h</w:instrText>
+      </w:r>
+      <w:r>
+        <w:fldChar w:fldCharType="separate"/>
+      </w:r>
+      <w:r>
+        <w:rPr/>
+        <w:t>38</w:t>
+      </w:r>
+      <w:r>
+        <w:fldChar w:fldCharType="end"/>
+      </w:r>
+      <w:r>
+        <w:fldChar w:fldCharType="end"/>
+      </w:r>
+    </w:p>
+    <w:p>
+      <w:pPr>
+        <w:pStyle w:val="TOC1"/>
+        <w:tabs>
+          <w:tab w:val="right" w:leader="dot" w:pos="8640"/>
+        </w:tabs>
+      </w:pPr>
+      <w:r>
+        <w:fldChar w:fldCharType="begin"/>
+      </w:r>
+      <w:r>
+        <w:instrText xml:space="preserve">HYPERLINK  \l  "_Toc440390316" </w:instrText>
+      </w:r>
+      <w:r>
+        <w:fldChar w:fldCharType="separate"/>
+      </w:r>
+      <w:r>
+        <w:rPr/>
+        <w:t>Appendix B - Industry considerations</w:t>
+      </w:r>
+      <w:r>
+        <w:tab/>
+      </w:r>
+      <w:r>
+        <w:fldChar w:fldCharType="begin"/>
+      </w:r>
+      <w:r>
+        <w:instrText xml:space="preserve">PAGEREF _Toc440390316 \h</w:instrText>
+      </w:r>
+      <w:r>
+        <w:fldChar w:fldCharType="separate"/>
+      </w:r>
+      <w:r>
+        <w:rPr/>
+        <w:t>39</w:t>
+      </w:r>
+      <w:r>
+        <w:fldChar w:fldCharType="end"/>
+      </w:r>
+      <w:r>
+        <w:fldChar w:fldCharType="end"/>
+      </w:r>
+    </w:p>
+    <w:p>
+      <w:pPr>
+        <w:pStyle w:val="TOC1"/>
+        <w:tabs>
+          <w:tab w:val="right" w:leader="dot" w:pos="8640"/>
+        </w:tabs>
+      </w:pPr>
+      <w:r>
+        <w:fldChar w:fldCharType="begin"/>
+      </w:r>
+      <w:r>
+        <w:instrText xml:space="preserve">HYPERLINK  \l  "_Toc1426512070" </w:instrText>
+      </w:r>
+      <w:r>
+        <w:fldChar w:fldCharType="separate"/>
+      </w:r>
+      <w:r>
+        <w:rPr/>
+        <w:t>Appendix C - Instructor debrief questions</w:t>
+      </w:r>
+      <w:r>
+        <w:tab/>
+      </w:r>
+      <w:r>
+        <w:fldChar w:fldCharType="begin"/>
+      </w:r>
+      <w:r>
+        <w:instrText xml:space="preserve">PAGEREF _Toc1426512070 \h</w:instrText>
+      </w:r>
+      <w:r>
+        <w:fldChar w:fldCharType="separate"/>
+      </w:r>
+      <w:r>
+        <w:rPr/>
+        <w:t>40</w:t>
+      </w:r>
+      <w:r>
+        <w:fldChar w:fldCharType="end"/>
+      </w:r>
+      <w:r>
+        <w:fldChar w:fldCharType="end"/>
+      </w:r>
+    </w:p>
+    <w:p>
+      <w:pPr>
+        <w:pStyle w:val="TOC1"/>
+        <w:tabs>
+          <w:tab w:val="right" w:leader="dot" w:pos="8640"/>
+        </w:tabs>
+      </w:pPr>
+      <w:r>
+        <w:fldChar w:fldCharType="begin"/>
+      </w:r>
+      <w:r>
+        <w:instrText xml:space="preserve">HYPERLINK  \l  "_Toc1879738675" </w:instrText>
+      </w:r>
+      <w:r>
+        <w:fldChar w:fldCharType="separate"/>
+      </w:r>
+      <w:r>
+        <w:rPr/>
+        <w:t>Appendix D - Safety, data handling, and responsible AI</w:t>
+      </w:r>
+      <w:r>
+        <w:tab/>
+      </w:r>
+      <w:r>
+        <w:fldChar w:fldCharType="begin"/>
+      </w:r>
+      <w:r>
+        <w:instrText xml:space="preserve">PAGEREF _Toc1879738675 \h</w:instrText>
+      </w:r>
+      <w:r>
+        <w:fldChar w:fldCharType="separate"/>
+      </w:r>
+      <w:r>
+        <w:rPr/>
+        <w:t>41</w:t>
+      </w:r>
+      <w:r>
+        <w:fldChar w:fldCharType="end"/>
+      </w:r>
+      <w:r>
+        <w:fldChar w:fldCharType="end"/>
+      </w:r>
+    </w:p>
+    <w:p>
+      <w:pPr>
+        <w:pStyle w:val="TOC1"/>
+        <w:tabs>
+          <w:tab w:val="right" w:leader="dot" w:pos="8640"/>
+        </w:tabs>
+      </w:pPr>
+      <w:r>
+        <w:fldChar w:fldCharType="begin"/>
+      </w:r>
+      <w:r>
+        <w:instrText xml:space="preserve">HYPERLINK  \l  "_Toc1760662538" </w:instrText>
+      </w:r>
+      <w:r>
+        <w:fldChar w:fldCharType="separate"/>
+      </w:r>
+      <w:r>
+        <w:rPr/>
+        <w:t>Appendix E - Skills self-assessment rubric</w:t>
+      </w:r>
+      <w:r>
+        <w:tab/>
+      </w:r>
+      <w:r>
+        <w:fldChar w:fldCharType="begin"/>
+      </w:r>
+      <w:r>
+        <w:instrText xml:space="preserve">PAGEREF _Toc1760662538 \h</w:instrText>
+      </w:r>
+      <w:r>
+        <w:fldChar w:fldCharType="separate"/>
+      </w:r>
+      <w:r>
+        <w:rPr/>
+        <w:t>42</w:t>
+      </w:r>
+      <w:r>
+        <w:fldChar w:fldCharType="end"/>
+      </w:r>
+      <w:r>
+        <w:fldChar w:fldCharType="end"/>
+      </w:r>
+    </w:p>
+    <w:p>
+      <w:pPr>
+        <w:pStyle w:val="TOC1"/>
+      </w:pPr>
+      <w:r>
+        <w:fldChar w:fldCharType="end"/>
+      </w:r>
+    </w:p>
     <w:p xmlns:wp14="http://schemas.microsoft.com/office/word/2010/wordml" wp14:textId="77777777">
       <w:r>
-        <w:fldChar w:fldCharType="begin"/>
-      </w:r>
-      <w:r>
-        <w:instrText xml:space="preserve">TOC \o "1-2" \h \z \u</w:instrText>
-      </w:r>
-      <w:r>
-        <w:fldChar w:fldCharType="separate"/>
-      </w:r>
-      <w:r>
-        <w:t>Right-click and choose Update Field to build the table of contents.</w:t>
-      </w:r>
-      <w:r>
-        <w:fldChar w:fldCharType="end"/>
+        <w:br w:type="page"/>
       </w:r>
     </w:p>
     <w:p xmlns:wp14="http://schemas.microsoft.com/office/word/2010/wordml" wp14:textId="77777777">
-      <w:r>
-        <w:br w:type="page"/>
-      </w:r>
-    </w:p>
-    <w:p xmlns:wp14="http://schemas.microsoft.com/office/word/2010/wordml" wp14:textId="77777777">
       <w:pPr>
         <w:pStyle w:val="Heading1"/>
       </w:pPr>
-      <w:r>
+      <w:bookmarkStart w:name="_Toc1749475672" w:id="808746063"/>
+      <w:r>
+        <w:rPr/>
         <w:t>How to use this workbook</w:t>
       </w:r>
-    </w:p>
-    <w:p xmlns:wp14="http://schemas.microsoft.com/office/word/2010/wordml" wp14:textId="77777777">
-      <w:pPr>
-        <w:spacing w:after="120"/>
+      <w:bookmarkEnd w:id="808746063"/>
+    </w:p>
+    <w:p>
+      <w:pPr>
+        <w:pStyle w:val="Normal"/>
       </w:pPr>
       <w:r>
         <w:rPr>
           <w:b w:val="0"/>
+          <w:bCs w:val="0"/>
           <w:i w:val="0"/>
+          <w:iCs w:val="0"/>
           <w:sz w:val="21"/>
+          <w:szCs w:val="21"/>
         </w:rPr>
-        <w:t>This workbook takes the proven, single-company Copilot lab format and broadens it across a whole enterprise. Instead of one department in one industry, every lab is set in a different department and a different Contoso Group business unit, so learners see how the same Copilot skills apply to healthcare, retail, manufacturing, financial services, education, and technology work.</w:t>
+        <w:t>This workbook teaches one set of Microsoft 365 Copilot skills through fourteen labs and a capstone, each set in a different department and a different Contoso Group business unit. A finance analyst, a legal reviewer, and a customer-service lead can each start with the lab that matches their role, then see the same prompting, grounding, and validation habits applied to healthcare, retail, manufacturing, financial services, education, and technology work. Read this section and Lab 00 first; after that the labs can be taken in any order, although the agent labs assume you have completed at least one Copilot Chat lab.</w:t>
       </w:r>
     </w:p>
     <w:p xmlns:wp14="http://schemas.microsoft.com/office/word/2010/wordml" wp14:textId="77777777">
@@ -456,6 +3612,154 @@
       </w:pPr>
       <w:r>
         <w:rPr>
+          <w:b w:val="1"/>
+          <w:bCs w:val="1"/>
+          <w:i w:val="0"/>
+          <w:iCs w:val="0"/>
+          <w:sz w:val="21"/>
+          <w:szCs w:val="21"/>
+        </w:rPr>
+        <w:t>Key terms used throughout</w:t>
+      </w:r>
+    </w:p>
+    <w:p>
+      <w:pPr>
+        <w:pStyle w:val="ListBullet"/>
+        <w:rPr/>
+      </w:pPr>
+      <w:r>
+        <w:rPr>
+          <w:b w:val="1"/>
+          <w:bCs w:val="1"/>
+          <w:sz w:val="21"/>
+          <w:szCs w:val="21"/>
+        </w:rPr>
+        <w:t>Copilot Chat</w:t>
+      </w:r>
+      <w:r>
+        <w:rPr>
+          <w:sz w:val="21"/>
+          <w:szCs w:val="21"/>
+        </w:rPr>
+        <w:t xml:space="preserve"> - the conversational surface in Microsoft 365, used in Work mode so it can reference your files.</w:t>
+      </w:r>
+    </w:p>
+    <w:p>
+      <w:pPr>
+        <w:pStyle w:val="ListBullet"/>
+        <w:rPr/>
+      </w:pPr>
+      <w:r>
+        <w:rPr>
+          <w:b w:val="1"/>
+          <w:bCs w:val="1"/>
+          <w:sz w:val="21"/>
+          <w:szCs w:val="21"/>
+        </w:rPr>
+        <w:t>Grounding</w:t>
+      </w:r>
+      <w:r>
+        <w:rPr>
+          <w:sz w:val="21"/>
+          <w:szCs w:val="21"/>
+        </w:rPr>
+        <w:t xml:space="preserve"> - answering only from named files or approved knowledge sources, rather than from general knowledge.</w:t>
+      </w:r>
+    </w:p>
+    <w:p>
+      <w:pPr>
+        <w:pStyle w:val="ListBullet"/>
+        <w:rPr/>
+      </w:pPr>
+      <w:r>
+        <w:rPr>
+          <w:b w:val="1"/>
+          <w:bCs w:val="1"/>
+          <w:sz w:val="21"/>
+          <w:szCs w:val="21"/>
+        </w:rPr>
+        <w:t>Output contract</w:t>
+      </w:r>
+      <w:r>
+        <w:rPr>
+          <w:sz w:val="21"/>
+          <w:szCs w:val="21"/>
+        </w:rPr>
+        <w:t xml:space="preserve"> - the exact format you require in the prompt, such as a table, JSON, or a fixed set of sections.</w:t>
+      </w:r>
+    </w:p>
+    <w:p>
+      <w:pPr>
+        <w:pStyle w:val="ListBullet"/>
+        <w:rPr/>
+      </w:pPr>
+      <w:r>
+        <w:rPr>
+          <w:b w:val="1"/>
+          <w:bCs w:val="1"/>
+          <w:sz w:val="21"/>
+          <w:szCs w:val="21"/>
+        </w:rPr>
+        <w:t>Agent</w:t>
+      </w:r>
+      <w:r>
+        <w:rPr>
+          <w:sz w:val="21"/>
+          <w:szCs w:val="21"/>
+        </w:rPr>
+        <w:t xml:space="preserve"> - a reusable assistant built in Agent Builder or Copilot Studio with its own purpose, instructions, and knowledge sources.</w:t>
+      </w:r>
+    </w:p>
+    <w:p>
+      <w:pPr>
+        <w:pStyle w:val="ListBullet"/>
+        <w:rPr/>
+      </w:pPr>
+      <w:r>
+        <w:rPr>
+          <w:b w:val="1"/>
+          <w:bCs w:val="1"/>
+          <w:sz w:val="21"/>
+          <w:szCs w:val="21"/>
+        </w:rPr>
+        <w:t>Few-shot</w:t>
+      </w:r>
+      <w:r>
+        <w:rPr>
+          <w:sz w:val="21"/>
+          <w:szCs w:val="21"/>
+        </w:rPr>
+        <w:t xml:space="preserve"> - including one or two worked examples in the instructions so the agent copies the tone and format you want.</w:t>
+      </w:r>
+    </w:p>
+    <w:p>
+      <w:pPr>
+        <w:pStyle w:val="ListBullet"/>
+        <w:rPr/>
+      </w:pPr>
+      <w:r>
+        <w:rPr>
+          <w:b w:val="1"/>
+          <w:bCs w:val="1"/>
+          <w:sz w:val="21"/>
+          <w:szCs w:val="21"/>
+        </w:rPr>
+        <w:t>Red-teaming</w:t>
+      </w:r>
+      <w:r>
+        <w:rPr>
+          <w:sz w:val="21"/>
+          <w:szCs w:val="21"/>
+        </w:rPr>
+        <w:t xml:space="preserve"> - deliberately testing an agent with unsafe, out-of-scope, or misleading prompts before it is shared.</w:t>
+      </w:r>
+    </w:p>
+    <w:p>
+      <w:pPr>
+        <w:pStyle w:val="Normal"/>
+      </w:pPr>
+      <w:r>
+        <w:rPr>
           <w:b w:val="0"/>
           <w:bCs w:val="0"/>
           <w:i w:val="0"/>
@@ -463,16 +3767,104 @@
           <w:sz w:val="21"/>
           <w:szCs w:val="21"/>
         </w:rPr>
-        <w:t>Scope of this workbook: the labs cover Microsoft 365 Copilot Chat, Copilot in Word, Excel, PowerPoint, Outlook, and Teams, the Analyst and Researcher agents, and agent building with Agent Builder. Copilot Studio appears only as a comparison point in Lab 13 and Appendix C; building and publishing a Copilot Studio agent, sharing agents across a tenant, Copilot in OneNote, Loop and Pages, SharePoint agents, Copilot Search, connectors to third-party data, and tenant administration and Copilot usage analytics are deliberately out of scope and belong in a follow-on session. Tell participants this at the start so they know which questions this workshop will not answer.</w:t>
+        <w:t>Lab levels follow the Microsoft convention: Level 100 is foundational and needs no prior experience, Level 200 assumes you can already prompt and reference files, and Level 300 involves multi-step analysis, agent configuration, or evaluation work.</w:t>
+      </w:r>
+    </w:p>
+    <w:p>
+      <w:pPr>
+        <w:pStyle w:val="Normal"/>
+      </w:pPr>
+      <w:r>
+        <w:rPr>
+          <w:b w:val="1"/>
+          <w:bCs w:val="1"/>
+          <w:i w:val="0"/>
+          <w:iCs w:val="0"/>
+          <w:sz w:val="21"/>
+          <w:szCs w:val="21"/>
+        </w:rPr>
+        <w:t>Scope of this workbook</w:t>
+      </w:r>
+    </w:p>
+    <w:p>
+      <w:pPr>
+        <w:pStyle w:val="ListBullet"/>
+        <w:rPr/>
+      </w:pPr>
+      <w:r>
+        <w:rPr>
+          <w:b w:val="1"/>
+          <w:bCs w:val="1"/>
+          <w:sz w:val="21"/>
+          <w:szCs w:val="21"/>
+        </w:rPr>
+        <w:t>In scope:</w:t>
+      </w:r>
+      <w:r>
+        <w:rPr>
+          <w:sz w:val="21"/>
+          <w:szCs w:val="21"/>
+        </w:rPr>
+        <w:t xml:space="preserve"> Microsoft 365 Copilot Chat; Copilot in Word, Excel, PowerPoint, Outlook, and Teams; the Analyst and Researcher agents; and agent building with Agent Builder.</w:t>
+      </w:r>
+    </w:p>
+    <w:p>
+      <w:pPr>
+        <w:pStyle w:val="ListBullet"/>
+        <w:rPr/>
+      </w:pPr>
+      <w:r>
+        <w:rPr>
+          <w:b w:val="1"/>
+          <w:bCs w:val="1"/>
+          <w:sz w:val="21"/>
+          <w:szCs w:val="21"/>
+        </w:rPr>
+        <w:t>Out of scope, reserved for a follow-on session:</w:t>
+      </w:r>
+      <w:r>
+        <w:rPr>
+          <w:sz w:val="21"/>
+          <w:szCs w:val="21"/>
+        </w:rPr>
+        <w:t xml:space="preserve"> building and publishing a Copilot Studio agent; sharing agents across a tenant; Copilot in OneNote, Loop, and Pages; SharePoint agents; Copilot Search; connectors to third-party data; and tenant administration and Copilot usage analytics.</w:t>
+      </w:r>
+    </w:p>
+    <w:p>
+      <w:pPr>
+        <w:pStyle w:val="Normal"/>
+      </w:pPr>
+      <w:r>
+        <w:rPr>
+          <w:b w:val="0"/>
+          <w:bCs w:val="0"/>
+          <w:i w:val="0"/>
+          <w:iCs w:val="0"/>
+          <w:sz w:val="21"/>
+          <w:szCs w:val="21"/>
+        </w:rPr>
+        <w:t>Copilot Studio appears only as a comparison point in Lab 13 and Appendix C. State this scope at the start of the session so participants know which questions the workshop will not answer.</w:t>
+      </w:r>
+    </w:p>
+    <w:p>
+      <w:pPr>
+        <w:pStyle w:val="Normal"/>
+      </w:pPr>
+      <w:r>
+        <w:rPr/>
+        <w:t>Before the session, confirm that each participant has a Microsoft 365 Copilot licence assigned, access to Copilot Chat in Work mode, the desktop apps for Word, Excel, PowerPoint, Outlook, and Teams signed in with the same work account, the Analyst and Researcher agents and Agent Builder available in the tenant, and read access to the OneDrive folder holding the sample data. Labs 08 to 13 depend on the agents being enabled, so check this first. Where a capability is not licensed or not yet switched on, run the affected lab as a facilitated prompt-design discussion using the same scenario, and record the gap for the tenant administrator to follow up.</w:t>
       </w:r>
     </w:p>
     <w:p xmlns:wp14="http://schemas.microsoft.com/office/word/2010/wordml" wp14:textId="77777777">
       <w:pPr>
         <w:pStyle w:val="Heading2"/>
       </w:pPr>
-      <w:r>
+      <w:bookmarkStart w:name="_Toc1013109864" w:id="1823499599"/>
+      <w:r>
+        <w:rPr/>
         <w:t>The Contoso Group scenario</w:t>
       </w:r>
+      <w:bookmarkEnd w:id="1823499599"/>
     </w:p>
     <w:p xmlns:wp14="http://schemas.microsoft.com/office/word/2010/wordml" wp14:textId="77777777">
       <w:pPr>
@@ -802,34 +4194,52 @@
         <w:spacing w:after="40"/>
       </w:pPr>
     </w:p>
-    <w:p xmlns:wp14="http://schemas.microsoft.com/office/word/2010/wordml" wp14:textId="77777777">
-      <w:pPr>
-        <w:pStyle w:val="Heading2"/>
-      </w:pPr>
-      <w:r>
-        <w:t>Departments covered</w:t>
-      </w:r>
-    </w:p>
-    <w:p xmlns:wp14="http://schemas.microsoft.com/office/word/2010/wordml" wp14:textId="77777777">
-      <w:pPr>
-        <w:spacing w:after="120"/>
+    <w:p>
+      <w:pPr>
+        <w:pStyle w:val="Normal"/>
       </w:pPr>
       <w:r>
         <w:rPr>
           <w:b w:val="0"/>
+          <w:bCs w:val="0"/>
           <w:i w:val="0"/>
+          <w:iCs w:val="0"/>
           <w:sz w:val="21"/>
+          <w:szCs w:val="21"/>
         </w:rPr>
-        <w:t>Human Resources, Finance &amp; Accounting, Sales, Marketing, Customer Service, Legal &amp; Compliance, Operations / Supply Chain, and IT. Each lab names the department and business unit it targets so learners can jump to the track most relevant to their role.</w:t>
+        <w:t>Industry coverage is deliberately uneven across the labs. Technology, Retail, Financial Services, and Manufacturing each anchor at least one lab, while Contoso HealthCare and Contoso Learning appear as context inside the HR, compliance, and safety exercises rather than owning a lab of their own. If you are running this workbook for a healthcare or education audience, keep the lab structure and swap the scenario framing: replace the Retail loyalty campaign in Lab 03 with a patient-communication or student-recruitment campaign, use the same charter and stand-up notes for a clinical or campus programme in Lab 07, and read the Contoso HealthCare and Contoso Learning rows in Appendix B before writing any prompt.</w:t>
       </w:r>
     </w:p>
     <w:p xmlns:wp14="http://schemas.microsoft.com/office/word/2010/wordml" wp14:textId="77777777">
       <w:pPr>
         <w:pStyle w:val="Heading2"/>
       </w:pPr>
-      <w:r>
+      <w:bookmarkStart w:name="_Toc1548290295" w:id="126667999"/>
+      <w:r>
+        <w:rPr/>
+        <w:t>Departments covered</w:t>
+      </w:r>
+      <w:bookmarkEnd w:id="126667999"/>
+    </w:p>
+    <w:p>
+      <w:pPr>
+        <w:pStyle w:val="Normal"/>
+      </w:pPr>
+      <w:r>
+        <w:rPr/>
+        <w:t>Eight departments are represented. Seven own a dedicated lab: HR in Lab 01, Legal and Compliance in Lab 02, Marketing in Lab 03, Customer Service in Labs 04 and 08, Finance and Accounting in Labs 05 and 12, Sales in Lab 06, and Operations and Supply Chain in Lab 07. The eighth, IT and security, is covered through the shared labs instead of a track of its own - Lab 00 for workspace and data-handling setup, Lab 11 for agent building, and Lab 13 for agent evaluation and red-teaming - so IT participants should follow the agents track. Lab 09 is written for a strategy or programme-office role and suits anyone who consolidates work from several departments. Each lab names the department and business unit it targets, so learners can jump straight to the track most relevant to their role.</w:t>
+      </w:r>
+    </w:p>
+    <w:p xmlns:wp14="http://schemas.microsoft.com/office/word/2010/wordml" wp14:textId="77777777">
+      <w:pPr>
+        <w:pStyle w:val="Heading2"/>
+      </w:pPr>
+      <w:bookmarkStart w:name="_Toc519027574" w:id="1725771696"/>
+      <w:r>
+        <w:rPr/>
         <w:t>Recommended learning path</w:t>
       </w:r>
+      <w:bookmarkEnd w:id="1725771696"/>
     </w:p>
     <w:tbl>
       <w:tblPr>
@@ -1064,13 +4474,32 @@
         <w:spacing w:after="40"/>
       </w:pPr>
     </w:p>
+    <w:p>
+      <w:pPr>
+        <w:pStyle w:val="Normal"/>
+      </w:pPr>
+      <w:r>
+        <w:rPr>
+          <w:b w:val="0"/>
+          <w:bCs w:val="0"/>
+          <w:i w:val="0"/>
+          <w:iCs w:val="0"/>
+          <w:sz w:val="21"/>
+          <w:szCs w:val="21"/>
+        </w:rPr>
+        <w:t>Delivered end to end, the labs and capstone total roughly seven and a half hours of hands-on time - closer to eight once the forecasting and what-if exercises in Labs 05 and 06 are included - which is more than most groups absorb in one sitting. Three schedules work well. A two-hour taster covers Lab 00, one department lab chosen for the audience, and Lab 10. A full-day workshop covers Labs 00 to 07 in the morning and Labs 08 to 11 plus the capstone in the afternoon, choosing either Lab 05 or Lab 06 rather than both. A two-half-day format puts the productivity core on day one and the agents track, including Labs 12 and 13, on day two. Add about fifteen minutes per lab for debrief in a room of more than twenty people, and about ten minutes to whichever of Labs 05 and 06 you run if you include its scenario exercise.</w:t>
+      </w:r>
+    </w:p>
     <w:p xmlns:wp14="http://schemas.microsoft.com/office/word/2010/wordml" wp14:textId="77777777">
       <w:pPr>
         <w:pStyle w:val="Heading2"/>
       </w:pPr>
-      <w:r>
+      <w:bookmarkStart w:name="_Toc48625001" w:id="1142967507"/>
+      <w:r>
+        <w:rPr/>
         <w:t>Full lab index</w:t>
       </w:r>
+      <w:bookmarkEnd w:id="1142967507"/>
     </w:p>
     <w:tbl>
       <w:tblPr>
@@ -2401,9 +5830,12 @@
       <w:pPr>
         <w:pStyle w:val="Heading1"/>
       </w:pPr>
-      <w:r>
+      <w:bookmarkStart w:name="_Toc88330295" w:id="1254880870"/>
+      <w:r>
+        <w:rPr/>
         <w:t>Sample Data Inventory</w:t>
       </w:r>
+      <w:bookmarkEnd w:id="1254880870"/>
     </w:p>
     <w:p xmlns:wp14="http://schemas.microsoft.com/office/word/2010/wordml" wp14:textId="77777777">
       <w:pPr>
@@ -3124,9 +6556,12 @@
       <w:pPr>
         <w:pStyle w:val="Heading1"/>
       </w:pPr>
-      <w:r>
+      <w:bookmarkStart w:name="_Toc814636916" w:id="280440578"/>
+      <w:r>
+        <w:rPr/>
         <w:t>Lab 00 - Configure your workspace and guardrails</w:t>
       </w:r>
+      <w:bookmarkEnd w:id="280440578"/>
     </w:p>
     <w:tbl>
       <w:tblPr>
@@ -3272,9 +6707,12 @@
       <w:pPr>
         <w:pStyle w:val="Heading2"/>
       </w:pPr>
-      <w:r>
+      <w:bookmarkStart w:name="_Toc1246452328" w:id="960301808"/>
+      <w:r>
+        <w:rPr/>
         <w:t>Scenario</w:t>
       </w:r>
+      <w:bookmarkEnd w:id="960301808"/>
     </w:p>
     <w:p xmlns:wp14="http://schemas.microsoft.com/office/word/2010/wordml" wp14:textId="77777777">
       <w:pPr>
@@ -3513,9 +6951,12 @@
       <w:pPr>
         <w:pStyle w:val="Heading1"/>
       </w:pPr>
-      <w:r>
+      <w:bookmarkStart w:name="_Toc989673878" w:id="167825118"/>
+      <w:r>
+        <w:rPr/>
         <w:t>Lab 01 - Multi-file reasoning and prompt engineering</w:t>
       </w:r>
+      <w:bookmarkEnd w:id="167825118"/>
     </w:p>
     <w:tbl>
       <w:tblPr>
@@ -3661,9 +7102,12 @@
       <w:pPr>
         <w:pStyle w:val="Heading2"/>
       </w:pPr>
-      <w:r>
+      <w:bookmarkStart w:name="_Toc1545013188" w:id="1673015353"/>
+      <w:r>
+        <w:rPr/>
         <w:t>Department and industry focus</w:t>
       </w:r>
+      <w:bookmarkEnd w:id="1673015353"/>
     </w:p>
     <w:p xmlns:wp14="http://schemas.microsoft.com/office/word/2010/wordml" wp14:textId="77777777">
       <w:pPr>
@@ -3682,9 +7126,12 @@
       <w:pPr>
         <w:pStyle w:val="Heading2"/>
       </w:pPr>
-      <w:r>
+      <w:bookmarkStart w:name="_Toc1635376321" w:id="576254982"/>
+      <w:r>
+        <w:rPr/>
         <w:t>Scenario</w:t>
       </w:r>
+      <w:bookmarkEnd w:id="576254982"/>
     </w:p>
     <w:p xmlns:wp14="http://schemas.microsoft.com/office/word/2010/wordml" wp14:textId="77777777">
       <w:pPr>
@@ -3703,9 +7150,12 @@
       <w:pPr>
         <w:pStyle w:val="Heading2"/>
       </w:pPr>
-      <w:r>
+      <w:bookmarkStart w:name="_Toc605964276" w:id="109204704"/>
+      <w:r>
+        <w:rPr/>
         <w:t>Learning objectives</w:t>
       </w:r>
+      <w:bookmarkEnd w:id="109204704"/>
     </w:p>
     <w:p xmlns:wp14="http://schemas.microsoft.com/office/word/2010/wordml" wp14:textId="77777777">
       <w:pPr>
@@ -4262,9 +7712,12 @@
       <w:pPr>
         <w:pStyle w:val="Heading1"/>
       </w:pPr>
-      <w:r>
+      <w:bookmarkStart w:name="_Toc1552274871" w:id="639371220"/>
+      <w:r>
+        <w:rPr/>
         <w:t>Lab 02 - Contract review summary and dual-audience rewrite</w:t>
       </w:r>
+      <w:bookmarkEnd w:id="639371220"/>
     </w:p>
     <w:tbl>
       <w:tblPr>
@@ -4410,9 +7863,12 @@
       <w:pPr>
         <w:pStyle w:val="Heading2"/>
       </w:pPr>
-      <w:r>
+      <w:bookmarkStart w:name="_Toc506177426" w:id="1243897350"/>
+      <w:r>
+        <w:rPr/>
         <w:t>Department and industry focus</w:t>
       </w:r>
+      <w:bookmarkEnd w:id="1243897350"/>
     </w:p>
     <w:p xmlns:wp14="http://schemas.microsoft.com/office/word/2010/wordml" wp14:textId="77777777">
       <w:pPr>
@@ -4431,9 +7887,12 @@
       <w:pPr>
         <w:pStyle w:val="Heading2"/>
       </w:pPr>
-      <w:r>
+      <w:bookmarkStart w:name="_Toc1720774648" w:id="404953334"/>
+      <w:r>
+        <w:rPr/>
         <w:t>Scenario</w:t>
       </w:r>
+      <w:bookmarkEnd w:id="404953334"/>
     </w:p>
     <w:p xmlns:wp14="http://schemas.microsoft.com/office/word/2010/wordml" wp14:textId="77777777">
       <w:pPr>
@@ -4452,9 +7911,12 @@
       <w:pPr>
         <w:pStyle w:val="Heading2"/>
       </w:pPr>
-      <w:r>
+      <w:bookmarkStart w:name="_Toc617575884" w:id="132726114"/>
+      <w:r>
+        <w:rPr/>
         <w:t>Learning objectives</w:t>
       </w:r>
+      <w:bookmarkEnd w:id="132726114"/>
     </w:p>
     <w:p xmlns:wp14="http://schemas.microsoft.com/office/word/2010/wordml" wp14:textId="77777777">
       <w:pPr>
@@ -4917,9 +8379,12 @@
       <w:pPr>
         <w:pStyle w:val="Heading1"/>
       </w:pPr>
-      <w:r>
+      <w:bookmarkStart w:name="_Toc1297539651" w:id="2053949938"/>
+      <w:r>
+        <w:rPr/>
         <w:t>Lab 03 - Quarterly business review briefing</w:t>
       </w:r>
+      <w:bookmarkEnd w:id="2053949938"/>
     </w:p>
     <w:tbl>
       <w:tblPr>
@@ -5065,9 +8530,12 @@
       <w:pPr>
         <w:pStyle w:val="Heading2"/>
       </w:pPr>
-      <w:r>
+      <w:bookmarkStart w:name="_Toc2021045767" w:id="89969317"/>
+      <w:r>
+        <w:rPr/>
         <w:t>Department and industry focus</w:t>
       </w:r>
+      <w:bookmarkEnd w:id="89969317"/>
     </w:p>
     <w:p xmlns:wp14="http://schemas.microsoft.com/office/word/2010/wordml" wp14:textId="77777777">
       <w:pPr>
@@ -5086,9 +8554,12 @@
       <w:pPr>
         <w:pStyle w:val="Heading2"/>
       </w:pPr>
-      <w:r>
+      <w:bookmarkStart w:name="_Toc2138038692" w:id="674005304"/>
+      <w:r>
+        <w:rPr/>
         <w:t>Scenario</w:t>
       </w:r>
+      <w:bookmarkEnd w:id="674005304"/>
     </w:p>
     <w:p xmlns:wp14="http://schemas.microsoft.com/office/word/2010/wordml" wp14:textId="77777777">
       <w:pPr>
@@ -5107,9 +8578,12 @@
       <w:pPr>
         <w:pStyle w:val="Heading2"/>
       </w:pPr>
-      <w:r>
+      <w:bookmarkStart w:name="_Toc2061340244" w:id="782755124"/>
+      <w:r>
+        <w:rPr/>
         <w:t>Learning objectives</w:t>
       </w:r>
+      <w:bookmarkEnd w:id="782755124"/>
     </w:p>
     <w:p xmlns:wp14="http://schemas.microsoft.com/office/word/2010/wordml" wp14:textId="77777777">
       <w:pPr>
@@ -5554,9 +9028,12 @@
       <w:pPr>
         <w:pStyle w:val="Heading1"/>
       </w:pPr>
-      <w:r>
+      <w:bookmarkStart w:name="_Toc1547114606" w:id="1270842332"/>
+      <w:r>
+        <w:rPr/>
         <w:t>Lab 04 - Customer escalation communications</w:t>
       </w:r>
+      <w:bookmarkEnd w:id="1270842332"/>
     </w:p>
     <w:tbl>
       <w:tblPr>
@@ -5702,9 +9179,12 @@
       <w:pPr>
         <w:pStyle w:val="Heading2"/>
       </w:pPr>
-      <w:r>
+      <w:bookmarkStart w:name="_Toc959381288" w:id="1325943709"/>
+      <w:r>
+        <w:rPr/>
         <w:t>Department and industry focus</w:t>
       </w:r>
+      <w:bookmarkEnd w:id="1325943709"/>
     </w:p>
     <w:p xmlns:wp14="http://schemas.microsoft.com/office/word/2010/wordml" wp14:textId="77777777">
       <w:pPr>
@@ -5723,9 +9203,12 @@
       <w:pPr>
         <w:pStyle w:val="Heading2"/>
       </w:pPr>
-      <w:r>
+      <w:bookmarkStart w:name="_Toc568988356" w:id="1680692436"/>
+      <w:r>
+        <w:rPr/>
         <w:t>Scenario</w:t>
       </w:r>
+      <w:bookmarkEnd w:id="1680692436"/>
     </w:p>
     <w:p xmlns:wp14="http://schemas.microsoft.com/office/word/2010/wordml" wp14:textId="77777777">
       <w:pPr>
@@ -5744,9 +9227,12 @@
       <w:pPr>
         <w:pStyle w:val="Heading2"/>
       </w:pPr>
-      <w:r>
+      <w:bookmarkStart w:name="_Toc1614485629" w:id="1375014103"/>
+      <w:r>
+        <w:rPr/>
         <w:t>Learning objectives</w:t>
       </w:r>
+      <w:bookmarkEnd w:id="1375014103"/>
     </w:p>
     <w:p xmlns:wp14="http://schemas.microsoft.com/office/word/2010/wordml" wp14:textId="77777777">
       <w:pPr>
@@ -5797,24 +9283,27 @@
         <w:pStyle w:val="Heading3"/>
       </w:pPr>
       <w:r>
+        <w:rPr/>
         <w:t>Exercise 1 - Summarize the escalation</w:t>
       </w:r>
     </w:p>
-    <w:p xmlns:wp14="http://schemas.microsoft.com/office/word/2010/wordml" wp14:textId="77777777">
-      <w:pPr>
-        <w:spacing w:after="60"/>
+    <w:p>
+      <w:pPr>
+        <w:pStyle w:val="Normal"/>
       </w:pPr>
       <w:r>
         <w:rPr>
           <w:sz w:val="22"/>
+          <w:szCs w:val="22"/>
         </w:rPr>
         <w:t xml:space="preserve">☐  </w:t>
       </w:r>
       <w:r>
         <w:rPr>
           <w:sz w:val="21"/>
+          <w:szCs w:val="21"/>
         </w:rPr>
-        <w:t>Open or create a mock escalation email thread using the sample files.</w:t>
+        <w:t>Build the mock thread first: open 10_Mock_Customer_Support_Tickets.xlsx, copy five or six high-priority billing rows for Contoso Financial, paste them into a new Outlook email addressed to yourself with the subject Billing escalation - Contoso Financial, add two short replies so it reads as a thread, and send it. Never use a real customer thread for this lab.</w:t>
       </w:r>
     </w:p>
     <w:tbl>
@@ -6123,9 +9612,12 @@
       <w:pPr>
         <w:pStyle w:val="Heading1"/>
       </w:pPr>
-      <w:r>
+      <w:bookmarkStart w:name="_Toc858361984" w:id="1572472928"/>
+      <w:r>
+        <w:rPr/>
         <w:t>Lab 05 - Budget variance analysis</w:t>
       </w:r>
+      <w:bookmarkEnd w:id="1572472928"/>
     </w:p>
     <w:tbl>
       <w:tblPr>
@@ -6271,9 +9763,12 @@
       <w:pPr>
         <w:pStyle w:val="Heading2"/>
       </w:pPr>
-      <w:r>
+      <w:bookmarkStart w:name="_Toc1782517876" w:id="1552525094"/>
+      <w:r>
+        <w:rPr/>
         <w:t>Department and industry focus</w:t>
       </w:r>
+      <w:bookmarkEnd w:id="1552525094"/>
     </w:p>
     <w:p xmlns:wp14="http://schemas.microsoft.com/office/word/2010/wordml" wp14:textId="77777777">
       <w:pPr>
@@ -6292,30 +9787,39 @@
       <w:pPr>
         <w:pStyle w:val="Heading2"/>
       </w:pPr>
-      <w:r>
+      <w:bookmarkStart w:name="_Toc1024151218" w:id="1126799032"/>
+      <w:r>
+        <w:rPr/>
         <w:t>Scenario</w:t>
       </w:r>
-    </w:p>
-    <w:p xmlns:wp14="http://schemas.microsoft.com/office/word/2010/wordml" wp14:textId="77777777">
-      <w:pPr>
-        <w:spacing w:after="120"/>
+      <w:bookmarkEnd w:id="1126799032"/>
+    </w:p>
+    <w:p>
+      <w:pPr>
+        <w:pStyle w:val="Normal"/>
       </w:pPr>
       <w:r>
         <w:rPr>
           <w:b w:val="0"/>
+          <w:bCs w:val="0"/>
           <w:i w:val="0"/>
+          <w:iCs w:val="0"/>
           <w:sz w:val="21"/>
+          <w:szCs w:val="21"/>
         </w:rPr>
-        <w:t>Group spend is trending over budget in a few pockets. As part of the finance review you must find the overspend drivers, quantify them, and produce defensible recommendations - all validated against the workbook.</w:t>
+        <w:t>Group spend is trending over budget in a few pockets, and the finance review has to answer two questions: what has already happened, and what happens next if nothing changes. You must find the overspend drivers, quantify them, project the full-year position from the year-to-date run rate, and test what-if scenarios such as holding spend flat or reallocating underspend - then produce defensible recommendations, with every reported and projected figure validated against the workbook.</w:t>
       </w:r>
     </w:p>
     <w:p xmlns:wp14="http://schemas.microsoft.com/office/word/2010/wordml" wp14:textId="77777777">
       <w:pPr>
         <w:pStyle w:val="Heading2"/>
       </w:pPr>
-      <w:r>
+      <w:bookmarkStart w:name="_Toc588103341" w:id="1003659079"/>
+      <w:r>
+        <w:rPr/>
         <w:t>Learning objectives</w:t>
       </w:r>
+      <w:bookmarkEnd w:id="1003659079"/>
     </w:p>
     <w:p xmlns:wp14="http://schemas.microsoft.com/office/word/2010/wordml" wp14:textId="77777777">
       <w:pPr>
@@ -6353,12 +9857,27 @@
     <w:p xmlns:wp14="http://schemas.microsoft.com/office/word/2010/wordml" wp14:textId="77777777">
       <w:pPr>
         <w:pStyle w:val="ListBullet"/>
+        <w:rPr/>
       </w:pPr>
       <w:r>
         <w:rPr>
           <w:sz w:val="21"/>
+          <w:szCs w:val="21"/>
         </w:rPr>
         <w:t>Convert findings into a prioritized action list you can defend.</w:t>
+      </w:r>
+    </w:p>
+    <w:p>
+      <w:pPr>
+        <w:pStyle w:val="ListBullet"/>
+        <w:rPr/>
+      </w:pPr>
+      <w:r>
+        <w:rPr>
+          <w:sz w:val="21"/>
+          <w:szCs w:val="21"/>
+        </w:rPr>
+        <w:t>Project the full-year position from the year-to-date run rate and model what-if scenarios, stating the assumptions behind every projected figure.</w:t>
       </w:r>
     </w:p>
     <w:p xmlns:wp14="http://schemas.microsoft.com/office/word/2010/wordml" wp14:textId="77777777">
@@ -6695,12 +10214,233 @@
         <w:spacing w:after="40"/>
       </w:pPr>
     </w:p>
-    <w:p xmlns:wp14="http://schemas.microsoft.com/office/word/2010/wordml" wp14:textId="77777777">
+    <w:p>
       <w:pPr>
         <w:pStyle w:val="Heading3"/>
       </w:pPr>
       <w:r>
-        <w:t>Exercise 4 - Prioritized action list</w:t>
+        <w:rPr/>
+        <w:t>Exercise 4 - Forecast and what-if scenarios</w:t>
+      </w:r>
+    </w:p>
+    <w:p>
+      <w:pPr>
+        <w:pStyle w:val="Normal"/>
+      </w:pPr>
+      <w:r>
+        <w:rPr>
+          <w:sz w:val="22"/>
+          <w:szCs w:val="22"/>
+        </w:rPr>
+        <w:t xml:space="preserve">☐  </w:t>
+      </w:r>
+      <w:r>
+        <w:rPr>
+          <w:sz w:val="21"/>
+          <w:szCs w:val="21"/>
+        </w:rPr>
+        <w:t>Keep the workbook and Copilot in Excel open, then run this prompt.</w:t>
+      </w:r>
+    </w:p>
+    <w:tbl>
+      <w:tblPr>
+        <w:tblStyle w:val="TableGrid"/>
+        <w:tblW w:w="0" w:type="auto"/>
+        <w:tblLook w:val="04A0" w:firstRow="1" w:lastRow="0" w:firstColumn="1" w:lastColumn="0" w:noHBand="0" w:noVBand="1"/>
+      </w:tblPr>
+      <w:tblGrid>
+        <w:gridCol w:w="8640"/>
+      </w:tblGrid>
+      <w:tr>
+        <w:tc>
+          <w:tcPr>
+            <w:tcW w:w="8640" w:type="dxa"/>
+            <w:shd w:val="clear" w:color="auto" w:fill="F1F5F4"/>
+            <w:tcMar/>
+          </w:tcPr>
+          <w:p>
+            <w:pPr>
+              <w:pStyle w:val="Normal"/>
+            </w:pPr>
+            <w:r>
+              <w:rPr>
+                <w:rFonts w:ascii="Consolas" w:hAnsi="Consolas" w:eastAsia="Consolas" w:cs="Consolas"/>
+                <w:color w:val="334155"/>
+                <w:sz w:val="19"/>
+                <w:szCs w:val="19"/>
+              </w:rPr>
+              <w:t>Using only the columns in this workbook, project full-year actuals for each</w:t>
+            </w:r>
+          </w:p>
+          <w:p>
+            <w:pPr>
+              <w:pStyle w:val="Normal"/>
+            </w:pPr>
+            <w:r>
+              <w:rPr>
+                <w:rFonts w:ascii="Consolas" w:hAnsi="Consolas" w:eastAsia="Consolas" w:cs="Consolas"/>
+                <w:color w:val="334155"/>
+                <w:sz w:val="19"/>
+                <w:szCs w:val="19"/>
+              </w:rPr>
+              <w:t>business unit and department from the year-to-date run rate, then model</w:t>
+            </w:r>
+          </w:p>
+          <w:p>
+            <w:pPr>
+              <w:pStyle w:val="Normal"/>
+            </w:pPr>
+            <w:r>
+              <w:rPr>
+                <w:rFonts w:ascii="Consolas" w:hAnsi="Consolas" w:eastAsia="Consolas" w:cs="Consolas"/>
+                <w:color w:val="334155"/>
+                <w:sz w:val="19"/>
+                <w:szCs w:val="19"/>
+              </w:rPr>
+              <w:t>three scenarios:</w:t>
+            </w:r>
+          </w:p>
+          <w:p>
+            <w:pPr>
+              <w:pStyle w:val="Normal"/>
+            </w:pPr>
+            <w:r>
+              <w:rPr>
+                <w:rFonts w:ascii="Consolas" w:hAnsi="Consolas" w:eastAsia="Consolas" w:cs="Consolas"/>
+                <w:color w:val="334155"/>
+                <w:sz w:val="19"/>
+                <w:szCs w:val="19"/>
+              </w:rPr>
+              <w:t>- spend held at the current run rate</w:t>
+            </w:r>
+          </w:p>
+          <w:p>
+            <w:pPr>
+              <w:pStyle w:val="Normal"/>
+            </w:pPr>
+            <w:r>
+              <w:rPr>
+                <w:rFonts w:ascii="Consolas" w:hAnsi="Consolas" w:eastAsia="Consolas" w:cs="Consolas"/>
+                <w:color w:val="334155"/>
+                <w:sz w:val="19"/>
+                <w:szCs w:val="19"/>
+              </w:rPr>
+              <w:t>- the largest overspending category reduced by 10%</w:t>
+            </w:r>
+          </w:p>
+          <w:p>
+            <w:pPr>
+              <w:pStyle w:val="Normal"/>
+            </w:pPr>
+            <w:r>
+              <w:rPr>
+                <w:rFonts w:ascii="Consolas" w:hAnsi="Consolas" w:eastAsia="Consolas" w:cs="Consolas"/>
+                <w:color w:val="334155"/>
+                <w:sz w:val="19"/>
+                <w:szCs w:val="19"/>
+              </w:rPr>
+              <w:t>- 5% of underspend reallocated to the units that are over budget</w:t>
+            </w:r>
+          </w:p>
+          <w:p>
+            <w:pPr>
+              <w:pStyle w:val="Normal"/>
+            </w:pPr>
+            <w:r>
+              <w:rPr>
+                <w:rFonts w:ascii="Consolas" w:hAnsi="Consolas" w:eastAsia="Consolas" w:cs="Consolas"/>
+                <w:color w:val="334155"/>
+                <w:sz w:val="19"/>
+                <w:szCs w:val="19"/>
+              </w:rPr>
+              <w:t>For each scenario show projected full-year budget, projected actual,</w:t>
+            </w:r>
+          </w:p>
+          <w:p>
+            <w:pPr>
+              <w:pStyle w:val="Normal"/>
+            </w:pPr>
+            <w:r>
+              <w:rPr>
+                <w:rFonts w:ascii="Consolas" w:hAnsi="Consolas" w:eastAsia="Consolas" w:cs="Consolas"/>
+                <w:color w:val="334155"/>
+                <w:sz w:val="19"/>
+                <w:szCs w:val="19"/>
+              </w:rPr>
+              <w:t>projected variance in USD and %, the formula and assumptions used, and a</w:t>
+            </w:r>
+          </w:p>
+          <w:p>
+            <w:pPr>
+              <w:pStyle w:val="Normal"/>
+            </w:pPr>
+            <w:r>
+              <w:rPr>
+                <w:rFonts w:ascii="Consolas" w:hAnsi="Consolas" w:eastAsia="Consolas" w:cs="Consolas"/>
+                <w:color w:val="334155"/>
+                <w:sz w:val="19"/>
+                <w:szCs w:val="19"/>
+              </w:rPr>
+              <w:t>confidence rating.</w:t>
+            </w:r>
+          </w:p>
+          <w:p>
+            <w:pPr>
+              <w:pStyle w:val="Normal"/>
+            </w:pPr>
+            <w:r>
+              <w:rPr>
+                <w:rFonts w:ascii="Consolas" w:hAnsi="Consolas" w:eastAsia="Consolas" w:cs="Consolas"/>
+                <w:color w:val="334155"/>
+                <w:sz w:val="19"/>
+                <w:szCs w:val="19"/>
+              </w:rPr>
+              <w:t>Label every projected figure as a projection from historical data rather</w:t>
+            </w:r>
+          </w:p>
+          <w:p>
+            <w:pPr>
+              <w:pStyle w:val="Normal"/>
+            </w:pPr>
+            <w:r>
+              <w:rPr>
+                <w:rFonts w:ascii="Consolas" w:hAnsi="Consolas" w:eastAsia="Consolas" w:cs="Consolas"/>
+                <w:color w:val="334155"/>
+                <w:sz w:val="19"/>
+                <w:szCs w:val="19"/>
+              </w:rPr>
+              <w:t>than a forecast of actual results, and do not project beyond the periods</w:t>
+            </w:r>
+          </w:p>
+          <w:p>
+            <w:pPr>
+              <w:pStyle w:val="Normal"/>
+            </w:pPr>
+            <w:r>
+              <w:rPr>
+                <w:rFonts w:ascii="Consolas" w:hAnsi="Consolas" w:eastAsia="Consolas" w:cs="Consolas"/>
+                <w:color w:val="334155"/>
+                <w:sz w:val="19"/>
+                <w:szCs w:val="19"/>
+              </w:rPr>
+              <w:t>present in the workbook.</w:t>
+            </w:r>
+          </w:p>
+        </w:tc>
+      </w:tr>
+    </w:tbl>
+    <w:p>
+      <w:pPr>
+        <w:pStyle w:val="Normal"/>
+      </w:pPr>
+    </w:p>
+    <w:p>
+      <w:pPr>
+        <w:pStyle w:val="Heading3"/>
+      </w:pPr>
+      <w:r>
+        <w:rPr/>
+        <w:t>Exercise 5 - Prioritized action list</w:t>
       </w:r>
     </w:p>
     <w:tbl>
@@ -6828,9 +10568,12 @@
       <w:pPr>
         <w:pStyle w:val="Heading1"/>
       </w:pPr>
-      <w:r>
+      <w:bookmarkStart w:name="_Toc977396041" w:id="1379387202"/>
+      <w:r>
+        <w:rPr/>
         <w:t>Lab 06 - Sales pipeline analytics</w:t>
       </w:r>
+      <w:bookmarkEnd w:id="1379387202"/>
     </w:p>
     <w:tbl>
       <w:tblPr>
@@ -6976,9 +10719,12 @@
       <w:pPr>
         <w:pStyle w:val="Heading2"/>
       </w:pPr>
-      <w:r>
+      <w:bookmarkStart w:name="_Toc992071109" w:id="1239945333"/>
+      <w:r>
+        <w:rPr/>
         <w:t>Department and industry focus</w:t>
       </w:r>
+      <w:bookmarkEnd w:id="1239945333"/>
     </w:p>
     <w:p xmlns:wp14="http://schemas.microsoft.com/office/word/2010/wordml" wp14:textId="77777777">
       <w:pPr>
@@ -7037,30 +10783,39 @@
       <w:pPr>
         <w:pStyle w:val="Heading2"/>
       </w:pPr>
-      <w:r>
+      <w:bookmarkStart w:name="_Toc680609200" w:id="321928242"/>
+      <w:r>
+        <w:rPr/>
         <w:t>Scenario</w:t>
       </w:r>
-    </w:p>
-    <w:p xmlns:wp14="http://schemas.microsoft.com/office/word/2010/wordml" wp14:textId="77777777">
-      <w:pPr>
-        <w:spacing w:after="120"/>
+      <w:bookmarkEnd w:id="321928242"/>
+    </w:p>
+    <w:p>
+      <w:pPr>
+        <w:pStyle w:val="Normal"/>
       </w:pPr>
       <w:r>
         <w:rPr>
           <w:b w:val="0"/>
+          <w:bCs w:val="0"/>
           <w:i w:val="0"/>
+          <w:iCs w:val="0"/>
           <w:sz w:val="21"/>
+          <w:szCs w:val="21"/>
         </w:rPr>
-        <w:t>You are preparing the monthly sales review. Leadership wants to know weighted pipeline value, which stages and segments are strongest, and where deals are at risk.</w:t>
+        <w:t>You are preparing the monthly sales review. Leadership wants to know weighted pipeline value, which stages and segments are strongest, and where deals are at risk - and then what the quarter looks like if those risks land. Expect to move from describing the current pipeline to forecasting expected close value and testing what-if scenarios such as slipped close dates or shifted win probabilities.</w:t>
       </w:r>
     </w:p>
     <w:p xmlns:wp14="http://schemas.microsoft.com/office/word/2010/wordml" wp14:textId="77777777">
       <w:pPr>
         <w:pStyle w:val="Heading2"/>
       </w:pPr>
-      <w:r>
+      <w:bookmarkStart w:name="_Toc1123426145" w:id="1158247809"/>
+      <w:r>
+        <w:rPr/>
         <w:t>Learning objectives</w:t>
       </w:r>
+      <w:bookmarkEnd w:id="1158247809"/>
     </w:p>
     <w:p xmlns:wp14="http://schemas.microsoft.com/office/word/2010/wordml" wp14:textId="77777777">
       <w:pPr>
@@ -7076,34 +10831,53 @@
     <w:p xmlns:wp14="http://schemas.microsoft.com/office/word/2010/wordml" wp14:textId="77777777">
       <w:pPr>
         <w:pStyle w:val="ListBullet"/>
+        <w:rPr/>
       </w:pPr>
       <w:r>
         <w:rPr>
           <w:sz w:val="21"/>
+          <w:szCs w:val="21"/>
         </w:rPr>
         <w:t>Segment pipeline by industry, region, product, and owner.</w:t>
       </w:r>
     </w:p>
-    <w:p xmlns:wp14="http://schemas.microsoft.com/office/word/2010/wordml" wp14:textId="77777777">
+    <w:p>
       <w:pPr>
         <w:pStyle w:val="ListBullet"/>
+        <w:rPr/>
       </w:pPr>
       <w:r>
         <w:rPr>
           <w:sz w:val="21"/>
+          <w:szCs w:val="21"/>
         </w:rPr>
-        <w:t>Distinguish committed from at-risk pipeline and avoid double counting.</w:t>
+        <w:t>Distinguish committed, best-case, and at-risk pipeline, avoid double counting, and express coverage as a ratio of weighted pipeline to the period target.</w:t>
       </w:r>
     </w:p>
     <w:p xmlns:wp14="http://schemas.microsoft.com/office/word/2010/wordml" wp14:textId="77777777">
       <w:pPr>
         <w:pStyle w:val="ListBullet"/>
+        <w:rPr/>
       </w:pPr>
       <w:r>
         <w:rPr>
           <w:sz w:val="21"/>
+          <w:szCs w:val="21"/>
         </w:rPr>
         <w:t>Produce a leadership-ready pipeline summary.</w:t>
+      </w:r>
+    </w:p>
+    <w:p>
+      <w:pPr>
+        <w:pStyle w:val="ListBullet"/>
+        <w:rPr/>
+      </w:pPr>
+      <w:r>
+        <w:rPr>
+          <w:sz w:val="21"/>
+          <w:szCs w:val="21"/>
+        </w:rPr>
+        <w:t>Forecast expected close value from stage, probability, and close date, and test what-if scenarios such as slipped dates or shifted win probabilities.</w:t>
       </w:r>
     </w:p>
     <w:p xmlns:wp14="http://schemas.microsoft.com/office/word/2010/wordml" wp14:textId="77777777">
@@ -7371,12 +11145,219 @@
         <w:spacing w:after="40"/>
       </w:pPr>
     </w:p>
-    <w:p xmlns:wp14="http://schemas.microsoft.com/office/word/2010/wordml" wp14:textId="77777777">
+    <w:p>
       <w:pPr>
         <w:pStyle w:val="Heading3"/>
       </w:pPr>
       <w:r>
-        <w:t>Exercise 4 - Sales review briefing</w:t>
+        <w:rPr/>
+        <w:t>Exercise 4 - Pipeline forecast and what-if scenarios</w:t>
+      </w:r>
+    </w:p>
+    <w:p>
+      <w:pPr>
+        <w:pStyle w:val="Normal"/>
+      </w:pPr>
+      <w:r>
+        <w:rPr>
+          <w:sz w:val="22"/>
+          <w:szCs w:val="22"/>
+        </w:rPr>
+        <w:t xml:space="preserve">☐  </w:t>
+      </w:r>
+      <w:r>
+        <w:rPr>
+          <w:sz w:val="21"/>
+          <w:szCs w:val="21"/>
+        </w:rPr>
+        <w:t>With the pipeline workbook open, run this prompt.</w:t>
+      </w:r>
+    </w:p>
+    <w:tbl>
+      <w:tblPr>
+        <w:tblStyle w:val="TableGrid"/>
+        <w:tblW w:w="0" w:type="auto"/>
+        <w:tblLook w:val="04A0" w:firstRow="1" w:lastRow="0" w:firstColumn="1" w:lastColumn="0" w:noHBand="0" w:noVBand="1"/>
+      </w:tblPr>
+      <w:tblGrid>
+        <w:gridCol w:w="8640"/>
+      </w:tblGrid>
+      <w:tr>
+        <w:tc>
+          <w:tcPr>
+            <w:tcW w:w="8640" w:type="dxa"/>
+            <w:shd w:val="clear" w:color="auto" w:fill="F1F5F4"/>
+            <w:tcMar/>
+          </w:tcPr>
+          <w:p>
+            <w:pPr>
+              <w:pStyle w:val="Normal"/>
+            </w:pPr>
+            <w:r>
+              <w:rPr>
+                <w:rFonts w:ascii="Consolas" w:hAnsi="Consolas" w:eastAsia="Consolas" w:cs="Consolas"/>
+                <w:color w:val="334155"/>
+                <w:sz w:val="19"/>
+                <w:szCs w:val="19"/>
+              </w:rPr>
+              <w:t>Using only the columns in this workbook, forecast the value expected to</w:t>
+            </w:r>
+          </w:p>
+          <w:p>
+            <w:pPr>
+              <w:pStyle w:val="Normal"/>
+            </w:pPr>
+            <w:r>
+              <w:rPr>
+                <w:rFonts w:ascii="Consolas" w:hAnsi="Consolas" w:eastAsia="Consolas" w:cs="Consolas"/>
+                <w:color w:val="334155"/>
+                <w:sz w:val="19"/>
+                <w:szCs w:val="19"/>
+              </w:rPr>
+              <w:t>close in the current and next quarter from stage, probability, and close</w:t>
+            </w:r>
+          </w:p>
+          <w:p>
+            <w:pPr>
+              <w:pStyle w:val="Normal"/>
+            </w:pPr>
+            <w:r>
+              <w:rPr>
+                <w:rFonts w:ascii="Consolas" w:hAnsi="Consolas" w:eastAsia="Consolas" w:cs="Consolas"/>
+                <w:color w:val="334155"/>
+                <w:sz w:val="19"/>
+                <w:szCs w:val="19"/>
+              </w:rPr>
+              <w:t>date, then model three what-if scenarios:</w:t>
+            </w:r>
+          </w:p>
+          <w:p>
+            <w:pPr>
+              <w:pStyle w:val="Normal"/>
+            </w:pPr>
+            <w:r>
+              <w:rPr>
+                <w:rFonts w:ascii="Consolas" w:hAnsi="Consolas" w:eastAsia="Consolas" w:cs="Consolas"/>
+                <w:color w:val="334155"/>
+                <w:sz w:val="19"/>
+                <w:szCs w:val="19"/>
+              </w:rPr>
+              <w:t>- late-stage probabilities improved by 10 points</w:t>
+            </w:r>
+          </w:p>
+          <w:p>
+            <w:pPr>
+              <w:pStyle w:val="Normal"/>
+            </w:pPr>
+            <w:r>
+              <w:rPr>
+                <w:rFonts w:ascii="Consolas" w:hAnsi="Consolas" w:eastAsia="Consolas" w:cs="Consolas"/>
+                <w:color w:val="334155"/>
+                <w:sz w:val="19"/>
+                <w:szCs w:val="19"/>
+              </w:rPr>
+              <w:t>- every deal with a passed close date slipping one quarter</w:t>
+            </w:r>
+          </w:p>
+          <w:p>
+            <w:pPr>
+              <w:pStyle w:val="Normal"/>
+            </w:pPr>
+            <w:r>
+              <w:rPr>
+                <w:rFonts w:ascii="Consolas" w:hAnsi="Consolas" w:eastAsia="Consolas" w:cs="Consolas"/>
+                <w:color w:val="334155"/>
+                <w:sz w:val="19"/>
+                <w:szCs w:val="19"/>
+              </w:rPr>
+              <w:t>- the two largest open deals lost</w:t>
+            </w:r>
+          </w:p>
+          <w:p>
+            <w:pPr>
+              <w:pStyle w:val="Normal"/>
+            </w:pPr>
+            <w:r>
+              <w:rPr>
+                <w:rFonts w:ascii="Consolas" w:hAnsi="Consolas" w:eastAsia="Consolas" w:cs="Consolas"/>
+                <w:color w:val="334155"/>
+                <w:sz w:val="19"/>
+                <w:szCs w:val="19"/>
+              </w:rPr>
+              <w:t>For each scenario report forecast value, the change against the base case,</w:t>
+            </w:r>
+          </w:p>
+          <w:p>
+            <w:pPr>
+              <w:pStyle w:val="Normal"/>
+            </w:pPr>
+            <w:r>
+              <w:rPr>
+                <w:rFonts w:ascii="Consolas" w:hAnsi="Consolas" w:eastAsia="Consolas" w:cs="Consolas"/>
+                <w:color w:val="334155"/>
+                <w:sz w:val="19"/>
+                <w:szCs w:val="19"/>
+              </w:rPr>
+              <w:t>coverage against total open pipeline, and the assumptions behind it.</w:t>
+            </w:r>
+          </w:p>
+          <w:p>
+            <w:pPr>
+              <w:pStyle w:val="Normal"/>
+            </w:pPr>
+            <w:r>
+              <w:rPr>
+                <w:rFonts w:ascii="Consolas" w:hAnsi="Consolas" w:eastAsia="Consolas" w:cs="Consolas"/>
+                <w:color w:val="334155"/>
+                <w:sz w:val="19"/>
+                <w:szCs w:val="19"/>
+              </w:rPr>
+              <w:t>Show the columns and formulas used, keep closed-won and closed-lost out of</w:t>
+            </w:r>
+          </w:p>
+          <w:p>
+            <w:pPr>
+              <w:pStyle w:val="Normal"/>
+            </w:pPr>
+            <w:r>
+              <w:rPr>
+                <w:rFonts w:ascii="Consolas" w:hAnsi="Consolas" w:eastAsia="Consolas" w:cs="Consolas"/>
+                <w:color w:val="334155"/>
+                <w:sz w:val="19"/>
+                <w:szCs w:val="19"/>
+              </w:rPr>
+              <w:t>the forecast, and present each result as a scenario built from the mock data</w:t>
+            </w:r>
+          </w:p>
+          <w:p>
+            <w:pPr>
+              <w:pStyle w:val="Normal"/>
+            </w:pPr>
+            <w:r>
+              <w:rPr>
+                <w:rFonts w:ascii="Consolas" w:hAnsi="Consolas" w:eastAsia="Consolas" w:cs="Consolas"/>
+                <w:color w:val="334155"/>
+                <w:sz w:val="19"/>
+                <w:szCs w:val="19"/>
+              </w:rPr>
+              <w:t>rather than a prediction.</w:t>
+            </w:r>
+          </w:p>
+        </w:tc>
+      </w:tr>
+    </w:tbl>
+    <w:p>
+      <w:pPr>
+        <w:pStyle w:val="Normal"/>
+      </w:pPr>
+    </w:p>
+    <w:p>
+      <w:pPr>
+        <w:pStyle w:val="Heading3"/>
+      </w:pPr>
+      <w:r>
+        <w:rPr/>
+        <w:t>Exercise 5 - Sales review briefing</w:t>
       </w:r>
     </w:p>
     <w:tbl>
@@ -7491,9 +11472,12 @@
       <w:pPr>
         <w:pStyle w:val="Heading1"/>
       </w:pPr>
-      <w:r>
+      <w:bookmarkStart w:name="_Toc859476951" w:id="721614668"/>
+      <w:r>
+        <w:rPr/>
         <w:t>Lab 07 - Cross-functional project meeting</w:t>
       </w:r>
+      <w:bookmarkEnd w:id="721614668"/>
     </w:p>
     <w:tbl>
       <w:tblPr>
@@ -7639,9 +11623,12 @@
       <w:pPr>
         <w:pStyle w:val="Heading2"/>
       </w:pPr>
-      <w:r>
+      <w:bookmarkStart w:name="_Toc1111425354" w:id="1894523074"/>
+      <w:r>
+        <w:rPr/>
         <w:t>Department and industry focus</w:t>
       </w:r>
+      <w:bookmarkEnd w:id="1894523074"/>
     </w:p>
     <w:p xmlns:wp14="http://schemas.microsoft.com/office/word/2010/wordml" wp14:textId="77777777">
       <w:pPr>
@@ -7660,30 +11647,39 @@
       <w:pPr>
         <w:pStyle w:val="Heading2"/>
       </w:pPr>
-      <w:r>
+      <w:bookmarkStart w:name="_Toc602014297" w:id="401483356"/>
+      <w:r>
+        <w:rPr/>
         <w:t>Scenario</w:t>
       </w:r>
-    </w:p>
-    <w:p xmlns:wp14="http://schemas.microsoft.com/office/word/2010/wordml" wp14:textId="77777777">
-      <w:pPr>
-        <w:spacing w:after="120"/>
+      <w:bookmarkEnd w:id="401483356"/>
+    </w:p>
+    <w:p>
+      <w:pPr>
+        <w:pStyle w:val="Normal"/>
       </w:pPr>
       <w:r>
         <w:rPr>
           <w:b w:val="0"/>
+          <w:bCs w:val="0"/>
           <w:i w:val="0"/>
+          <w:iCs w:val="0"/>
           <w:sz w:val="21"/>
+          <w:szCs w:val="21"/>
         </w:rPr>
-        <w:t>You run a recurring cross-functional steering meeting. You will use Copilot to prepare, recap, extract decisions and actions, and produce follow-up communications across departments.</w:t>
+        <w:t>You run a recurring cross-functional steering meeting. In this lab you will use Copilot to prepare for the meeting, generate a decision-focused recap, and turn the discussion into a decision register with owners, conditions, and target dates. Drafting the messages that go out afterwards is covered in Lab 04, so keep this lab focused on preparation, recap, and the decision record.</w:t>
       </w:r>
     </w:p>
     <w:p xmlns:wp14="http://schemas.microsoft.com/office/word/2010/wordml" wp14:textId="77777777">
       <w:pPr>
         <w:pStyle w:val="Heading2"/>
       </w:pPr>
-      <w:r>
+      <w:bookmarkStart w:name="_Toc1479550464" w:id="582557753"/>
+      <w:r>
+        <w:rPr/>
         <w:t>Learning objectives</w:t>
       </w:r>
+      <w:bookmarkEnd w:id="582557753"/>
     </w:p>
     <w:p xmlns:wp14="http://schemas.microsoft.com/office/word/2010/wordml" wp14:textId="77777777">
       <w:pPr>
@@ -8083,9 +12079,12 @@
       <w:pPr>
         <w:pStyle w:val="Heading1"/>
       </w:pPr>
-      <w:r>
+      <w:bookmarkStart w:name="_Toc1257156993" w:id="1153249265"/>
+      <w:r>
+        <w:rPr/>
         <w:t>Lab 08 - Deep data analysis with the Analyst agent</w:t>
       </w:r>
+      <w:bookmarkEnd w:id="1153249265"/>
     </w:p>
     <w:tbl>
       <w:tblPr>
@@ -8231,9 +12230,12 @@
       <w:pPr>
         <w:pStyle w:val="Heading2"/>
       </w:pPr>
-      <w:r>
+      <w:bookmarkStart w:name="_Toc980374322" w:id="1851389198"/>
+      <w:r>
+        <w:rPr/>
         <w:t>Department and industry focus</w:t>
       </w:r>
+      <w:bookmarkEnd w:id="1851389198"/>
     </w:p>
     <w:p xmlns:wp14="http://schemas.microsoft.com/office/word/2010/wordml" wp14:textId="77777777">
       <w:pPr>
@@ -8252,9 +12254,12 @@
       <w:pPr>
         <w:pStyle w:val="Heading2"/>
       </w:pPr>
-      <w:r>
+      <w:bookmarkStart w:name="_Toc1288983066" w:id="1759048135"/>
+      <w:r>
+        <w:rPr/>
         <w:t>Scenario</w:t>
       </w:r>
+      <w:bookmarkEnd w:id="1759048135"/>
     </w:p>
     <w:p xmlns:wp14="http://schemas.microsoft.com/office/word/2010/wordml" wp14:textId="77777777">
       <w:pPr>
@@ -8273,9 +12278,12 @@
       <w:pPr>
         <w:pStyle w:val="Heading2"/>
       </w:pPr>
-      <w:r>
+      <w:bookmarkStart w:name="_Toc813143158" w:id="656280975"/>
+      <w:r>
+        <w:rPr/>
         <w:t>Learning objectives</w:t>
       </w:r>
+      <w:bookmarkEnd w:id="656280975"/>
     </w:p>
     <w:p xmlns:wp14="http://schemas.microsoft.com/office/word/2010/wordml" wp14:textId="77777777">
       <w:pPr>
@@ -8766,9 +12774,12 @@
       <w:pPr>
         <w:pStyle w:val="Heading1"/>
       </w:pPr>
-      <w:r>
+      <w:bookmarkStart w:name="_Toc804269079" w:id="1635459159"/>
+      <w:r>
+        <w:rPr/>
         <w:t>Lab 09 - Multi-source business investigation</w:t>
       </w:r>
+      <w:bookmarkEnd w:id="1635459159"/>
     </w:p>
     <w:tbl>
       <w:tblPr>
@@ -8914,9 +12925,12 @@
       <w:pPr>
         <w:pStyle w:val="Heading2"/>
       </w:pPr>
-      <w:r>
+      <w:bookmarkStart w:name="_Toc655162443" w:id="1343904633"/>
+      <w:r>
+        <w:rPr/>
         <w:t>Department and industry focus</w:t>
       </w:r>
+      <w:bookmarkEnd w:id="1343904633"/>
     </w:p>
     <w:p xmlns:wp14="http://schemas.microsoft.com/office/word/2010/wordml" wp14:textId="77777777">
       <w:pPr>
@@ -8935,9 +12949,12 @@
       <w:pPr>
         <w:pStyle w:val="Heading2"/>
       </w:pPr>
-      <w:r>
+      <w:bookmarkStart w:name="_Toc1670356796" w:id="1327809670"/>
+      <w:r>
+        <w:rPr/>
         <w:t>Scenario</w:t>
       </w:r>
+      <w:bookmarkEnd w:id="1327809670"/>
     </w:p>
     <w:p xmlns:wp14="http://schemas.microsoft.com/office/word/2010/wordml" wp14:textId="77777777">
       <w:pPr>
@@ -8956,9 +12973,12 @@
       <w:pPr>
         <w:pStyle w:val="Heading2"/>
       </w:pPr>
-      <w:r>
+      <w:bookmarkStart w:name="_Toc1306353390" w:id="1534797361"/>
+      <w:r>
+        <w:rPr/>
         <w:t>Learning objectives</w:t>
       </w:r>
+      <w:bookmarkEnd w:id="1534797361"/>
     </w:p>
     <w:p xmlns:wp14="http://schemas.microsoft.com/office/word/2010/wordml" wp14:textId="77777777">
       <w:pPr>
@@ -9443,9 +13463,12 @@
       <w:pPr>
         <w:pStyle w:val="Heading1"/>
       </w:pPr>
-      <w:r>
+      <w:bookmarkStart w:name="_Toc72817605" w:id="292433403"/>
+      <w:r>
+        <w:rPr/>
         <w:t>Lab 10 - Researcher vs Analyst vs Chat: tool selection challenge</w:t>
       </w:r>
+      <w:bookmarkEnd w:id="292433403"/>
     </w:p>
     <w:tbl>
       <w:tblPr>
@@ -9587,25 +13610,121 @@
         <w:spacing w:after="40"/>
       </w:pPr>
     </w:p>
-    <w:p xmlns:wp14="http://schemas.microsoft.com/office/word/2010/wordml" wp14:textId="77777777">
+    <w:p>
       <w:pPr>
         <w:pStyle w:val="Heading2"/>
       </w:pPr>
-      <w:r>
-        <w:t>Scenario</w:t>
-      </w:r>
-    </w:p>
-    <w:p xmlns:wp14="http://schemas.microsoft.com/office/word/2010/wordml" wp14:textId="77777777">
-      <w:pPr>
-        <w:spacing w:after="120"/>
+      <w:bookmarkStart w:name="_Toc113963205" w:id="1980251572"/>
+      <w:r>
+        <w:rPr/>
+        <w:t>Department and industry focus</w:t>
+      </w:r>
+      <w:bookmarkEnd w:id="1980251572"/>
+    </w:p>
+    <w:p>
+      <w:pPr>
+        <w:pStyle w:val="Normal"/>
       </w:pPr>
       <w:r>
         <w:rPr>
           <w:b w:val="0"/>
+          <w:bCs w:val="0"/>
           <w:i w:val="0"/>
+          <w:iCs w:val="0"/>
           <w:sz w:val="21"/>
+          <w:szCs w:val="21"/>
+        </w:rPr>
+        <w:t>All departments and all six business units. Every role - HR, Legal, Marketing, Sales, Finance, Customer Service, Operations, and IT - faces the same choice between a quick answer, a researched briefing, and a calculated result, so this lab is deliberately industry-neutral and draws its examples from every other lab in the workbook.</w:t>
+      </w:r>
+    </w:p>
+    <w:p xmlns:wp14="http://schemas.microsoft.com/office/word/2010/wordml" wp14:textId="77777777">
+      <w:pPr>
+        <w:pStyle w:val="Heading2"/>
+      </w:pPr>
+      <w:bookmarkStart w:name="_Toc1304166587" w:id="15753449"/>
+      <w:r>
+        <w:rPr/>
+        <w:t>Scenario</w:t>
+      </w:r>
+      <w:bookmarkEnd w:id="15753449"/>
+    </w:p>
+    <w:p xmlns:wp14="http://schemas.microsoft.com/office/word/2010/wordml" wp14:textId="77777777">
+      <w:pPr>
+        <w:spacing w:after="120"/>
+      </w:pPr>
+      <w:r>
+        <w:rPr>
+          <w:b w:val="0"/>
+          <w:bCs w:val="0"/>
+          <w:i w:val="0"/>
+          <w:iCs w:val="0"/>
+          <w:sz w:val="21"/>
+          <w:szCs w:val="21"/>
         </w:rPr>
         <w:t>Choosing the right Copilot surface is a core skill. For each question, decide whether Copilot Chat, the Researcher agent, or the Analyst agent is the best tool, justify it, and define how you would validate the answer.</w:t>
+      </w:r>
+    </w:p>
+    <w:p>
+      <w:pPr>
+        <w:pStyle w:val="Heading2"/>
+      </w:pPr>
+      <w:bookmarkStart w:name="_Toc1401866655" w:id="926607098"/>
+      <w:r>
+        <w:rPr/>
+        <w:t>Learning objectives</w:t>
+      </w:r>
+      <w:bookmarkEnd w:id="926607098"/>
+    </w:p>
+    <w:p>
+      <w:pPr>
+        <w:pStyle w:val="ListBullet"/>
+        <w:rPr/>
+      </w:pPr>
+      <w:r>
+        <w:rPr>
+          <w:sz w:val="21"/>
+          <w:szCs w:val="21"/>
+        </w:rPr>
+        <w:t>Match a business question to the right Copilot surface - Copilot Chat, the Researcher agent, or the Analyst agent.</w:t>
+      </w:r>
+    </w:p>
+    <w:p>
+      <w:pPr>
+        <w:pStyle w:val="ListBullet"/>
+        <w:rPr/>
+      </w:pPr>
+      <w:r>
+        <w:rPr>
+          <w:sz w:val="21"/>
+          <w:szCs w:val="21"/>
+        </w:rPr>
+        <w:t>Justify that choice to a colleague using the nature of the task, not the tool's novelty.</w:t>
+      </w:r>
+    </w:p>
+    <w:p>
+      <w:pPr>
+        <w:pStyle w:val="ListBullet"/>
+        <w:rPr/>
+      </w:pPr>
+      <w:r>
+        <w:rPr>
+          <w:sz w:val="21"/>
+          <w:szCs w:val="21"/>
+        </w:rPr>
+        <w:t>Describe how you would validate each type of answer, from a quick summary to a code-backed calculation.</w:t>
+      </w:r>
+    </w:p>
+    <w:p>
+      <w:pPr>
+        <w:pStyle w:val="ListBullet"/>
+        <w:rPr/>
+      </w:pPr>
+      <w:r>
+        <w:rPr>
+          <w:sz w:val="21"/>
+          <w:szCs w:val="21"/>
+        </w:rPr>
+        <w:t>Recognise when a question needs two tools chained rather than one.</w:t>
       </w:r>
     </w:p>
     <w:p xmlns:wp14="http://schemas.microsoft.com/office/word/2010/wordml" wp14:textId="77777777">
@@ -10026,6 +14145,18 @@
         <w:spacing w:after="40"/>
       </w:pPr>
     </w:p>
+    <w:p>
+      <w:pPr>
+        <w:pStyle w:val="Normal"/>
+      </w:pPr>
+      <w:r>
+        <w:rPr>
+          <w:sz w:val="21"/>
+          <w:szCs w:val="21"/>
+        </w:rPr>
+        <w:t>Forecasting and what-if questions - for example, what full-year variance looks like if spend holds at the current run rate, or what the quarter closes at if late-stage probabilities improve - belong with the Analyst agent or Copilot in Excel, because both can show the formula, assumptions, and columns behind a projected number. Copilot Chat is the wrong surface for them: it can describe a scenario in words, but it cannot calculate one reproducibly, and no surface should be asked to project beyond the periods the source data covers.</w:t>
+      </w:r>
+    </w:p>
     <w:p xmlns:wp14="http://schemas.microsoft.com/office/word/2010/wordml" wp14:textId="77777777">
       <w:pPr>
         <w:pStyle w:val="Heading3"/>
@@ -10275,9 +14406,12 @@
       <w:pPr>
         <w:pStyle w:val="Heading1"/>
       </w:pPr>
-      <w:r>
+      <w:bookmarkStart w:name="_Toc374385943" w:id="1656651912"/>
+      <w:r>
+        <w:rPr/>
         <w:t>Lab 11 - Build a knowledge agent with Agent Builder</w:t>
       </w:r>
+      <w:bookmarkEnd w:id="1656651912"/>
     </w:p>
     <w:tbl>
       <w:tblPr>
@@ -10423,9 +14557,12 @@
       <w:pPr>
         <w:pStyle w:val="Heading2"/>
       </w:pPr>
-      <w:r>
+      <w:bookmarkStart w:name="_Toc2014188907" w:id="1626840727"/>
+      <w:r>
+        <w:rPr/>
         <w:t>Department and industry focus</w:t>
       </w:r>
+      <w:bookmarkEnd w:id="1626840727"/>
     </w:p>
     <w:p xmlns:wp14="http://schemas.microsoft.com/office/word/2010/wordml" wp14:textId="77777777">
       <w:pPr>
@@ -10444,9 +14581,12 @@
       <w:pPr>
         <w:pStyle w:val="Heading2"/>
       </w:pPr>
-      <w:r>
+      <w:bookmarkStart w:name="_Toc901375601" w:id="766107362"/>
+      <w:r>
+        <w:rPr/>
         <w:t>Scenario</w:t>
       </w:r>
+      <w:bookmarkEnd w:id="766107362"/>
     </w:p>
     <w:p xmlns:wp14="http://schemas.microsoft.com/office/word/2010/wordml" wp14:textId="77777777">
       <w:pPr>
@@ -10455,10 +14595,89 @@
       <w:r>
         <w:rPr>
           <w:b w:val="0"/>
+          <w:bCs w:val="0"/>
           <w:i w:val="0"/>
+          <w:iCs w:val="0"/>
           <w:sz w:val="21"/>
+          <w:szCs w:val="21"/>
         </w:rPr>
         <w:t>You will build a Help Assistant that answers common HR and customer-service questions strictly from approved knowledge, and refuses to invent policy, credentials, or personal data.</w:t>
+      </w:r>
+    </w:p>
+    <w:p>
+      <w:pPr>
+        <w:pStyle w:val="Heading2"/>
+      </w:pPr>
+      <w:bookmarkStart w:name="_Toc800956350" w:id="288064038"/>
+      <w:r>
+        <w:rPr/>
+        <w:t>Learning objectives</w:t>
+      </w:r>
+      <w:bookmarkEnd w:id="288064038"/>
+    </w:p>
+    <w:p>
+      <w:pPr>
+        <w:pStyle w:val="ListBullet"/>
+        <w:rPr/>
+      </w:pPr>
+      <w:r>
+        <w:rPr>
+          <w:sz w:val="21"/>
+          <w:szCs w:val="21"/>
+        </w:rPr>
+        <w:t>Create an agent in Agent Builder and give it a single, clearly stated purpose.</w:t>
+      </w:r>
+    </w:p>
+    <w:p>
+      <w:pPr>
+        <w:pStyle w:val="ListBullet"/>
+        <w:rPr/>
+      </w:pPr>
+      <w:r>
+        <w:rPr>
+          <w:sz w:val="21"/>
+          <w:szCs w:val="21"/>
+        </w:rPr>
+        <w:t>Attach approved documents as grounded knowledge sources.</w:t>
+      </w:r>
+    </w:p>
+    <w:p>
+      <w:pPr>
+        <w:pStyle w:val="ListBullet"/>
+        <w:rPr/>
+      </w:pPr>
+      <w:r>
+        <w:rPr>
+          <w:sz w:val="21"/>
+          <w:szCs w:val="21"/>
+        </w:rPr>
+        <w:t>Write instructions that fix the answer format and force a fallback when the knowledge base cannot answer.</w:t>
+      </w:r>
+    </w:p>
+    <w:p>
+      <w:pPr>
+        <w:pStyle w:val="ListBullet"/>
+        <w:rPr/>
+      </w:pPr>
+      <w:r>
+        <w:rPr>
+          <w:sz w:val="21"/>
+          <w:szCs w:val="21"/>
+        </w:rPr>
+        <w:t>Test the agent against both routine and unsafe questions.</w:t>
+      </w:r>
+    </w:p>
+    <w:p>
+      <w:pPr>
+        <w:pStyle w:val="ListBullet"/>
+        <w:rPr/>
+      </w:pPr>
+      <w:r>
+        <w:rPr>
+          <w:sz w:val="21"/>
+          <w:szCs w:val="21"/>
+        </w:rPr>
+        <w:t>Turn each weak or failed response into a specific instruction or knowledge improvement.</w:t>
       </w:r>
     </w:p>
     <w:p xmlns:wp14="http://schemas.microsoft.com/office/word/2010/wordml" wp14:textId="77777777">
@@ -11169,9 +15388,12 @@
       <w:pPr>
         <w:pStyle w:val="Heading1"/>
       </w:pPr>
-      <w:r>
+      <w:bookmarkStart w:name="_Toc5214626" w:id="1571947729"/>
+      <w:r>
+        <w:rPr/>
         <w:t>Lab 12 - Advanced agent: grounding, structured output, refusal design</w:t>
       </w:r>
+      <w:bookmarkEnd w:id="1571947729"/>
     </w:p>
     <w:tbl>
       <w:tblPr>
@@ -11317,30 +15539,39 @@
       <w:pPr>
         <w:pStyle w:val="Heading2"/>
       </w:pPr>
-      <w:r>
+      <w:bookmarkStart w:name="_Toc1306501135" w:id="146150973"/>
+      <w:r>
+        <w:rPr/>
         <w:t>Department and industry focus</w:t>
       </w:r>
-    </w:p>
-    <w:p xmlns:wp14="http://schemas.microsoft.com/office/word/2010/wordml" wp14:textId="77777777">
-      <w:pPr>
-        <w:spacing w:after="120"/>
+      <w:bookmarkEnd w:id="146150973"/>
+    </w:p>
+    <w:p>
+      <w:pPr>
+        <w:pStyle w:val="Normal"/>
       </w:pPr>
       <w:r>
         <w:rPr>
           <w:b w:val="0"/>
+          <w:bCs w:val="0"/>
           <w:i w:val="0"/>
+          <w:iCs w:val="0"/>
           <w:sz w:val="21"/>
+          <w:szCs w:val="21"/>
         </w:rPr>
-        <w:t>Finance &amp; Compliance - harden the Help Assistant (or build a Budget Query Assistant) so it produces consistent structured output, grounds every answer, and refuses out-of-scope or unsafe requests by design.</w:t>
+        <w:t>Finance and Compliance. Continue with the Contoso Help Assistant you built in Lab 11 and harden it rather than starting a new agent: add 08_Mock_Finance_Budget_Variance.xlsx as a further knowledge source and widen the agent's stated scope to include budget queries. The goal is an agent that produces consistent structured output, grounds every answer in a named source, and refuses out-of-scope or unsafe requests by design. If you did not complete Lab 11, build a Budget Query Assistant from the customer-service FAQ, the prompt safety guide, and the budget workbook before starting Exercise 1.</w:t>
       </w:r>
     </w:p>
     <w:p xmlns:wp14="http://schemas.microsoft.com/office/word/2010/wordml" wp14:textId="77777777">
       <w:pPr>
         <w:pStyle w:val="Heading2"/>
       </w:pPr>
-      <w:r>
+      <w:bookmarkStart w:name="_Toc1150777485" w:id="372639823"/>
+      <w:r>
+        <w:rPr/>
         <w:t>Learning objectives</w:t>
       </w:r>
+      <w:bookmarkEnd w:id="372639823"/>
     </w:p>
     <w:p xmlns:wp14="http://schemas.microsoft.com/office/word/2010/wordml" wp14:textId="77777777">
       <w:pPr>
@@ -11946,9 +16177,12 @@
       <w:pPr>
         <w:pStyle w:val="Heading1"/>
       </w:pPr>
-      <w:r>
+      <w:bookmarkStart w:name="_Toc454711344" w:id="493801914"/>
+      <w:r>
+        <w:rPr/>
         <w:t>Lab 13 - Agent evaluation and red-team testing</w:t>
       </w:r>
+      <w:bookmarkEnd w:id="493801914"/>
     </w:p>
     <w:tbl>
       <w:tblPr>
@@ -12094,9 +16328,12 @@
       <w:pPr>
         <w:pStyle w:val="Heading2"/>
       </w:pPr>
-      <w:r>
+      <w:bookmarkStart w:name="_Toc713261992" w:id="1815410069"/>
+      <w:r>
+        <w:rPr/>
         <w:t>Department and industry focus</w:t>
       </w:r>
+      <w:bookmarkEnd w:id="1815410069"/>
     </w:p>
     <w:p xmlns:wp14="http://schemas.microsoft.com/office/word/2010/wordml" wp14:textId="77777777">
       <w:pPr>
@@ -12115,9 +16352,12 @@
       <w:pPr>
         <w:pStyle w:val="Heading2"/>
       </w:pPr>
-      <w:r>
+      <w:bookmarkStart w:name="_Toc1974187818" w:id="1409999273"/>
+      <w:r>
+        <w:rPr/>
         <w:t>Scenario</w:t>
       </w:r>
+      <w:bookmarkEnd w:id="1409999273"/>
     </w:p>
     <w:p xmlns:wp14="http://schemas.microsoft.com/office/word/2010/wordml" wp14:textId="77777777">
       <w:pPr>
@@ -12136,9 +16376,12 @@
       <w:pPr>
         <w:pStyle w:val="Heading2"/>
       </w:pPr>
-      <w:r>
+      <w:bookmarkStart w:name="_Toc1901101910" w:id="683705690"/>
+      <w:r>
+        <w:rPr/>
         <w:t>Learning objectives</w:t>
       </w:r>
+      <w:bookmarkEnd w:id="683705690"/>
     </w:p>
     <w:p xmlns:wp14="http://schemas.microsoft.com/office/word/2010/wordml" wp14:textId="77777777">
       <w:pPr>
@@ -12199,31 +16442,35 @@
       <w:r>
         <w:rPr>
           <w:sz w:val="22"/>
+          <w:szCs w:val="22"/>
         </w:rPr>
         <w:t xml:space="preserve">☐  </w:t>
       </w:r>
       <w:r>
         <w:rPr>
           <w:sz w:val="21"/>
+          <w:szCs w:val="21"/>
         </w:rPr>
         <w:t>Open the agent from Lab 11 or 12 and confirm its knowledge sources and grounding rules.</w:t>
       </w:r>
     </w:p>
-    <w:p xmlns:wp14="http://schemas.microsoft.com/office/word/2010/wordml" wp14:textId="77777777">
-      <w:pPr>
-        <w:spacing w:after="60"/>
+    <w:p>
+      <w:pPr>
+        <w:pStyle w:val="Normal"/>
       </w:pPr>
       <w:r>
         <w:rPr>
           <w:sz w:val="22"/>
+          <w:szCs w:val="22"/>
         </w:rPr>
         <w:t xml:space="preserve">☐  </w:t>
       </w:r>
       <w:r>
         <w:rPr>
           <w:sz w:val="21"/>
+          <w:szCs w:val="21"/>
         </w:rPr>
-        <w:t>Create a test log with columns: Test ID, Type, Prompt, Expected behaviour, Actual response, Score, Issue, Fix.</w:t>
+        <w:t>Create a test log with columns: Test ID, Type, Prompt, Expected behaviour, Actual response, Score, Issue, and Fix, then load the prompts from 13_Mock_Agent_Test_Questions.csv into it so the red-team bank below extends an existing test set rather than replacing it.</w:t>
       </w:r>
     </w:p>
     <w:p xmlns:wp14="http://schemas.microsoft.com/office/word/2010/wordml" wp14:textId="77777777">
@@ -13015,9 +17262,12 @@
       <w:pPr>
         <w:pStyle w:val="Heading1"/>
       </w:pPr>
-      <w:r>
+      <w:bookmarkStart w:name="_Toc520188386" w:id="325688419"/>
+      <w:r>
+        <w:rPr/>
         <w:t>Capstone - Cross-department leadership briefing pack</w:t>
       </w:r>
+      <w:bookmarkEnd w:id="325688419"/>
     </w:p>
     <w:tbl>
       <w:tblPr>
@@ -13163,30 +17413,39 @@
       <w:pPr>
         <w:pStyle w:val="Heading2"/>
       </w:pPr>
-      <w:r>
+      <w:bookmarkStart w:name="_Toc1695278342" w:id="577337501"/>
+      <w:r>
+        <w:rPr/>
         <w:t>Scenario</w:t>
       </w:r>
-    </w:p>
-    <w:p xmlns:wp14="http://schemas.microsoft.com/office/word/2010/wordml" wp14:textId="77777777">
-      <w:pPr>
-        <w:spacing w:after="120"/>
+      <w:bookmarkEnd w:id="577337501"/>
+    </w:p>
+    <w:p>
+      <w:pPr>
+        <w:pStyle w:val="Normal"/>
       </w:pPr>
       <w:r>
         <w:rPr>
           <w:b w:val="0"/>
+          <w:bCs w:val="0"/>
           <w:i w:val="0"/>
+          <w:iCs w:val="0"/>
           <w:sz w:val="21"/>
+          <w:szCs w:val="21"/>
         </w:rPr>
-        <w:t>Your team must prepare a leadership-ready briefing pack that combines project context, finance and sales insight, operations awareness, customer-service quality, and a knowledge-agent demonstration - spanning multiple departments and business units.</w:t>
+        <w:t>Your team must prepare a leadership-ready briefing pack that combines project context, finance and sales insight, operations awareness, customer-service quality, and a knowledge-agent demonstration, spanning multiple departments and business units. Six deliverables in forty-five minutes only works as a team exercise, so split into groups of three to five and assign one deliverable per person, with one person owning the executive report and assembling the pack. Agree the headline message in the first five minutes, build for thirty, and keep the last ten for validation and a three-minute readout. If you are working alone, complete the executive report and the leadership presentation and design the agent on paper rather than building it.</w:t>
       </w:r>
     </w:p>
     <w:p xmlns:wp14="http://schemas.microsoft.com/office/word/2010/wordml" wp14:textId="77777777">
       <w:pPr>
         <w:pStyle w:val="Heading2"/>
       </w:pPr>
-      <w:r>
+      <w:bookmarkStart w:name="_Toc1068638031" w:id="1322779018"/>
+      <w:r>
+        <w:rPr/>
         <w:t>Deliverables</w:t>
       </w:r>
+      <w:bookmarkEnd w:id="1322779018"/>
     </w:p>
     <w:tbl>
       <w:tblPr>
@@ -13507,9 +17766,12 @@
       <w:pPr>
         <w:pStyle w:val="Heading2"/>
       </w:pPr>
-      <w:r>
+      <w:bookmarkStart w:name="_Toc650220320" w:id="573354077"/>
+      <w:r>
+        <w:rPr/>
         <w:t>Suggested capstone prompt sequence</w:t>
       </w:r>
+      <w:bookmarkEnd w:id="573354077"/>
     </w:p>
     <w:p xmlns:wp14="http://schemas.microsoft.com/office/word/2010/wordml" wp14:textId="77777777">
       <w:pPr>
@@ -13581,9 +17843,12 @@
       <w:pPr>
         <w:pStyle w:val="Heading2"/>
       </w:pPr>
-      <w:r>
+      <w:bookmarkStart w:name="_Toc1799041389" w:id="1470344797"/>
+      <w:r>
+        <w:rPr/>
         <w:t>Assessment checklist</w:t>
       </w:r>
+      <w:bookmarkEnd w:id="1470344797"/>
     </w:p>
     <w:p xmlns:wp14="http://schemas.microsoft.com/office/word/2010/wordml" wp14:textId="77777777">
       <w:pPr>
@@ -13692,13 +17957,111 @@
         <w:br w:type="page"/>
       </w:r>
     </w:p>
+    <w:p>
+      <w:pPr>
+        <w:pStyle w:val="Heading1"/>
+      </w:pPr>
+      <w:bookmarkStart w:name="_Toc629003305" w:id="1950757744"/>
+      <w:r>
+        <w:rPr/>
+        <w:t>After the workshop - thirty-day adoption plan</w:t>
+      </w:r>
+      <w:bookmarkEnd w:id="1950757744"/>
+    </w:p>
+    <w:p>
+      <w:pPr>
+        <w:pStyle w:val="Normal"/>
+      </w:pPr>
+      <w:r>
+        <w:rPr>
+          <w:b w:val="0"/>
+          <w:bCs w:val="0"/>
+          <w:i w:val="0"/>
+          <w:iCs w:val="0"/>
+          <w:sz w:val="21"/>
+          <w:szCs w:val="21"/>
+        </w:rPr>
+        <w:t>The labs use mock Contoso Group data. Use the four weeks after the workshop to move the same habits onto real departmental work under proper guardrails.</w:t>
+      </w:r>
+    </w:p>
+    <w:p>
+      <w:pPr>
+        <w:pStyle w:val="ListBullet"/>
+        <w:rPr/>
+      </w:pPr>
+      <w:r>
+        <w:rPr>
+          <w:sz w:val="21"/>
+          <w:szCs w:val="21"/>
+        </w:rPr>
+        <w:t>Week 1 - Each participant picks one recurring task from their own role and rewrites it as a prompt using the scaffold in Appendix A.</w:t>
+      </w:r>
+    </w:p>
+    <w:p>
+      <w:pPr>
+        <w:pStyle w:val="ListBullet"/>
+        <w:rPr/>
+      </w:pPr>
+      <w:r>
+        <w:rPr>
+          <w:sz w:val="21"/>
+          <w:szCs w:val="21"/>
+        </w:rPr>
+        <w:t>Week 2 - Departments replace the Contoso mock files with two or three of their own approved documents, keeping the same guardrails: no regulated or personal data, named sources, and human review before anything is shared.</w:t>
+      </w:r>
+    </w:p>
+    <w:p>
+      <w:pPr>
+        <w:pStyle w:val="ListBullet"/>
+        <w:rPr/>
+      </w:pPr>
+      <w:r>
+        <w:rPr>
+          <w:sz w:val="21"/>
+          <w:szCs w:val="21"/>
+        </w:rPr>
+        <w:t>Week 3 - Each department nominates one agent candidate and drafts its purpose, knowledge sources, response schema, and refusal rules.</w:t>
+      </w:r>
+    </w:p>
+    <w:p>
+      <w:pPr>
+        <w:pStyle w:val="ListBullet"/>
+        <w:rPr/>
+      </w:pPr>
+      <w:r>
+        <w:rPr>
+          <w:sz w:val="21"/>
+          <w:szCs w:val="21"/>
+        </w:rPr>
+        <w:t>Week 4 - Run the red-team set from Lab 13 against that agent and review the results with IT and compliance before requesting approval to share it.</w:t>
+      </w:r>
+    </w:p>
+    <w:p>
+      <w:pPr>
+        <w:pStyle w:val="Normal"/>
+      </w:pPr>
+      <w:r>
+        <w:rPr>
+          <w:b w:val="0"/>
+          <w:bCs w:val="0"/>
+          <w:i w:val="0"/>
+          <w:iCs w:val="0"/>
+          <w:sz w:val="21"/>
+          <w:szCs w:val="21"/>
+        </w:rPr>
+        <w:t>Record what the department saved, what failed validation, and which capability gaps need a tenant change, and bring that record to the next enablement session.</w:t>
+      </w:r>
+    </w:p>
     <w:p xmlns:wp14="http://schemas.microsoft.com/office/word/2010/wordml" wp14:textId="77777777">
       <w:pPr>
         <w:pStyle w:val="Heading1"/>
       </w:pPr>
-      <w:r>
+      <w:bookmarkStart w:name="_Toc1642673782" w:id="895369005"/>
+      <w:r>
+        <w:rPr/>
         <w:t>Appendix A - Department and industry prompt patterns</w:t>
       </w:r>
+      <w:bookmarkEnd w:id="895369005"/>
     </w:p>
     <w:p xmlns:wp14="http://schemas.microsoft.com/office/word/2010/wordml" wp14:textId="77777777">
       <w:pPr>
@@ -14073,9 +18436,12 @@
       <w:pPr>
         <w:pStyle w:val="Heading2"/>
       </w:pPr>
-      <w:r>
+      <w:bookmarkStart w:name="_Toc483924599" w:id="2091724535"/>
+      <w:r>
+        <w:rPr/>
         <w:t>Reusable prompt scaffold</w:t>
       </w:r>
+      <w:bookmarkEnd w:id="2091724535"/>
     </w:p>
     <w:tbl>
       <w:tblPr>
@@ -14214,9 +18580,12 @@
       <w:pPr>
         <w:pStyle w:val="Heading1"/>
       </w:pPr>
-      <w:r>
+      <w:bookmarkStart w:name="_Toc440390316" w:id="422732868"/>
+      <w:r>
+        <w:rPr/>
         <w:t>Appendix B - Industry considerations</w:t>
       </w:r>
+      <w:bookmarkEnd w:id="422732868"/>
     </w:p>
     <w:p xmlns:wp14="http://schemas.microsoft.com/office/word/2010/wordml" wp14:textId="77777777">
       <w:pPr>
@@ -14460,9 +18829,12 @@
       <w:pPr>
         <w:pStyle w:val="Heading1"/>
       </w:pPr>
-      <w:r>
+      <w:bookmarkStart w:name="_Toc1426512070" w:id="1481035058"/>
+      <w:r>
+        <w:rPr/>
         <w:t>Appendix C - Instructor debrief questions</w:t>
       </w:r>
+      <w:bookmarkEnd w:id="1481035058"/>
     </w:p>
     <w:p xmlns:wp14="http://schemas.microsoft.com/office/word/2010/wordml" wp14:textId="77777777">
       <w:pPr>
@@ -14561,9 +18933,12 @@
       <w:pPr>
         <w:pStyle w:val="Heading1"/>
       </w:pPr>
-      <w:r>
+      <w:bookmarkStart w:name="_Toc1879738675" w:id="1053491146"/>
+      <w:r>
+        <w:rPr/>
         <w:t>Appendix D - Safety, data handling, and responsible AI</w:t>
       </w:r>
+      <w:bookmarkEnd w:id="1053491146"/>
     </w:p>
     <w:p xmlns:wp14="http://schemas.microsoft.com/office/word/2010/wordml" wp14:textId="77777777">
       <w:pPr>
@@ -14645,12 +19020,27 @@
     <w:p xmlns:wp14="http://schemas.microsoft.com/office/word/2010/wordml" wp14:textId="77777777">
       <w:pPr>
         <w:pStyle w:val="ListBullet"/>
+        <w:rPr/>
       </w:pPr>
       <w:r>
         <w:rPr>
           <w:sz w:val="21"/>
+          <w:szCs w:val="21"/>
         </w:rPr>
         <w:t>For real Contoso Group work, follow approved company policy and tenant configuration.</w:t>
+      </w:r>
+    </w:p>
+    <w:p>
+      <w:pPr>
+        <w:pStyle w:val="ListBullet"/>
+        <w:rPr/>
+      </w:pPr>
+      <w:r>
+        <w:rPr>
+          <w:sz w:val="21"/>
+          <w:szCs w:val="21"/>
+        </w:rPr>
+        <w:t>Treat any Copilot forecast, projection, or what-if result as a scenario built from the data you supplied, not a prediction of what will happen; state the assumptions, keep the projection inside the periods the source data covers, and have a finance or business owner review it before it informs a decision.</w:t>
       </w:r>
     </w:p>
     <w:p xmlns:wp14="http://schemas.microsoft.com/office/word/2010/wordml" wp14:textId="77777777">
@@ -14676,9 +19066,12 @@
       <w:pPr>
         <w:pStyle w:val="Heading1"/>
       </w:pPr>
-      <w:r>
+      <w:bookmarkStart w:name="_Toc1760662538" w:id="388665481"/>
+      <w:r>
+        <w:rPr/>
         <w:t>Appendix E - Skills self-assessment rubric</w:t>
       </w:r>
+      <w:bookmarkEnd w:id="388665481"/>
     </w:p>
     <w:p xmlns:wp14="http://schemas.microsoft.com/office/word/2010/wordml" wp14:textId="77777777">
       <w:pPr>
@@ -27181,6 +31574,29 @@
       </w:tcPr>
     </w:tblStylePr>
   </w:style>
+  <w:style w:type="paragraph" w:styleId="TOC1">
+    <w:uiPriority w:val="39"/>
+    <w:name w:val="toc 1"/>
+    <w:basedOn w:val="Normal"/>
+    <w:next w:val="Normal"/>
+    <w:unhideWhenUsed/>
+    <w:rsid w:val="3124A752"/>
+    <w:pPr>
+      <w:spacing w:after="100"/>
+    </w:pPr>
+  </w:style>
+  <w:style w:type="paragraph" w:styleId="TOC2">
+    <w:uiPriority w:val="39"/>
+    <w:name w:val="toc 2"/>
+    <w:basedOn w:val="Normal"/>
+    <w:next w:val="Normal"/>
+    <w:unhideWhenUsed/>
+    <w:rsid w:val="3124A752"/>
+    <w:pPr>
+      <w:spacing w:after="100"/>
+      <w:ind w:left="220"/>
+    </w:pPr>
+  </w:style>
 </w:styles>
 </file>
 

--- a/docs/Assets/Copilot_MultiDept_Industry_Lab_Workbook.docx
+++ b/docs/Assets/Copilot_MultiDept_Industry_Lab_Workbook.docx
@@ -4487,7 +4487,7 @@
           <w:sz w:val="21"/>
           <w:szCs w:val="21"/>
         </w:rPr>
-        <w:t>Delivered end to end, the labs and capstone total roughly seven and a half hours of hands-on time - closer to eight once the forecasting and what-if exercises in Labs 05 and 06 are included - which is more than most groups absorb in one sitting. Three schedules work well. A two-hour taster covers Lab 00, one department lab chosen for the audience, and Lab 10. A full-day workshop covers Labs 00 to 07 in the morning and Labs 08 to 11 plus the capstone in the afternoon, choosing either Lab 05 or Lab 06 rather than both. A two-half-day format puts the productivity core on day one and the agents track, including Labs 12 and 13, on day two. Add about fifteen minutes per lab for debrief in a room of more than twenty people, and about ten minutes to whichever of Labs 05 and 06 you run if you include its scenario exercise.</w:t>
+        <w:t>Delivered end to end, the labs and capstone total roughly seven and a half hours of hands-on time - closer to eight and a quarter once the daily triage exercise in Lab 04 and the forecasting and what-if exercises in Labs 05 and 06 are included - which is more than most groups absorb in one sitting. Three schedules work well. A two-hour taster covers Lab 00, one department lab chosen for the audience, and Lab 10. A full-day workshop covers Labs 00 to 07 in the morning and Labs 08 to 11 plus the capstone in the afternoon, choosing either Lab 05 or Lab 06 rather than both. A two-half-day format puts the productivity core on day one and the agents track, including Labs 12 and 13, on day two. Add about fifteen minutes per lab for debrief in a room of more than twenty people, about ten minutes to Lab 04 if you run the daily triage exercise, and about ten minutes to whichever of Labs 05 and 06 you run if you include its scenario exercise.</w:t>
       </w:r>
     </w:p>
     <w:p xmlns:wp14="http://schemas.microsoft.com/office/word/2010/wordml" wp14:textId="77777777">
@@ -4521,7 +4521,8 @@
         <w:tc>
           <w:tcPr>
             <w:tcW w:w="576" w:type="dxa"/>
-            <w:shd w:val="clear" w:fill="0B3D2E"/>
+            <w:shd w:val="clear" w:color="auto" w:fill="0B3D2E"/>
+            <w:tcMar/>
           </w:tcPr>
           <w:p wp14:textId="77777777">
             <w:r>
@@ -4537,7 +4538,8 @@
         <w:tc>
           <w:tcPr>
             <w:tcW w:w="2880" w:type="dxa"/>
-            <w:shd w:val="clear" w:fill="0B3D2E"/>
+            <w:shd w:val="clear" w:color="auto" w:fill="0B3D2E"/>
+            <w:tcMar/>
           </w:tcPr>
           <w:p wp14:textId="77777777">
             <w:r>
@@ -4553,7 +4555,8 @@
         <w:tc>
           <w:tcPr>
             <w:tcW w:w="2448" w:type="dxa"/>
-            <w:shd w:val="clear" w:fill="0B3D2E"/>
+            <w:shd w:val="clear" w:color="auto" w:fill="0B3D2E"/>
+            <w:tcMar/>
           </w:tcPr>
           <w:p wp14:textId="77777777">
             <w:r>
@@ -4569,7 +4572,8 @@
         <w:tc>
           <w:tcPr>
             <w:tcW w:w="1728" w:type="dxa"/>
-            <w:shd w:val="clear" w:fill="0B3D2E"/>
+            <w:shd w:val="clear" w:color="auto" w:fill="0B3D2E"/>
+            <w:tcMar/>
           </w:tcPr>
           <w:p wp14:textId="77777777">
             <w:r>
@@ -4585,7 +4589,8 @@
         <w:tc>
           <w:tcPr>
             <w:tcW w:w="720" w:type="dxa"/>
-            <w:shd w:val="clear" w:fill="0B3D2E"/>
+            <w:shd w:val="clear" w:color="auto" w:fill="0B3D2E"/>
+            <w:tcMar/>
           </w:tcPr>
           <w:p wp14:textId="77777777">
             <w:r>
@@ -4601,7 +4606,8 @@
         <w:tc>
           <w:tcPr>
             <w:tcW w:w="864" w:type="dxa"/>
-            <w:shd w:val="clear" w:fill="0B3D2E"/>
+            <w:shd w:val="clear" w:color="auto" w:fill="0B3D2E"/>
+            <w:tcMar/>
           </w:tcPr>
           <w:p wp14:textId="77777777">
             <w:r>
@@ -4619,6 +4625,7 @@
         <w:tc>
           <w:tcPr>
             <w:tcW w:w="576" w:type="dxa"/>
+            <w:tcMar/>
           </w:tcPr>
           <w:p wp14:textId="77777777">
             <w:r>
@@ -4632,6 +4639,7 @@
         <w:tc>
           <w:tcPr>
             <w:tcW w:w="2880" w:type="dxa"/>
+            <w:tcMar/>
           </w:tcPr>
           <w:p wp14:textId="77777777">
             <w:r>
@@ -4645,6 +4653,7 @@
         <w:tc>
           <w:tcPr>
             <w:tcW w:w="2448" w:type="dxa"/>
+            <w:tcMar/>
           </w:tcPr>
           <w:p wp14:textId="77777777">
             <w:r>
@@ -4658,6 +4667,7 @@
         <w:tc>
           <w:tcPr>
             <w:tcW w:w="1728" w:type="dxa"/>
+            <w:tcMar/>
           </w:tcPr>
           <w:p wp14:textId="77777777">
             <w:r>
@@ -4671,6 +4681,7 @@
         <w:tc>
           <w:tcPr>
             <w:tcW w:w="720" w:type="dxa"/>
+            <w:tcMar/>
           </w:tcPr>
           <w:p wp14:textId="77777777">
             <w:r>
@@ -4684,6 +4695,7 @@
         <w:tc>
           <w:tcPr>
             <w:tcW w:w="864" w:type="dxa"/>
+            <w:tcMar/>
           </w:tcPr>
           <w:p wp14:textId="77777777">
             <w:r>
@@ -4699,6 +4711,7 @@
         <w:tc>
           <w:tcPr>
             <w:tcW w:w="576" w:type="dxa"/>
+            <w:tcMar/>
           </w:tcPr>
           <w:p wp14:textId="77777777">
             <w:r>
@@ -4712,6 +4725,7 @@
         <w:tc>
           <w:tcPr>
             <w:tcW w:w="2880" w:type="dxa"/>
+            <w:tcMar/>
           </w:tcPr>
           <w:p wp14:textId="77777777">
             <w:r>
@@ -4725,6 +4739,7 @@
         <w:tc>
           <w:tcPr>
             <w:tcW w:w="2448" w:type="dxa"/>
+            <w:tcMar/>
           </w:tcPr>
           <w:p wp14:textId="77777777">
             <w:r>
@@ -4738,6 +4753,7 @@
         <w:tc>
           <w:tcPr>
             <w:tcW w:w="1728" w:type="dxa"/>
+            <w:tcMar/>
           </w:tcPr>
           <w:p wp14:textId="77777777">
             <w:r>
@@ -4751,6 +4767,7 @@
         <w:tc>
           <w:tcPr>
             <w:tcW w:w="720" w:type="dxa"/>
+            <w:tcMar/>
           </w:tcPr>
           <w:p wp14:textId="77777777">
             <w:r>
@@ -4764,6 +4781,7 @@
         <w:tc>
           <w:tcPr>
             <w:tcW w:w="864" w:type="dxa"/>
+            <w:tcMar/>
           </w:tcPr>
           <w:p wp14:textId="77777777">
             <w:r>
@@ -4779,6 +4797,7 @@
         <w:tc>
           <w:tcPr>
             <w:tcW w:w="576" w:type="dxa"/>
+            <w:tcMar/>
           </w:tcPr>
           <w:p wp14:textId="77777777">
             <w:r>
@@ -4792,6 +4811,7 @@
         <w:tc>
           <w:tcPr>
             <w:tcW w:w="2880" w:type="dxa"/>
+            <w:tcMar/>
           </w:tcPr>
           <w:p wp14:textId="77777777">
             <w:r>
@@ -4805,6 +4825,7 @@
         <w:tc>
           <w:tcPr>
             <w:tcW w:w="2448" w:type="dxa"/>
+            <w:tcMar/>
           </w:tcPr>
           <w:p wp14:textId="77777777">
             <w:r>
@@ -4818,6 +4839,7 @@
         <w:tc>
           <w:tcPr>
             <w:tcW w:w="1728" w:type="dxa"/>
+            <w:tcMar/>
           </w:tcPr>
           <w:p wp14:textId="77777777">
             <w:r>
@@ -4831,6 +4853,7 @@
         <w:tc>
           <w:tcPr>
             <w:tcW w:w="720" w:type="dxa"/>
+            <w:tcMar/>
           </w:tcPr>
           <w:p wp14:textId="77777777">
             <w:r>
@@ -4844,6 +4867,7 @@
         <w:tc>
           <w:tcPr>
             <w:tcW w:w="864" w:type="dxa"/>
+            <w:tcMar/>
           </w:tcPr>
           <w:p wp14:textId="77777777">
             <w:r>
@@ -4859,6 +4883,7 @@
         <w:tc>
           <w:tcPr>
             <w:tcW w:w="576" w:type="dxa"/>
+            <w:tcMar/>
           </w:tcPr>
           <w:p wp14:textId="77777777">
             <w:r>
@@ -4872,6 +4897,7 @@
         <w:tc>
           <w:tcPr>
             <w:tcW w:w="2880" w:type="dxa"/>
+            <w:tcMar/>
           </w:tcPr>
           <w:p wp14:textId="77777777">
             <w:r>
@@ -4885,6 +4911,7 @@
         <w:tc>
           <w:tcPr>
             <w:tcW w:w="2448" w:type="dxa"/>
+            <w:tcMar/>
           </w:tcPr>
           <w:p wp14:textId="77777777">
             <w:r>
@@ -4898,6 +4925,7 @@
         <w:tc>
           <w:tcPr>
             <w:tcW w:w="1728" w:type="dxa"/>
+            <w:tcMar/>
           </w:tcPr>
           <w:p wp14:textId="77777777">
             <w:r>
@@ -4911,6 +4939,7 @@
         <w:tc>
           <w:tcPr>
             <w:tcW w:w="720" w:type="dxa"/>
+            <w:tcMar/>
           </w:tcPr>
           <w:p wp14:textId="77777777">
             <w:r>
@@ -4924,6 +4953,7 @@
         <w:tc>
           <w:tcPr>
             <w:tcW w:w="864" w:type="dxa"/>
+            <w:tcMar/>
           </w:tcPr>
           <w:p wp14:textId="77777777">
             <w:r>
@@ -4939,6 +4969,7 @@
         <w:tc>
           <w:tcPr>
             <w:tcW w:w="576" w:type="dxa"/>
+            <w:tcMar/>
           </w:tcPr>
           <w:p wp14:textId="77777777">
             <w:r>
@@ -4952,6 +4983,7 @@
         <w:tc>
           <w:tcPr>
             <w:tcW w:w="2880" w:type="dxa"/>
+            <w:tcMar/>
           </w:tcPr>
           <w:p wp14:textId="77777777">
             <w:r>
@@ -4965,6 +4997,7 @@
         <w:tc>
           <w:tcPr>
             <w:tcW w:w="2448" w:type="dxa"/>
+            <w:tcMar/>
           </w:tcPr>
           <w:p wp14:textId="77777777">
             <w:r>
@@ -4978,6 +5011,7 @@
         <w:tc>
           <w:tcPr>
             <w:tcW w:w="1728" w:type="dxa"/>
+            <w:tcMar/>
           </w:tcPr>
           <w:p wp14:textId="77777777">
             <w:r>
@@ -4991,6 +5025,7 @@
         <w:tc>
           <w:tcPr>
             <w:tcW w:w="720" w:type="dxa"/>
+            <w:tcMar/>
           </w:tcPr>
           <w:p wp14:textId="77777777">
             <w:r>
@@ -5004,13 +5039,18 @@
         <w:tc>
           <w:tcPr>
             <w:tcW w:w="864" w:type="dxa"/>
-          </w:tcPr>
-          <w:p wp14:textId="77777777">
-            <w:r>
-              <w:rPr>
-                <w:sz w:val="19"/>
-              </w:rPr>
-              <w:t>25 min</w:t>
+            <w:tcMar/>
+          </w:tcPr>
+          <w:p>
+            <w:pPr>
+              <w:pStyle w:val="Normal"/>
+            </w:pPr>
+            <w:r>
+              <w:rPr>
+                <w:sz w:val="19"/>
+                <w:szCs w:val="19"/>
+              </w:rPr>
+              <w:t>35 min</w:t>
             </w:r>
           </w:p>
         </w:tc>
@@ -5019,6 +5059,7 @@
         <w:tc>
           <w:tcPr>
             <w:tcW w:w="576" w:type="dxa"/>
+            <w:tcMar/>
           </w:tcPr>
           <w:p wp14:textId="77777777">
             <w:r>
@@ -5032,6 +5073,7 @@
         <w:tc>
           <w:tcPr>
             <w:tcW w:w="2880" w:type="dxa"/>
+            <w:tcMar/>
           </w:tcPr>
           <w:p wp14:textId="77777777">
             <w:r>
@@ -5045,6 +5087,7 @@
         <w:tc>
           <w:tcPr>
             <w:tcW w:w="2448" w:type="dxa"/>
+            <w:tcMar/>
           </w:tcPr>
           <w:p wp14:textId="77777777">
             <w:r>
@@ -5058,6 +5101,7 @@
         <w:tc>
           <w:tcPr>
             <w:tcW w:w="1728" w:type="dxa"/>
+            <w:tcMar/>
           </w:tcPr>
           <w:p wp14:textId="77777777">
             <w:r>
@@ -5071,6 +5115,7 @@
         <w:tc>
           <w:tcPr>
             <w:tcW w:w="720" w:type="dxa"/>
+            <w:tcMar/>
           </w:tcPr>
           <w:p wp14:textId="77777777">
             <w:r>
@@ -5084,6 +5129,7 @@
         <w:tc>
           <w:tcPr>
             <w:tcW w:w="864" w:type="dxa"/>
+            <w:tcMar/>
           </w:tcPr>
           <w:p wp14:textId="77777777">
             <w:r>
@@ -5099,6 +5145,7 @@
         <w:tc>
           <w:tcPr>
             <w:tcW w:w="576" w:type="dxa"/>
+            <w:tcMar/>
           </w:tcPr>
           <w:p wp14:textId="77777777">
             <w:r>
@@ -5112,6 +5159,7 @@
         <w:tc>
           <w:tcPr>
             <w:tcW w:w="2880" w:type="dxa"/>
+            <w:tcMar/>
           </w:tcPr>
           <w:p wp14:textId="77777777">
             <w:r>
@@ -5125,6 +5173,7 @@
         <w:tc>
           <w:tcPr>
             <w:tcW w:w="2448" w:type="dxa"/>
+            <w:tcMar/>
           </w:tcPr>
           <w:p wp14:textId="77777777">
             <w:r>
@@ -5138,6 +5187,7 @@
         <w:tc>
           <w:tcPr>
             <w:tcW w:w="1728" w:type="dxa"/>
+            <w:tcMar/>
           </w:tcPr>
           <w:p wp14:textId="77777777">
             <w:r>
@@ -5151,6 +5201,7 @@
         <w:tc>
           <w:tcPr>
             <w:tcW w:w="720" w:type="dxa"/>
+            <w:tcMar/>
           </w:tcPr>
           <w:p wp14:textId="77777777">
             <w:r>
@@ -5164,6 +5215,7 @@
         <w:tc>
           <w:tcPr>
             <w:tcW w:w="864" w:type="dxa"/>
+            <w:tcMar/>
           </w:tcPr>
           <w:p wp14:textId="77777777">
             <w:r>
@@ -5179,6 +5231,7 @@
         <w:tc>
           <w:tcPr>
             <w:tcW w:w="576" w:type="dxa"/>
+            <w:tcMar/>
           </w:tcPr>
           <w:p wp14:textId="77777777">
             <w:r>
@@ -5192,6 +5245,7 @@
         <w:tc>
           <w:tcPr>
             <w:tcW w:w="2880" w:type="dxa"/>
+            <w:tcMar/>
           </w:tcPr>
           <w:p wp14:textId="77777777">
             <w:r>
@@ -5205,6 +5259,7 @@
         <w:tc>
           <w:tcPr>
             <w:tcW w:w="2448" w:type="dxa"/>
+            <w:tcMar/>
           </w:tcPr>
           <w:p wp14:textId="77777777">
             <w:r>
@@ -5218,6 +5273,7 @@
         <w:tc>
           <w:tcPr>
             <w:tcW w:w="1728" w:type="dxa"/>
+            <w:tcMar/>
           </w:tcPr>
           <w:p wp14:textId="77777777">
             <w:r>
@@ -5231,6 +5287,7 @@
         <w:tc>
           <w:tcPr>
             <w:tcW w:w="720" w:type="dxa"/>
+            <w:tcMar/>
           </w:tcPr>
           <w:p wp14:textId="77777777">
             <w:r>
@@ -5244,6 +5301,7 @@
         <w:tc>
           <w:tcPr>
             <w:tcW w:w="864" w:type="dxa"/>
+            <w:tcMar/>
           </w:tcPr>
           <w:p wp14:textId="77777777">
             <w:r>
@@ -5259,6 +5317,7 @@
         <w:tc>
           <w:tcPr>
             <w:tcW w:w="576" w:type="dxa"/>
+            <w:tcMar/>
           </w:tcPr>
           <w:p wp14:textId="77777777">
             <w:r>
@@ -5272,6 +5331,7 @@
         <w:tc>
           <w:tcPr>
             <w:tcW w:w="2880" w:type="dxa"/>
+            <w:tcMar/>
           </w:tcPr>
           <w:p wp14:textId="77777777">
             <w:r>
@@ -5285,6 +5345,7 @@
         <w:tc>
           <w:tcPr>
             <w:tcW w:w="2448" w:type="dxa"/>
+            <w:tcMar/>
           </w:tcPr>
           <w:p wp14:textId="77777777">
             <w:r>
@@ -5298,6 +5359,7 @@
         <w:tc>
           <w:tcPr>
             <w:tcW w:w="1728" w:type="dxa"/>
+            <w:tcMar/>
           </w:tcPr>
           <w:p wp14:textId="77777777">
             <w:r>
@@ -5311,6 +5373,7 @@
         <w:tc>
           <w:tcPr>
             <w:tcW w:w="720" w:type="dxa"/>
+            <w:tcMar/>
           </w:tcPr>
           <w:p wp14:textId="77777777">
             <w:r>
@@ -5324,6 +5387,7 @@
         <w:tc>
           <w:tcPr>
             <w:tcW w:w="864" w:type="dxa"/>
+            <w:tcMar/>
           </w:tcPr>
           <w:p wp14:textId="77777777">
             <w:r>
@@ -5339,6 +5403,7 @@
         <w:tc>
           <w:tcPr>
             <w:tcW w:w="576" w:type="dxa"/>
+            <w:tcMar/>
           </w:tcPr>
           <w:p wp14:textId="77777777">
             <w:r>
@@ -5352,6 +5417,7 @@
         <w:tc>
           <w:tcPr>
             <w:tcW w:w="2880" w:type="dxa"/>
+            <w:tcMar/>
           </w:tcPr>
           <w:p wp14:textId="77777777">
             <w:r>
@@ -5365,6 +5431,7 @@
         <w:tc>
           <w:tcPr>
             <w:tcW w:w="2448" w:type="dxa"/>
+            <w:tcMar/>
           </w:tcPr>
           <w:p wp14:textId="77777777">
             <w:r>
@@ -5378,6 +5445,7 @@
         <w:tc>
           <w:tcPr>
             <w:tcW w:w="1728" w:type="dxa"/>
+            <w:tcMar/>
           </w:tcPr>
           <w:p wp14:textId="77777777">
             <w:r>
@@ -5391,6 +5459,7 @@
         <w:tc>
           <w:tcPr>
             <w:tcW w:w="720" w:type="dxa"/>
+            <w:tcMar/>
           </w:tcPr>
           <w:p wp14:textId="77777777">
             <w:r>
@@ -5404,6 +5473,7 @@
         <w:tc>
           <w:tcPr>
             <w:tcW w:w="864" w:type="dxa"/>
+            <w:tcMar/>
           </w:tcPr>
           <w:p wp14:textId="77777777">
             <w:r>
@@ -5419,6 +5489,7 @@
         <w:tc>
           <w:tcPr>
             <w:tcW w:w="576" w:type="dxa"/>
+            <w:tcMar/>
           </w:tcPr>
           <w:p wp14:textId="77777777">
             <w:r>
@@ -5432,6 +5503,7 @@
         <w:tc>
           <w:tcPr>
             <w:tcW w:w="2880" w:type="dxa"/>
+            <w:tcMar/>
           </w:tcPr>
           <w:p wp14:textId="77777777">
             <w:r>
@@ -5445,6 +5517,7 @@
         <w:tc>
           <w:tcPr>
             <w:tcW w:w="2448" w:type="dxa"/>
+            <w:tcMar/>
           </w:tcPr>
           <w:p wp14:textId="77777777">
             <w:r>
@@ -5458,6 +5531,7 @@
         <w:tc>
           <w:tcPr>
             <w:tcW w:w="1728" w:type="dxa"/>
+            <w:tcMar/>
           </w:tcPr>
           <w:p wp14:textId="77777777">
             <w:r>
@@ -5471,6 +5545,7 @@
         <w:tc>
           <w:tcPr>
             <w:tcW w:w="720" w:type="dxa"/>
+            <w:tcMar/>
           </w:tcPr>
           <w:p wp14:textId="77777777">
             <w:r>
@@ -5484,6 +5559,7 @@
         <w:tc>
           <w:tcPr>
             <w:tcW w:w="864" w:type="dxa"/>
+            <w:tcMar/>
           </w:tcPr>
           <w:p wp14:textId="77777777">
             <w:r>
@@ -5499,6 +5575,7 @@
         <w:tc>
           <w:tcPr>
             <w:tcW w:w="576" w:type="dxa"/>
+            <w:tcMar/>
           </w:tcPr>
           <w:p wp14:textId="77777777">
             <w:r>
@@ -5512,6 +5589,7 @@
         <w:tc>
           <w:tcPr>
             <w:tcW w:w="2880" w:type="dxa"/>
+            <w:tcMar/>
           </w:tcPr>
           <w:p wp14:textId="77777777">
             <w:r>
@@ -5525,6 +5603,7 @@
         <w:tc>
           <w:tcPr>
             <w:tcW w:w="2448" w:type="dxa"/>
+            <w:tcMar/>
           </w:tcPr>
           <w:p wp14:textId="77777777">
             <w:r>
@@ -5538,6 +5617,7 @@
         <w:tc>
           <w:tcPr>
             <w:tcW w:w="1728" w:type="dxa"/>
+            <w:tcMar/>
           </w:tcPr>
           <w:p wp14:textId="77777777">
             <w:r>
@@ -5551,6 +5631,7 @@
         <w:tc>
           <w:tcPr>
             <w:tcW w:w="720" w:type="dxa"/>
+            <w:tcMar/>
           </w:tcPr>
           <w:p wp14:textId="77777777">
             <w:r>
@@ -5564,6 +5645,7 @@
         <w:tc>
           <w:tcPr>
             <w:tcW w:w="864" w:type="dxa"/>
+            <w:tcMar/>
           </w:tcPr>
           <w:p wp14:textId="77777777">
             <w:r>
@@ -5579,6 +5661,7 @@
         <w:tc>
           <w:tcPr>
             <w:tcW w:w="576" w:type="dxa"/>
+            <w:tcMar/>
           </w:tcPr>
           <w:p wp14:textId="77777777">
             <w:r>
@@ -5592,6 +5675,7 @@
         <w:tc>
           <w:tcPr>
             <w:tcW w:w="2880" w:type="dxa"/>
+            <w:tcMar/>
           </w:tcPr>
           <w:p wp14:textId="77777777">
             <w:r>
@@ -5605,6 +5689,7 @@
         <w:tc>
           <w:tcPr>
             <w:tcW w:w="2448" w:type="dxa"/>
+            <w:tcMar/>
           </w:tcPr>
           <w:p wp14:textId="77777777">
             <w:r>
@@ -5618,6 +5703,7 @@
         <w:tc>
           <w:tcPr>
             <w:tcW w:w="1728" w:type="dxa"/>
+            <w:tcMar/>
           </w:tcPr>
           <w:p wp14:textId="77777777">
             <w:r>
@@ -5631,6 +5717,7 @@
         <w:tc>
           <w:tcPr>
             <w:tcW w:w="720" w:type="dxa"/>
+            <w:tcMar/>
           </w:tcPr>
           <w:p wp14:textId="77777777">
             <w:r>
@@ -5644,6 +5731,7 @@
         <w:tc>
           <w:tcPr>
             <w:tcW w:w="864" w:type="dxa"/>
+            <w:tcMar/>
           </w:tcPr>
           <w:p wp14:textId="77777777">
             <w:r>
@@ -5659,6 +5747,7 @@
         <w:tc>
           <w:tcPr>
             <w:tcW w:w="576" w:type="dxa"/>
+            <w:tcMar/>
           </w:tcPr>
           <w:p wp14:textId="77777777">
             <w:r>
@@ -5672,6 +5761,7 @@
         <w:tc>
           <w:tcPr>
             <w:tcW w:w="2880" w:type="dxa"/>
+            <w:tcMar/>
           </w:tcPr>
           <w:p wp14:textId="77777777">
             <w:r>
@@ -5685,6 +5775,7 @@
         <w:tc>
           <w:tcPr>
             <w:tcW w:w="2448" w:type="dxa"/>
+            <w:tcMar/>
           </w:tcPr>
           <w:p wp14:textId="77777777">
             <w:r>
@@ -5698,6 +5789,7 @@
         <w:tc>
           <w:tcPr>
             <w:tcW w:w="1728" w:type="dxa"/>
+            <w:tcMar/>
           </w:tcPr>
           <w:p wp14:textId="77777777">
             <w:r>
@@ -5711,6 +5803,7 @@
         <w:tc>
           <w:tcPr>
             <w:tcW w:w="720" w:type="dxa"/>
+            <w:tcMar/>
           </w:tcPr>
           <w:p wp14:textId="77777777">
             <w:r>
@@ -5724,6 +5817,7 @@
         <w:tc>
           <w:tcPr>
             <w:tcW w:w="864" w:type="dxa"/>
+            <w:tcMar/>
           </w:tcPr>
           <w:p wp14:textId="77777777">
             <w:r>
@@ -5739,6 +5833,7 @@
         <w:tc>
           <w:tcPr>
             <w:tcW w:w="576" w:type="dxa"/>
+            <w:tcMar/>
           </w:tcPr>
           <w:p wp14:textId="77777777">
             <w:r>
@@ -5752,6 +5847,7 @@
         <w:tc>
           <w:tcPr>
             <w:tcW w:w="2880" w:type="dxa"/>
+            <w:tcMar/>
           </w:tcPr>
           <w:p wp14:textId="77777777">
             <w:r>
@@ -5765,6 +5861,7 @@
         <w:tc>
           <w:tcPr>
             <w:tcW w:w="2448" w:type="dxa"/>
+            <w:tcMar/>
           </w:tcPr>
           <w:p wp14:textId="77777777">
             <w:r>
@@ -5778,6 +5875,7 @@
         <w:tc>
           <w:tcPr>
             <w:tcW w:w="1728" w:type="dxa"/>
+            <w:tcMar/>
           </w:tcPr>
           <w:p wp14:textId="77777777">
             <w:r>
@@ -5791,6 +5889,7 @@
         <w:tc>
           <w:tcPr>
             <w:tcW w:w="720" w:type="dxa"/>
+            <w:tcMar/>
           </w:tcPr>
           <w:p wp14:textId="77777777">
             <w:r>
@@ -5804,6 +5903,7 @@
         <w:tc>
           <w:tcPr>
             <w:tcW w:w="864" w:type="dxa"/>
+            <w:tcMar/>
           </w:tcPr>
           <w:p wp14:textId="77777777">
             <w:r>
@@ -9053,7 +9153,8 @@
         <w:tc>
           <w:tcPr>
             <w:tcW w:w="1152" w:type="dxa"/>
-            <w:shd w:val="clear" w:fill="0B3D2E"/>
+            <w:shd w:val="clear" w:color="auto" w:fill="0B3D2E"/>
+            <w:tcMar/>
           </w:tcPr>
           <w:p wp14:textId="77777777">
             <w:r>
@@ -9069,7 +9170,8 @@
         <w:tc>
           <w:tcPr>
             <w:tcW w:w="1440" w:type="dxa"/>
-            <w:shd w:val="clear" w:fill="0B3D2E"/>
+            <w:shd w:val="clear" w:color="auto" w:fill="0B3D2E"/>
+            <w:tcMar/>
           </w:tcPr>
           <w:p wp14:textId="77777777">
             <w:r>
@@ -9085,7 +9187,8 @@
         <w:tc>
           <w:tcPr>
             <w:tcW w:w="3168" w:type="dxa"/>
-            <w:shd w:val="clear" w:fill="0B3D2E"/>
+            <w:shd w:val="clear" w:color="auto" w:fill="0B3D2E"/>
+            <w:tcMar/>
           </w:tcPr>
           <w:p wp14:textId="77777777">
             <w:r>
@@ -9101,7 +9204,8 @@
         <w:tc>
           <w:tcPr>
             <w:tcW w:w="3600" w:type="dxa"/>
-            <w:shd w:val="clear" w:fill="0B3D2E"/>
+            <w:shd w:val="clear" w:color="auto" w:fill="0B3D2E"/>
+            <w:tcMar/>
           </w:tcPr>
           <w:p wp14:textId="77777777">
             <w:r>
@@ -9119,6 +9223,7 @@
         <w:tc>
           <w:tcPr>
             <w:tcW w:w="1152" w:type="dxa"/>
+            <w:tcMar/>
           </w:tcPr>
           <w:p wp14:textId="77777777">
             <w:r>
@@ -9132,19 +9237,25 @@
         <w:tc>
           <w:tcPr>
             <w:tcW w:w="1440" w:type="dxa"/>
-          </w:tcPr>
-          <w:p wp14:textId="77777777">
-            <w:r>
-              <w:rPr>
-                <w:sz w:val="19"/>
-              </w:rPr>
-              <w:t>25 minutes</w:t>
+            <w:tcMar/>
+          </w:tcPr>
+          <w:p>
+            <w:pPr>
+              <w:pStyle w:val="Normal"/>
+            </w:pPr>
+            <w:r>
+              <w:rPr>
+                <w:sz w:val="19"/>
+                <w:szCs w:val="19"/>
+              </w:rPr>
+              <w:t>35 minutes</w:t>
             </w:r>
           </w:p>
         </w:tc>
         <w:tc>
           <w:tcPr>
             <w:tcW w:w="3168" w:type="dxa"/>
+            <w:tcMar/>
           </w:tcPr>
           <w:p wp14:textId="77777777">
             <w:r>
@@ -9158,6 +9269,7 @@
         <w:tc>
           <w:tcPr>
             <w:tcW w:w="3600" w:type="dxa"/>
+            <w:tcMar/>
           </w:tcPr>
           <w:p wp14:textId="77777777">
             <w:r>
@@ -9210,17 +9322,20 @@
       </w:r>
       <w:bookmarkEnd w:id="1680692436"/>
     </w:p>
-    <w:p xmlns:wp14="http://schemas.microsoft.com/office/word/2010/wordml" wp14:textId="77777777">
-      <w:pPr>
-        <w:spacing w:after="120"/>
+    <w:p>
+      <w:pPr>
+        <w:pStyle w:val="Normal"/>
       </w:pPr>
       <w:r>
         <w:rPr>
           <w:b w:val="0"/>
+          <w:bCs w:val="0"/>
           <w:i w:val="0"/>
+          <w:iCs w:val="0"/>
           <w:sz w:val="21"/>
+          <w:szCs w:val="21"/>
         </w:rPr>
-        <w:t>A cluster of high-priority billing complaints has hit Contoso Financial. You must communicate crisply to very different audiences - the support team, affected business owners, and executives - without leaking customer data or overcommitting.</w:t>
+        <w:t>A cluster of high-priority billing complaints has hit Contoso Financial. You must communicate crisply to very different audiences - the support team, affected business owners, and executives - without leaking customer data or overcommitting. The same Outlook habits carry into an ordinary day, so this lab also covers the daily rhythm: triaging what arrived overnight, tracking the replies you still owe, and checking tone, commitments, and privacy before anything is sent.</w:t>
       </w:r>
     </w:p>
     <w:p xmlns:wp14="http://schemas.microsoft.com/office/word/2010/wordml" wp14:textId="77777777">
@@ -9270,12 +9385,27 @@
     <w:p xmlns:wp14="http://schemas.microsoft.com/office/word/2010/wordml" wp14:textId="77777777">
       <w:pPr>
         <w:pStyle w:val="ListBullet"/>
+        <w:rPr/>
       </w:pPr>
       <w:r>
         <w:rPr>
           <w:sz w:val="21"/>
+          <w:szCs w:val="21"/>
         </w:rPr>
         <w:t>Validate tone, commitments, and privacy before sending.</w:t>
+      </w:r>
+    </w:p>
+    <w:p>
+      <w:pPr>
+        <w:pStyle w:val="ListBullet"/>
+        <w:rPr/>
+      </w:pPr>
+      <w:r>
+        <w:rPr>
+          <w:sz w:val="21"/>
+          <w:szCs w:val="21"/>
+        </w:rPr>
+        <w:t>Run a daily inbox triage and follow-up prompt in Outlook, so the same summarising, drafting, and validation habits apply on an ordinary day and not only during an escalation.</w:t>
       </w:r>
     </w:p>
     <w:p xmlns:wp14="http://schemas.microsoft.com/office/word/2010/wordml" wp14:textId="77777777">
@@ -9505,12 +9635,251 @@
         <w:spacing w:after="40"/>
       </w:pPr>
     </w:p>
-    <w:p xmlns:wp14="http://schemas.microsoft.com/office/word/2010/wordml" wp14:textId="77777777">
+    <w:p>
       <w:pPr>
         <w:pStyle w:val="Heading3"/>
       </w:pPr>
       <w:r>
-        <w:t>Exercise 3 - Follow-up action tracker</w:t>
+        <w:rPr/>
+        <w:t>Exercise 3 - Daily inbox triage</w:t>
+      </w:r>
+    </w:p>
+    <w:p>
+      <w:pPr>
+        <w:pStyle w:val="Normal"/>
+      </w:pPr>
+      <w:r>
+        <w:rPr>
+          <w:sz w:val="22"/>
+          <w:szCs w:val="22"/>
+        </w:rPr>
+        <w:t xml:space="preserve">☐  </w:t>
+      </w:r>
+      <w:r>
+        <w:rPr>
+          <w:sz w:val="21"/>
+          <w:szCs w:val="21"/>
+        </w:rPr>
+        <w:t>Escalations are occasional; the inbox is daily. Run this prompt in Copilot in Outlook at the start of a working day against your own mock mailbox.</w:t>
+      </w:r>
+    </w:p>
+    <w:tbl>
+      <w:tblPr>
+        <w:tblStyle w:val="TableGrid"/>
+        <w:tblW w:w="0" w:type="auto"/>
+        <w:tblLook w:val="04A0" w:firstRow="1" w:lastRow="0" w:firstColumn="1" w:lastColumn="0" w:noHBand="0" w:noVBand="1"/>
+      </w:tblPr>
+      <w:tblGrid>
+        <w:gridCol w:w="8640"/>
+      </w:tblGrid>
+      <w:tr>
+        <w:tc>
+          <w:tcPr>
+            <w:tcW w:w="8640" w:type="dxa"/>
+            <w:shd w:val="clear" w:color="auto" w:fill="F1F5F4"/>
+            <w:tcMar/>
+          </w:tcPr>
+          <w:p>
+            <w:pPr>
+              <w:pStyle w:val="Normal"/>
+            </w:pPr>
+            <w:r>
+              <w:rPr>
+                <w:rFonts w:ascii="Consolas" w:hAnsi="Consolas" w:eastAsia="Consolas" w:cs="Consolas"/>
+                <w:color w:val="334155"/>
+                <w:sz w:val="19"/>
+                <w:szCs w:val="19"/>
+              </w:rPr>
+              <w:t>Summarise the mail I received in the last twenty-four hours. Group it as:</w:t>
+            </w:r>
+          </w:p>
+          <w:p>
+            <w:pPr>
+              <w:pStyle w:val="Normal"/>
+            </w:pPr>
+            <w:r>
+              <w:rPr>
+                <w:rFonts w:ascii="Consolas" w:hAnsi="Consolas" w:eastAsia="Consolas" w:cs="Consolas"/>
+                <w:color w:val="334155"/>
+                <w:sz w:val="19"/>
+                <w:szCs w:val="19"/>
+              </w:rPr>
+              <w:t>- needs a reply from me today</w:t>
+            </w:r>
+          </w:p>
+          <w:p>
+            <w:pPr>
+              <w:pStyle w:val="Normal"/>
+            </w:pPr>
+            <w:r>
+              <w:rPr>
+                <w:rFonts w:ascii="Consolas" w:hAnsi="Consolas" w:eastAsia="Consolas" w:cs="Consolas"/>
+                <w:color w:val="334155"/>
+                <w:sz w:val="19"/>
+                <w:szCs w:val="19"/>
+              </w:rPr>
+              <w:t>- needs a reply this week</w:t>
+            </w:r>
+          </w:p>
+          <w:p>
+            <w:pPr>
+              <w:pStyle w:val="Normal"/>
+            </w:pPr>
+            <w:r>
+              <w:rPr>
+                <w:rFonts w:ascii="Consolas" w:hAnsi="Consolas" w:eastAsia="Consolas" w:cs="Consolas"/>
+                <w:color w:val="334155"/>
+                <w:sz w:val="19"/>
+                <w:szCs w:val="19"/>
+              </w:rPr>
+              <w:t>- waiting on someone else</w:t>
+            </w:r>
+          </w:p>
+          <w:p>
+            <w:pPr>
+              <w:pStyle w:val="Normal"/>
+            </w:pPr>
+            <w:r>
+              <w:rPr>
+                <w:rFonts w:ascii="Consolas" w:hAnsi="Consolas" w:eastAsia="Consolas" w:cs="Consolas"/>
+                <w:color w:val="334155"/>
+                <w:sz w:val="19"/>
+                <w:szCs w:val="19"/>
+              </w:rPr>
+              <w:t>- read only</w:t>
+            </w:r>
+          </w:p>
+          <w:p>
+            <w:pPr>
+              <w:pStyle w:val="Normal"/>
+            </w:pPr>
+            <w:r>
+              <w:rPr>
+                <w:rFonts w:ascii="Consolas" w:hAnsi="Consolas" w:eastAsia="Consolas" w:cs="Consolas"/>
+                <w:color w:val="334155"/>
+                <w:sz w:val="19"/>
+                <w:szCs w:val="19"/>
+              </w:rPr>
+              <w:t>For each item give the sender, the ask in one line, and a suggested next</w:t>
+            </w:r>
+          </w:p>
+          <w:p>
+            <w:pPr>
+              <w:pStyle w:val="Normal"/>
+            </w:pPr>
+            <w:r>
+              <w:rPr>
+                <w:rFonts w:ascii="Consolas" w:hAnsi="Consolas" w:eastAsia="Consolas" w:cs="Consolas"/>
+                <w:color w:val="334155"/>
+                <w:sz w:val="19"/>
+                <w:szCs w:val="19"/>
+              </w:rPr>
+              <w:t>step. List separately every commitment or deadline I have made, and flag</w:t>
+            </w:r>
+          </w:p>
+          <w:p>
+            <w:pPr>
+              <w:pStyle w:val="Normal"/>
+            </w:pPr>
+            <w:r>
+              <w:rPr>
+                <w:rFonts w:ascii="Consolas" w:hAnsi="Consolas" w:eastAsia="Consolas" w:cs="Consolas"/>
+                <w:color w:val="334155"/>
+                <w:sz w:val="19"/>
+                <w:szCs w:val="19"/>
+              </w:rPr>
+              <w:t>anything that reads like an escalation.</w:t>
+            </w:r>
+          </w:p>
+          <w:p>
+            <w:pPr>
+              <w:pStyle w:val="Normal"/>
+            </w:pPr>
+            <w:r>
+              <w:rPr>
+                <w:rFonts w:ascii="Consolas" w:hAnsi="Consolas" w:eastAsia="Consolas" w:cs="Consolas"/>
+                <w:color w:val="334155"/>
+                <w:sz w:val="19"/>
+                <w:szCs w:val="19"/>
+              </w:rPr>
+              <w:t>Use only messages from the last twenty-four hours, and do not quote customer</w:t>
+            </w:r>
+          </w:p>
+          <w:p>
+            <w:pPr>
+              <w:pStyle w:val="Normal"/>
+            </w:pPr>
+            <w:r>
+              <w:rPr>
+                <w:rFonts w:ascii="Consolas" w:hAnsi="Consolas" w:eastAsia="Consolas" w:cs="Consolas"/>
+                <w:color w:val="334155"/>
+                <w:sz w:val="19"/>
+                <w:szCs w:val="19"/>
+              </w:rPr>
+              <w:t>personal or payment data in the summary.</w:t>
+            </w:r>
+          </w:p>
+        </w:tc>
+      </w:tr>
+    </w:tbl>
+    <w:p>
+      <w:pPr>
+        <w:pStyle w:val="Normal"/>
+      </w:pPr>
+    </w:p>
+    <w:tbl>
+      <w:tblPr>
+        <w:tblStyle w:val="TableGrid"/>
+        <w:tblW w:w="0" w:type="auto"/>
+        <w:tblLook w:val="04A0" w:firstRow="1" w:lastRow="0" w:firstColumn="1" w:lastColumn="0" w:noHBand="0" w:noVBand="1"/>
+      </w:tblPr>
+      <w:tblGrid>
+        <w:gridCol w:w="8640"/>
+      </w:tblGrid>
+      <w:tr>
+        <w:tc>
+          <w:tcPr>
+            <w:tcW w:w="8640" w:type="dxa"/>
+            <w:shd w:val="clear" w:color="auto" w:fill="FBEEE6"/>
+            <w:tcMar/>
+          </w:tcPr>
+          <w:p>
+            <w:pPr>
+              <w:pStyle w:val="Normal"/>
+            </w:pPr>
+            <w:r>
+              <w:rPr>
+                <w:b w:val="1"/>
+                <w:bCs w:val="1"/>
+                <w:color w:val="9A3412"/>
+                <w:sz w:val="21"/>
+                <w:szCs w:val="21"/>
+              </w:rPr>
+              <w:t xml:space="preserve">Validation: </w:t>
+            </w:r>
+            <w:r>
+              <w:rPr>
+                <w:sz w:val="21"/>
+                <w:szCs w:val="21"/>
+              </w:rPr>
+              <w:t>This prompt reads your live mailbox, so check the triage before you act on it. Open two or three messages from each group and confirm the sender, the ask, and the suggested next step match what the mail actually says. Verify that every commitment and deadline listed is one you really made, and that nothing older than twenty-four hours has been pulled in. Confirm no customer personal or payment data appears in the summary, and delete or re-run the output if it does. Copilot may miss a message it could not access, so treat the triage as a starting point rather than a complete inbox.</w:t>
+            </w:r>
+          </w:p>
+        </w:tc>
+      </w:tr>
+    </w:tbl>
+    <w:p>
+      <w:pPr>
+        <w:pStyle w:val="Normal"/>
+      </w:pPr>
+    </w:p>
+    <w:p>
+      <w:pPr>
+        <w:pStyle w:val="Heading3"/>
+      </w:pPr>
+      <w:r>
+        <w:rPr/>
+        <w:t>Exercise 4 - Follow-up action tracker</w:t>
       </w:r>
     </w:p>
     <w:tbl>
@@ -17994,7 +18363,7 @@
           <w:sz w:val="21"/>
           <w:szCs w:val="21"/>
         </w:rPr>
-        <w:t>Week 1 - Each participant picks one recurring task from their own role and rewrites it as a prompt using the scaffold in Appendix A.</w:t>
+        <w:t>Week 1 - Each participant picks one recurring task from their own role and rewrites it as a prompt using the scaffold in Appendix A, and runs the daily Outlook triage prompt from Lab 04 every morning so at least one Copilot habit is practised each working day rather than once in the week.</w:t>
       </w:r>
     </w:p>
     <w:p>
@@ -31580,7 +31949,7 @@
     <w:basedOn w:val="Normal"/>
     <w:next w:val="Normal"/>
     <w:unhideWhenUsed/>
-    <w:rsid w:val="3124A752"/>
+    <w:rsid w:val="33BB61B9"/>
     <w:pPr>
       <w:spacing w:after="100"/>
     </w:pPr>
@@ -31591,7 +31960,7 @@
     <w:basedOn w:val="Normal"/>
     <w:next w:val="Normal"/>
     <w:unhideWhenUsed/>
-    <w:rsid w:val="3124A752"/>
+    <w:rsid w:val="33BB61B9"/>
     <w:pPr>
       <w:spacing w:after="100"/>
       <w:ind w:left="220"/>
